--- a/.docu/Validació de les dades/Validació de les dades.docx
+++ b/.docu/Validació de les dades/Validació de les dades.docx
@@ -93,6 +93,22 @@
           <w:rFonts w:ascii="Arial" w:hAnsi="Arial" w:cs="Arial"/>
           <w:lang w:val="ca-ES"/>
         </w:rPr>
+        <w:t xml:space="preserve">, </w:t>
+      </w:r>
+      <w:proofErr w:type="spellStart"/>
+      <w:r>
+        <w:rPr>
+          <w:rFonts w:ascii="Arial" w:hAnsi="Arial" w:cs="Arial"/>
+          <w:lang w:val="ca-ES"/>
+        </w:rPr>
+        <w:t>transfers</w:t>
+      </w:r>
+      <w:proofErr w:type="spellEnd"/>
+      <w:r>
+        <w:rPr>
+          <w:rFonts w:ascii="Arial" w:hAnsi="Arial" w:cs="Arial"/>
+          <w:lang w:val="ca-ES"/>
+        </w:rPr>
         <w:t xml:space="preserve"> i </w:t>
       </w:r>
       <w:proofErr w:type="spellStart"/>
@@ -246,21 +262,12 @@
           <w:lang w:val="ca-ES"/>
         </w:rPr>
       </w:pPr>
-      <w:proofErr w:type="spellStart"/>
-      <w:r>
-        <w:rPr>
-          <w:rFonts w:ascii="Arial" w:hAnsi="Arial" w:cs="Arial"/>
-          <w:lang w:val="ca-ES"/>
-        </w:rPr>
-        <w:t>Transfers</w:t>
-      </w:r>
-      <w:proofErr w:type="spellEnd"/>
-      <w:r>
-        <w:rPr>
-          <w:rFonts w:ascii="Arial" w:hAnsi="Arial" w:cs="Arial"/>
-          <w:lang w:val="ca-ES"/>
-        </w:rPr>
-        <w:t xml:space="preserve"> inclòs a </w:t>
+      <w:r>
+        <w:rPr>
+          <w:rFonts w:ascii="Arial" w:hAnsi="Arial" w:cs="Arial"/>
+          <w:lang w:val="ca-ES"/>
+        </w:rPr>
+        <w:t xml:space="preserve">Els </w:t>
       </w:r>
       <w:proofErr w:type="spellStart"/>
       <w:r>
@@ -276,6 +283,61 @@
           <w:rFonts w:ascii="Arial" w:hAnsi="Arial" w:cs="Arial"/>
           <w:lang w:val="ca-ES"/>
         </w:rPr>
+        <w:t xml:space="preserve"> que van d’andana a andana és el mateix conjunt que el de </w:t>
+      </w:r>
+      <w:proofErr w:type="spellStart"/>
+      <w:r>
+        <w:rPr>
+          <w:rFonts w:ascii="Arial" w:hAnsi="Arial" w:cs="Arial"/>
+          <w:lang w:val="ca-ES"/>
+        </w:rPr>
+        <w:t>transfers</w:t>
+      </w:r>
+      <w:proofErr w:type="spellEnd"/>
+      <w:r>
+        <w:rPr>
+          <w:rFonts w:ascii="Arial" w:hAnsi="Arial" w:cs="Arial"/>
+          <w:lang w:val="ca-ES"/>
+        </w:rPr>
+        <w:t xml:space="preserve">. És a dir, </w:t>
+      </w:r>
+      <w:proofErr w:type="spellStart"/>
+      <w:r>
+        <w:rPr>
+          <w:rFonts w:ascii="Arial" w:hAnsi="Arial" w:cs="Arial"/>
+          <w:lang w:val="ca-ES"/>
+        </w:rPr>
+        <w:t>pathways</w:t>
+      </w:r>
+      <w:proofErr w:type="spellEnd"/>
+      <w:r>
+        <w:rPr>
+          <w:rFonts w:ascii="Arial" w:hAnsi="Arial" w:cs="Arial"/>
+          <w:lang w:val="ca-ES"/>
+        </w:rPr>
+        <w:t xml:space="preserve"> inclou </w:t>
+      </w:r>
+      <w:proofErr w:type="spellStart"/>
+      <w:r>
+        <w:rPr>
+          <w:rFonts w:ascii="Arial" w:hAnsi="Arial" w:cs="Arial"/>
+          <w:lang w:val="ca-ES"/>
+        </w:rPr>
+        <w:t>transfers</w:t>
+      </w:r>
+      <w:proofErr w:type="spellEnd"/>
+      <w:r>
+        <w:rPr>
+          <w:rFonts w:ascii="Arial" w:hAnsi="Arial" w:cs="Arial"/>
+          <w:lang w:val="ca-ES"/>
+        </w:rPr>
+        <w:t xml:space="preserve"> i els camins d’una entrada a una andana o a al revés.</w:t>
+      </w:r>
+      <w:r>
+        <w:rPr>
+          <w:rFonts w:ascii="Arial" w:hAnsi="Arial" w:cs="Arial"/>
+          <w:lang w:val="ca-ES"/>
+        </w:rPr>
         <w:t xml:space="preserve"> </w:t>
       </w:r>
     </w:p>
@@ -868,6 +930,7 @@
           <w:rFonts w:ascii="Arial" w:hAnsi="Arial" w:cs="Arial"/>
           <w:lang w:val="ca-ES"/>
         </w:rPr>
+        <w:lastRenderedPageBreak/>
         <w:t>consecutiv</w:t>
       </w:r>
       <w:r>
@@ -917,340 +980,402 @@
           <w:rFonts w:ascii="Arial" w:hAnsi="Arial" w:cs="Arial"/>
           <w:lang w:val="ca-ES"/>
         </w:rPr>
+        <w:t>Es torna a comprovar per ‘stop_times_sequence.txt’ seguint la regla que dues parades són consecutives si el ‘</w:t>
+      </w:r>
+      <w:proofErr w:type="spellStart"/>
+      <w:r>
+        <w:rPr>
+          <w:rFonts w:ascii="Arial" w:hAnsi="Arial" w:cs="Arial"/>
+          <w:lang w:val="ca-ES"/>
+        </w:rPr>
+        <w:t>stop_sequence</w:t>
+      </w:r>
+      <w:proofErr w:type="spellEnd"/>
+      <w:r>
+        <w:rPr>
+          <w:rFonts w:ascii="Arial" w:hAnsi="Arial" w:cs="Arial"/>
+          <w:lang w:val="ca-ES"/>
+        </w:rPr>
+        <w:t>’ ho és, i el problema s’ha solucionat.</w:t>
+      </w:r>
+    </w:p>
+    <w:p>
+      <w:pPr>
+        <w:numPr>
+          <w:ilvl w:val="1"/>
+          <w:numId w:val="1"/>
+        </w:numPr>
+        <w:rPr>
+          <w:rFonts w:ascii="Arial" w:hAnsi="Arial" w:cs="Arial"/>
+          <w:lang w:val="ca-ES"/>
+        </w:rPr>
+      </w:pPr>
+      <w:r>
+        <w:rPr>
+          <w:rFonts w:ascii="Arial" w:hAnsi="Arial" w:cs="Arial"/>
+          <w:lang w:val="ca-ES"/>
+        </w:rPr>
+        <w:t xml:space="preserve">Casos on el temps d’arribada i de sortida de </w:t>
+      </w:r>
+      <w:r>
+        <w:rPr>
+          <w:rFonts w:ascii="Arial" w:hAnsi="Arial" w:cs="Arial"/>
+          <w:lang w:val="ca-ES"/>
+        </w:rPr>
+        <w:t>l’andana</w:t>
+      </w:r>
+      <w:r>
+        <w:rPr>
+          <w:rFonts w:ascii="Arial" w:hAnsi="Arial" w:cs="Arial"/>
+          <w:lang w:val="ca-ES"/>
+        </w:rPr>
+        <w:t xml:space="preserve"> són els mateixos</w:t>
+      </w:r>
+    </w:p>
+    <w:p>
+      <w:pPr>
+        <w:numPr>
+          <w:ilvl w:val="2"/>
+          <w:numId w:val="1"/>
+        </w:numPr>
+        <w:rPr>
+          <w:rFonts w:ascii="Arial" w:hAnsi="Arial" w:cs="Arial"/>
+          <w:lang w:val="ca-ES"/>
+        </w:rPr>
+      </w:pPr>
+      <w:r>
+        <w:rPr>
+          <w:rFonts w:ascii="Arial" w:hAnsi="Arial" w:cs="Arial"/>
+          <w:lang w:val="ca-ES"/>
+        </w:rPr>
+        <w:t xml:space="preserve">A quines parades succeeix això?  </w:t>
+      </w:r>
+    </w:p>
+    <w:p>
+      <w:pPr>
+        <w:numPr>
+          <w:ilvl w:val="3"/>
+          <w:numId w:val="1"/>
+        </w:numPr>
+        <w:rPr>
+          <w:rFonts w:ascii="Arial" w:hAnsi="Arial" w:cs="Arial"/>
+          <w:lang w:val="ca-ES"/>
+        </w:rPr>
+      </w:pPr>
+      <w:r>
+        <w:rPr>
+          <w:rFonts w:ascii="Arial" w:hAnsi="Arial" w:cs="Arial"/>
+          <w:lang w:val="ca-ES"/>
+        </w:rPr>
+        <w:t xml:space="preserve">Només passa a parades en les que aquell </w:t>
+      </w:r>
+      <w:proofErr w:type="spellStart"/>
+      <w:r>
+        <w:rPr>
+          <w:rFonts w:ascii="Arial" w:hAnsi="Arial" w:cs="Arial"/>
+          <w:lang w:val="ca-ES"/>
+        </w:rPr>
+        <w:t>trip</w:t>
+      </w:r>
+      <w:proofErr w:type="spellEnd"/>
+      <w:r>
+        <w:rPr>
+          <w:rFonts w:ascii="Arial" w:hAnsi="Arial" w:cs="Arial"/>
+          <w:lang w:val="ca-ES"/>
+        </w:rPr>
+        <w:t xml:space="preserve"> del metro ha començat o acabat en elles. </w:t>
+      </w:r>
+    </w:p>
+    <w:p>
+      <w:pPr>
+        <w:numPr>
+          <w:ilvl w:val="3"/>
+          <w:numId w:val="1"/>
+        </w:numPr>
+        <w:rPr>
+          <w:rFonts w:ascii="Arial" w:hAnsi="Arial" w:cs="Arial"/>
+          <w:lang w:val="ca-ES"/>
+        </w:rPr>
+      </w:pPr>
+      <w:r>
+        <w:rPr>
+          <w:rFonts w:ascii="Arial" w:hAnsi="Arial" w:cs="Arial"/>
+          <w:lang w:val="ca-ES"/>
+        </w:rPr>
+        <w:t xml:space="preserve">És a dir, no tots els metros acaben i comencen als inicis i finals de cada línia. Hi ha metros que s’incorporen a un tram més avançat o acaben abans (assumeixo que això es per assegurar la cobertura de tota la línia en hores d’obertura i de tancament). </w:t>
+      </w:r>
+    </w:p>
+    <w:p>
+      <w:pPr>
+        <w:numPr>
+          <w:ilvl w:val="3"/>
+          <w:numId w:val="1"/>
+        </w:numPr>
+        <w:rPr>
+          <w:rFonts w:ascii="Arial" w:hAnsi="Arial" w:cs="Arial"/>
+          <w:lang w:val="ca-ES"/>
+        </w:rPr>
+      </w:pPr>
+      <w:r>
+        <w:rPr>
+          <w:rFonts w:ascii="Arial" w:hAnsi="Arial" w:cs="Arial"/>
+          <w:lang w:val="ca-ES"/>
+        </w:rPr>
+        <w:t xml:space="preserve">En el cas de les parades límit de les línies aquest </w:t>
+      </w:r>
+      <w:r>
+        <w:rPr>
+          <w:rFonts w:ascii="Arial" w:hAnsi="Arial" w:cs="Arial"/>
+          <w:lang w:val="ca-ES"/>
+        </w:rPr>
+        <w:t>fenomen</w:t>
+      </w:r>
+      <w:r>
+        <w:rPr>
+          <w:rFonts w:ascii="Arial" w:hAnsi="Arial" w:cs="Arial"/>
+          <w:lang w:val="ca-ES"/>
+        </w:rPr>
+        <w:t xml:space="preserve"> sempre succeeix mentre que a les parades d’entremig només quan </w:t>
+      </w:r>
+      <w:r>
+        <w:rPr>
+          <w:rFonts w:ascii="Arial" w:hAnsi="Arial" w:cs="Arial"/>
+          <w:lang w:val="ca-ES"/>
+        </w:rPr>
+        <w:t xml:space="preserve">un viatge de metro s’ha </w:t>
+      </w:r>
+      <w:r>
+        <w:rPr>
+          <w:rFonts w:ascii="Arial" w:hAnsi="Arial" w:cs="Arial"/>
+          <w:lang w:val="ca-ES"/>
+        </w:rPr>
+        <w:t>acabat</w:t>
+      </w:r>
+      <w:r>
+        <w:rPr>
+          <w:rFonts w:ascii="Arial" w:hAnsi="Arial" w:cs="Arial"/>
+          <w:lang w:val="ca-ES"/>
+        </w:rPr>
+        <w:t xml:space="preserve"> o començat des</w:t>
+      </w:r>
+      <w:r>
+        <w:rPr>
+          <w:rFonts w:ascii="Arial" w:hAnsi="Arial" w:cs="Arial"/>
+          <w:lang w:val="ca-ES"/>
+        </w:rPr>
+        <w:t xml:space="preserve"> o a</w:t>
+      </w:r>
+      <w:r>
+        <w:rPr>
+          <w:rFonts w:ascii="Arial" w:hAnsi="Arial" w:cs="Arial"/>
+          <w:lang w:val="ca-ES"/>
+        </w:rPr>
+        <w:t xml:space="preserve"> d’elles.</w:t>
+      </w:r>
+    </w:p>
+    <w:p>
+      <w:pPr>
+        <w:numPr>
+          <w:ilvl w:val="2"/>
+          <w:numId w:val="1"/>
+        </w:numPr>
+        <w:rPr>
+          <w:rFonts w:ascii="Arial" w:hAnsi="Arial" w:cs="Arial"/>
+          <w:lang w:val="ca-ES"/>
+        </w:rPr>
+      </w:pPr>
+      <w:r>
+        <w:rPr>
+          <w:rFonts w:ascii="Arial" w:hAnsi="Arial" w:cs="Arial"/>
+          <w:lang w:val="ca-ES"/>
+        </w:rPr>
+        <w:t>Càlcul del temps mitjà d’obertura i tancament de portes a les parades que no són límits oficials duna línia (tenint en compte només els viatges en els què no han sigut parades límit)</w:t>
+      </w:r>
+    </w:p>
+    <w:p>
+      <w:pPr>
+        <w:numPr>
+          <w:ilvl w:val="2"/>
+          <w:numId w:val="1"/>
+        </w:numPr>
+        <w:rPr>
+          <w:rFonts w:ascii="Arial" w:hAnsi="Arial" w:cs="Arial"/>
+          <w:lang w:val="ca-ES"/>
+        </w:rPr>
+      </w:pPr>
+      <w:r>
+        <w:rPr>
+          <w:rFonts w:ascii="Arial" w:hAnsi="Arial" w:cs="Arial"/>
+          <w:lang w:val="ca-ES"/>
+        </w:rPr>
+        <w:t>Càlcul de la mitjana del temps d’obertura i tancament de portes de cada línia</w:t>
+      </w:r>
+    </w:p>
+    <w:p>
+      <w:pPr>
+        <w:numPr>
+          <w:ilvl w:val="2"/>
+          <w:numId w:val="1"/>
+        </w:numPr>
+        <w:rPr>
+          <w:rFonts w:ascii="Arial" w:hAnsi="Arial" w:cs="Arial"/>
+          <w:lang w:val="ca-ES"/>
+        </w:rPr>
+      </w:pPr>
+      <w:r>
+        <w:rPr>
+          <w:rFonts w:ascii="Arial" w:hAnsi="Arial" w:cs="Arial"/>
+          <w:lang w:val="ca-ES"/>
+        </w:rPr>
+        <w:t>Generació de ‘doors.txt’ indicant el temps que s’ha de modificar a cada andana (els temps són diferents segons la línia):</w:t>
+      </w:r>
+    </w:p>
+    <w:p>
+      <w:pPr>
+        <w:numPr>
+          <w:ilvl w:val="3"/>
+          <w:numId w:val="1"/>
+        </w:numPr>
+        <w:rPr>
+          <w:rFonts w:ascii="Arial" w:hAnsi="Arial" w:cs="Arial"/>
+          <w:lang w:val="ca-ES"/>
+        </w:rPr>
+      </w:pPr>
+      <w:r>
+        <w:rPr>
+          <w:rFonts w:ascii="Arial" w:hAnsi="Arial" w:cs="Arial"/>
+          <w:lang w:val="ca-ES"/>
+        </w:rPr>
+        <w:t>A les parades interm</w:t>
+      </w:r>
+      <w:r>
+        <w:rPr>
+          <w:rFonts w:ascii="Arial" w:hAnsi="Arial" w:cs="Arial"/>
+          <w:lang w:val="ca-ES"/>
+        </w:rPr>
+        <w:t>èdi</w:t>
+      </w:r>
+      <w:r>
+        <w:rPr>
+          <w:rFonts w:ascii="Arial" w:hAnsi="Arial" w:cs="Arial"/>
+          <w:lang w:val="ca-ES"/>
+        </w:rPr>
+        <w:t>es la mitjana del temps d’obertura i tancament de portes als viatges que no són parades límits</w:t>
+      </w:r>
+    </w:p>
+    <w:p>
+      <w:pPr>
+        <w:numPr>
+          <w:ilvl w:val="3"/>
+          <w:numId w:val="1"/>
+        </w:numPr>
+        <w:rPr>
+          <w:rFonts w:ascii="Arial" w:hAnsi="Arial" w:cs="Arial"/>
+          <w:lang w:val="ca-ES"/>
+        </w:rPr>
+      </w:pPr>
+      <w:r>
+        <w:rPr>
+          <w:rFonts w:ascii="Arial" w:hAnsi="Arial" w:cs="Arial"/>
+          <w:lang w:val="ca-ES"/>
+        </w:rPr>
+        <w:t>A les parades límit la mitjana del temps d’obertura i tancament de portes de la seva línia (tenint en compte només el temps</w:t>
+      </w:r>
+      <w:r>
+        <w:rPr>
+          <w:rFonts w:ascii="Arial" w:hAnsi="Arial" w:cs="Arial"/>
+          <w:lang w:val="ca-ES"/>
+        </w:rPr>
+        <w:t xml:space="preserve"> dels viatges</w:t>
+      </w:r>
+      <w:r>
+        <w:rPr>
+          <w:rFonts w:ascii="Arial" w:hAnsi="Arial" w:cs="Arial"/>
+          <w:lang w:val="ca-ES"/>
+        </w:rPr>
+        <w:t xml:space="preserve"> a les parades en les què no es comença ni s’acaba el viatge)</w:t>
+      </w:r>
+    </w:p>
+    <w:p>
+      <w:pPr>
+        <w:numPr>
+          <w:ilvl w:val="3"/>
+          <w:numId w:val="1"/>
+        </w:numPr>
+        <w:rPr>
+          <w:rFonts w:ascii="Arial" w:hAnsi="Arial" w:cs="Arial"/>
+          <w:lang w:val="ca-ES"/>
+        </w:rPr>
+      </w:pPr>
+      <w:r>
+        <w:rPr>
+          <w:rFonts w:ascii="Arial" w:hAnsi="Arial" w:cs="Arial"/>
+          <w:lang w:val="ca-ES"/>
+        </w:rPr>
+        <w:t>A la línia del funicular la mitjana de totes les línies (al només tenir dues parades, les dues són límit i no podem fer una mitjana del temps de cap mostra)</w:t>
+      </w:r>
+    </w:p>
+    <w:p>
+      <w:pPr>
+        <w:ind w:left="2160"/>
+        <w:rPr>
+          <w:rFonts w:ascii="Arial" w:hAnsi="Arial" w:cs="Arial"/>
+          <w:lang w:val="ca-ES"/>
+        </w:rPr>
+      </w:pPr>
+      <w:r>
+        <w:rPr>
+          <w:rFonts w:ascii="Arial" w:hAnsi="Arial" w:cs="Arial"/>
+          <w:lang w:val="ca-ES"/>
+        </w:rPr>
         <w:lastRenderedPageBreak/>
-        <w:t>Es torna a comprovar per ‘stop_times_sequence.txt’ seguint la regla que dues parades són consecutives si el ‘</w:t>
-      </w:r>
-      <w:proofErr w:type="spellStart"/>
-      <w:r>
-        <w:rPr>
-          <w:rFonts w:ascii="Arial" w:hAnsi="Arial" w:cs="Arial"/>
-          <w:lang w:val="ca-ES"/>
-        </w:rPr>
-        <w:t>stop_sequence</w:t>
-      </w:r>
-      <w:proofErr w:type="spellEnd"/>
-      <w:r>
-        <w:rPr>
-          <w:rFonts w:ascii="Arial" w:hAnsi="Arial" w:cs="Arial"/>
-          <w:lang w:val="ca-ES"/>
-        </w:rPr>
-        <w:t>’ ho és, i el problema s’ha solucionat.</w:t>
-      </w:r>
-    </w:p>
-    <w:p>
-      <w:pPr>
-        <w:numPr>
-          <w:ilvl w:val="1"/>
-          <w:numId w:val="1"/>
-        </w:numPr>
-        <w:rPr>
-          <w:rFonts w:ascii="Arial" w:hAnsi="Arial" w:cs="Arial"/>
-          <w:lang w:val="ca-ES"/>
-        </w:rPr>
-      </w:pPr>
-      <w:r>
-        <w:rPr>
-          <w:rFonts w:ascii="Arial" w:hAnsi="Arial" w:cs="Arial"/>
-          <w:lang w:val="ca-ES"/>
-        </w:rPr>
-        <w:t xml:space="preserve">Casos on el temps d’arribada i de sortida de </w:t>
-      </w:r>
-      <w:r>
-        <w:rPr>
-          <w:rFonts w:ascii="Arial" w:hAnsi="Arial" w:cs="Arial"/>
-          <w:lang w:val="ca-ES"/>
-        </w:rPr>
-        <w:t>l’andana</w:t>
-      </w:r>
-      <w:r>
-        <w:rPr>
-          <w:rFonts w:ascii="Arial" w:hAnsi="Arial" w:cs="Arial"/>
-          <w:lang w:val="ca-ES"/>
-        </w:rPr>
-        <w:t xml:space="preserve"> són els mateixos</w:t>
-      </w:r>
-    </w:p>
-    <w:p>
-      <w:pPr>
-        <w:numPr>
-          <w:ilvl w:val="2"/>
-          <w:numId w:val="1"/>
-        </w:numPr>
-        <w:rPr>
-          <w:rFonts w:ascii="Arial" w:hAnsi="Arial" w:cs="Arial"/>
-          <w:lang w:val="ca-ES"/>
-        </w:rPr>
-      </w:pPr>
-      <w:r>
-        <w:rPr>
-          <w:rFonts w:ascii="Arial" w:hAnsi="Arial" w:cs="Arial"/>
-          <w:lang w:val="ca-ES"/>
-        </w:rPr>
-        <w:t xml:space="preserve">A quines parades succeeix això?  </w:t>
-      </w:r>
-    </w:p>
-    <w:p>
-      <w:pPr>
-        <w:numPr>
-          <w:ilvl w:val="3"/>
-          <w:numId w:val="1"/>
-        </w:numPr>
-        <w:rPr>
-          <w:rFonts w:ascii="Arial" w:hAnsi="Arial" w:cs="Arial"/>
-          <w:lang w:val="ca-ES"/>
-        </w:rPr>
-      </w:pPr>
-      <w:r>
-        <w:rPr>
-          <w:rFonts w:ascii="Arial" w:hAnsi="Arial" w:cs="Arial"/>
-          <w:lang w:val="ca-ES"/>
-        </w:rPr>
-        <w:t xml:space="preserve">Només passa a parades en les que aquell </w:t>
-      </w:r>
-      <w:proofErr w:type="spellStart"/>
-      <w:r>
-        <w:rPr>
-          <w:rFonts w:ascii="Arial" w:hAnsi="Arial" w:cs="Arial"/>
-          <w:lang w:val="ca-ES"/>
-        </w:rPr>
-        <w:t>trip</w:t>
-      </w:r>
-      <w:proofErr w:type="spellEnd"/>
-      <w:r>
-        <w:rPr>
-          <w:rFonts w:ascii="Arial" w:hAnsi="Arial" w:cs="Arial"/>
-          <w:lang w:val="ca-ES"/>
-        </w:rPr>
-        <w:t xml:space="preserve"> del metro ha començat o acabat en elles. </w:t>
-      </w:r>
-    </w:p>
-    <w:p>
-      <w:pPr>
-        <w:numPr>
-          <w:ilvl w:val="3"/>
-          <w:numId w:val="1"/>
-        </w:numPr>
-        <w:rPr>
-          <w:rFonts w:ascii="Arial" w:hAnsi="Arial" w:cs="Arial"/>
-          <w:lang w:val="ca-ES"/>
-        </w:rPr>
-      </w:pPr>
-      <w:r>
-        <w:rPr>
-          <w:rFonts w:ascii="Arial" w:hAnsi="Arial" w:cs="Arial"/>
-          <w:lang w:val="ca-ES"/>
-        </w:rPr>
-        <w:t xml:space="preserve">És a dir, no tots els metros acaben i comencen als inicis i finals de cada línia. Hi ha metros que s’incorporen a un tram més avançat o acaben abans (assumeixo que això es per assegurar la cobertura de tota la línia en hores d’obertura i de tancament). </w:t>
-      </w:r>
-    </w:p>
-    <w:p>
-      <w:pPr>
-        <w:numPr>
-          <w:ilvl w:val="3"/>
-          <w:numId w:val="1"/>
-        </w:numPr>
-        <w:rPr>
-          <w:rFonts w:ascii="Arial" w:hAnsi="Arial" w:cs="Arial"/>
-          <w:lang w:val="ca-ES"/>
-        </w:rPr>
-      </w:pPr>
-      <w:r>
-        <w:rPr>
-          <w:rFonts w:ascii="Arial" w:hAnsi="Arial" w:cs="Arial"/>
-          <w:lang w:val="ca-ES"/>
-        </w:rPr>
-        <w:t xml:space="preserve">En el cas de les parades límit de les línies aquest </w:t>
-      </w:r>
-      <w:r>
-        <w:rPr>
-          <w:rFonts w:ascii="Arial" w:hAnsi="Arial" w:cs="Arial"/>
-          <w:lang w:val="ca-ES"/>
-        </w:rPr>
-        <w:t>fenomen</w:t>
-      </w:r>
-      <w:r>
-        <w:rPr>
-          <w:rFonts w:ascii="Arial" w:hAnsi="Arial" w:cs="Arial"/>
-          <w:lang w:val="ca-ES"/>
-        </w:rPr>
-        <w:t xml:space="preserve"> sempre succeeix mentre que a les parades d’entremig només quan </w:t>
-      </w:r>
-      <w:r>
-        <w:rPr>
-          <w:rFonts w:ascii="Arial" w:hAnsi="Arial" w:cs="Arial"/>
-          <w:lang w:val="ca-ES"/>
-        </w:rPr>
-        <w:t xml:space="preserve">un viatge de metro s’ha </w:t>
-      </w:r>
-      <w:r>
-        <w:rPr>
-          <w:rFonts w:ascii="Arial" w:hAnsi="Arial" w:cs="Arial"/>
-          <w:lang w:val="ca-ES"/>
-        </w:rPr>
-        <w:t>acabat</w:t>
-      </w:r>
-      <w:r>
-        <w:rPr>
-          <w:rFonts w:ascii="Arial" w:hAnsi="Arial" w:cs="Arial"/>
-          <w:lang w:val="ca-ES"/>
-        </w:rPr>
-        <w:t xml:space="preserve"> o començat des</w:t>
-      </w:r>
-      <w:r>
-        <w:rPr>
-          <w:rFonts w:ascii="Arial" w:hAnsi="Arial" w:cs="Arial"/>
-          <w:lang w:val="ca-ES"/>
-        </w:rPr>
-        <w:t xml:space="preserve"> o a</w:t>
-      </w:r>
-      <w:r>
-        <w:rPr>
-          <w:rFonts w:ascii="Arial" w:hAnsi="Arial" w:cs="Arial"/>
-          <w:lang w:val="ca-ES"/>
-        </w:rPr>
-        <w:t xml:space="preserve"> d’elles.</w:t>
-      </w:r>
-    </w:p>
-    <w:p>
-      <w:pPr>
-        <w:numPr>
-          <w:ilvl w:val="2"/>
-          <w:numId w:val="1"/>
-        </w:numPr>
-        <w:rPr>
-          <w:rFonts w:ascii="Arial" w:hAnsi="Arial" w:cs="Arial"/>
-          <w:lang w:val="ca-ES"/>
-        </w:rPr>
-      </w:pPr>
-      <w:r>
-        <w:rPr>
-          <w:rFonts w:ascii="Arial" w:hAnsi="Arial" w:cs="Arial"/>
-          <w:lang w:val="ca-ES"/>
-        </w:rPr>
-        <w:t>Càlcul del temps mitjà d’obertura i tancament de portes a les parades que no són límits oficials duna línia (tenint en compte només els viatges en els què no han sigut parades límit)</w:t>
-      </w:r>
-    </w:p>
-    <w:p>
-      <w:pPr>
-        <w:numPr>
-          <w:ilvl w:val="2"/>
-          <w:numId w:val="1"/>
-        </w:numPr>
-        <w:rPr>
-          <w:rFonts w:ascii="Arial" w:hAnsi="Arial" w:cs="Arial"/>
-          <w:lang w:val="ca-ES"/>
-        </w:rPr>
-      </w:pPr>
-      <w:r>
-        <w:rPr>
-          <w:rFonts w:ascii="Arial" w:hAnsi="Arial" w:cs="Arial"/>
-          <w:lang w:val="ca-ES"/>
-        </w:rPr>
-        <w:t>Càlcul de la mitjana del temps d’obertura i tancament de portes de cada línia</w:t>
-      </w:r>
-    </w:p>
-    <w:p>
-      <w:pPr>
-        <w:numPr>
-          <w:ilvl w:val="2"/>
-          <w:numId w:val="1"/>
-        </w:numPr>
-        <w:rPr>
-          <w:rFonts w:ascii="Arial" w:hAnsi="Arial" w:cs="Arial"/>
-          <w:lang w:val="ca-ES"/>
-        </w:rPr>
-      </w:pPr>
-      <w:r>
-        <w:rPr>
-          <w:rFonts w:ascii="Arial" w:hAnsi="Arial" w:cs="Arial"/>
-          <w:lang w:val="ca-ES"/>
-        </w:rPr>
-        <w:t>Generació de ‘doors.txt’ indicant el temps que s’ha de modificar a cada andana (els temps són diferents segons la línia):</w:t>
-      </w:r>
-    </w:p>
-    <w:p>
-      <w:pPr>
-        <w:numPr>
-          <w:ilvl w:val="3"/>
-          <w:numId w:val="1"/>
-        </w:numPr>
-        <w:rPr>
-          <w:rFonts w:ascii="Arial" w:hAnsi="Arial" w:cs="Arial"/>
-          <w:lang w:val="ca-ES"/>
-        </w:rPr>
-      </w:pPr>
-      <w:r>
-        <w:rPr>
-          <w:rFonts w:ascii="Arial" w:hAnsi="Arial" w:cs="Arial"/>
-          <w:lang w:val="ca-ES"/>
-        </w:rPr>
-        <w:t>A les parades interm</w:t>
-      </w:r>
-      <w:r>
-        <w:rPr>
-          <w:rFonts w:ascii="Arial" w:hAnsi="Arial" w:cs="Arial"/>
-          <w:lang w:val="ca-ES"/>
-        </w:rPr>
-        <w:t>èdi</w:t>
-      </w:r>
-      <w:r>
-        <w:rPr>
-          <w:rFonts w:ascii="Arial" w:hAnsi="Arial" w:cs="Arial"/>
-          <w:lang w:val="ca-ES"/>
-        </w:rPr>
-        <w:t>es la mitjana del temps d’obertura i tancament de portes als viatges que no són parades límits</w:t>
-      </w:r>
-    </w:p>
-    <w:p>
-      <w:pPr>
-        <w:numPr>
-          <w:ilvl w:val="3"/>
-          <w:numId w:val="1"/>
-        </w:numPr>
-        <w:rPr>
-          <w:rFonts w:ascii="Arial" w:hAnsi="Arial" w:cs="Arial"/>
-          <w:lang w:val="ca-ES"/>
-        </w:rPr>
-      </w:pPr>
-      <w:r>
-        <w:rPr>
-          <w:rFonts w:ascii="Arial" w:hAnsi="Arial" w:cs="Arial"/>
-          <w:lang w:val="ca-ES"/>
-        </w:rPr>
-        <w:t>A les parades límit la mitjana del temps d’obertura i tancament de portes de la seva línia (tenint en compte només el temps</w:t>
-      </w:r>
-      <w:r>
-        <w:rPr>
-          <w:rFonts w:ascii="Arial" w:hAnsi="Arial" w:cs="Arial"/>
-          <w:lang w:val="ca-ES"/>
-        </w:rPr>
-        <w:t xml:space="preserve"> dels viatges</w:t>
-      </w:r>
-      <w:r>
-        <w:rPr>
-          <w:rFonts w:ascii="Arial" w:hAnsi="Arial" w:cs="Arial"/>
-          <w:lang w:val="ca-ES"/>
-        </w:rPr>
-        <w:t xml:space="preserve"> a les parades en les què no es comença ni s’acaba el viatge)</w:t>
-      </w:r>
-    </w:p>
-    <w:p>
-      <w:pPr>
-        <w:numPr>
-          <w:ilvl w:val="3"/>
-          <w:numId w:val="1"/>
-        </w:numPr>
-        <w:rPr>
-          <w:rFonts w:ascii="Arial" w:hAnsi="Arial" w:cs="Arial"/>
-          <w:lang w:val="ca-ES"/>
-        </w:rPr>
-      </w:pPr>
-      <w:r>
-        <w:rPr>
-          <w:rFonts w:ascii="Arial" w:hAnsi="Arial" w:cs="Arial"/>
-          <w:lang w:val="ca-ES"/>
-        </w:rPr>
-        <w:t>A la línia del funicular la mitjana de totes les línies (al només tenir dues parades, les dues són límit i no podem fer una mitjana del temps de cap mostra)</w:t>
+        <w:t xml:space="preserve">El fitxer </w:t>
+      </w:r>
+      <w:r>
+        <w:rPr>
+          <w:rFonts w:ascii="Arial" w:hAnsi="Arial" w:cs="Arial"/>
+          <w:lang w:val="ca-ES"/>
+        </w:rPr>
+        <w:t>s’utilitzarà</w:t>
+      </w:r>
+      <w:r>
+        <w:rPr>
+          <w:rFonts w:ascii="Arial" w:hAnsi="Arial" w:cs="Arial"/>
+          <w:lang w:val="ca-ES"/>
+        </w:rPr>
+        <w:t xml:space="preserve"> a ‘</w:t>
+      </w:r>
+      <w:proofErr w:type="spellStart"/>
+      <w:r>
+        <w:rPr>
+          <w:rFonts w:ascii="Arial" w:hAnsi="Arial" w:cs="Arial"/>
+          <w:lang w:val="ca-ES"/>
+        </w:rPr>
+        <w:t>data_validation</w:t>
+      </w:r>
+      <w:proofErr w:type="spellEnd"/>
+      <w:r>
+        <w:rPr>
+          <w:rFonts w:ascii="Arial" w:hAnsi="Arial" w:cs="Arial"/>
+          <w:lang w:val="ca-ES"/>
+        </w:rPr>
+        <w:t>/</w:t>
+      </w:r>
+      <w:proofErr w:type="spellStart"/>
+      <w:r>
+        <w:rPr>
+          <w:rFonts w:ascii="Arial" w:hAnsi="Arial" w:cs="Arial"/>
+          <w:lang w:val="ca-ES"/>
+        </w:rPr>
+        <w:t>processing</w:t>
+      </w:r>
+      <w:proofErr w:type="spellEnd"/>
+      <w:r>
+        <w:rPr>
+          <w:rFonts w:ascii="Arial" w:hAnsi="Arial" w:cs="Arial"/>
+          <w:lang w:val="ca-ES"/>
+        </w:rPr>
+        <w:t>/4_doors_time.py’ per generar ‘stop_times_doors.txt’.</w:t>
       </w:r>
     </w:p>
     <w:p>
@@ -1266,77 +1391,7 @@
           <w:rFonts w:ascii="Arial" w:hAnsi="Arial" w:cs="Arial"/>
           <w:lang w:val="ca-ES"/>
         </w:rPr>
-        <w:t xml:space="preserve">El fitxer </w:t>
-      </w:r>
-      <w:r>
-        <w:rPr>
-          <w:rFonts w:ascii="Arial" w:hAnsi="Arial" w:cs="Arial"/>
-          <w:lang w:val="ca-ES"/>
-        </w:rPr>
-        <w:t>s’utilitzarà</w:t>
-      </w:r>
-      <w:r>
-        <w:rPr>
-          <w:rFonts w:ascii="Arial" w:hAnsi="Arial" w:cs="Arial"/>
-          <w:lang w:val="ca-ES"/>
-        </w:rPr>
-        <w:t xml:space="preserve"> a ‘</w:t>
-      </w:r>
-      <w:proofErr w:type="spellStart"/>
-      <w:r>
-        <w:rPr>
-          <w:rFonts w:ascii="Arial" w:hAnsi="Arial" w:cs="Arial"/>
-          <w:lang w:val="ca-ES"/>
-        </w:rPr>
-        <w:t>data_validation</w:t>
-      </w:r>
-      <w:proofErr w:type="spellEnd"/>
-      <w:r>
-        <w:rPr>
-          <w:rFonts w:ascii="Arial" w:hAnsi="Arial" w:cs="Arial"/>
-          <w:lang w:val="ca-ES"/>
-        </w:rPr>
-        <w:t>/</w:t>
-      </w:r>
-      <w:proofErr w:type="spellStart"/>
-      <w:r>
-        <w:rPr>
-          <w:rFonts w:ascii="Arial" w:hAnsi="Arial" w:cs="Arial"/>
-          <w:lang w:val="ca-ES"/>
-        </w:rPr>
-        <w:t>processing</w:t>
-      </w:r>
-      <w:proofErr w:type="spellEnd"/>
-      <w:r>
-        <w:rPr>
-          <w:rFonts w:ascii="Arial" w:hAnsi="Arial" w:cs="Arial"/>
-          <w:lang w:val="ca-ES"/>
-        </w:rPr>
-        <w:t>/4_doors_time.py’ per generar ‘stop_times_doors.txt’.</w:t>
-      </w:r>
-    </w:p>
-    <w:p>
-      <w:pPr>
-        <w:ind w:left="2160"/>
-        <w:rPr>
-          <w:rFonts w:ascii="Arial" w:hAnsi="Arial" w:cs="Arial"/>
-          <w:lang w:val="ca-ES"/>
-        </w:rPr>
-      </w:pPr>
-      <w:r>
-        <w:rPr>
-          <w:rFonts w:ascii="Arial" w:hAnsi="Arial" w:cs="Arial"/>
-          <w:lang w:val="ca-ES"/>
-        </w:rPr>
-        <w:lastRenderedPageBreak/>
-        <w:t xml:space="preserve">Les mitjanes de nombres enters, en la majoria de casos no enteres, s’arrodoneixen als segons utilitzant la funció </w:t>
-      </w:r>
-      <w:r>
-        <w:rPr>
-          <w:rFonts w:ascii="Arial" w:hAnsi="Arial" w:cs="Arial"/>
-          <w:lang w:val="ca-ES"/>
-        </w:rPr>
-        <w:t>“</w:t>
+        <w:t>Les mitjanes de nombres enters, en la majoria de casos no enteres, s’arrodoneixen als segons utilitzant la funció “</w:t>
       </w:r>
       <w:proofErr w:type="spellStart"/>
       <w:r>
@@ -1352,14 +1407,7 @@
           <w:rFonts w:ascii="Arial" w:hAnsi="Arial" w:cs="Arial"/>
           <w:lang w:val="ca-ES"/>
         </w:rPr>
-        <w:t>”</w:t>
-      </w:r>
-      <w:r>
-        <w:rPr>
-          <w:rFonts w:ascii="Arial" w:hAnsi="Arial" w:cs="Arial"/>
-          <w:lang w:val="ca-ES"/>
-        </w:rPr>
-        <w:t xml:space="preserve"> explicada a “Precisió.docx”.</w:t>
+        <w:t>” explicada a “Precisió.docx”.</w:t>
       </w:r>
     </w:p>
     <w:p>
@@ -2033,7 +2081,15 @@
           <w:rFonts w:ascii="Arial" w:hAnsi="Arial" w:cs="Arial"/>
           <w:lang w:val="ca-ES"/>
         </w:rPr>
-        <w:t xml:space="preserve">i sí que hi ha trips que recorren les parades en l’ordre correcte. Tampoc és un error que s’hagi solucionat en l’actualitat perquè a les últimes dades GTFS pujades al Punto de </w:t>
+        <w:t xml:space="preserve">i sí que hi ha trips que </w:t>
+      </w:r>
+      <w:r>
+        <w:rPr>
+          <w:rFonts w:ascii="Arial" w:hAnsi="Arial" w:cs="Arial"/>
+          <w:lang w:val="ca-ES"/>
+        </w:rPr>
+        <w:lastRenderedPageBreak/>
+        <w:t xml:space="preserve">recorren les parades en l’ordre correcte. Tampoc és un error que s’hagi solucionat en l’actualitat perquè a les últimes dades GTFS pujades al Punto de </w:t>
       </w:r>
       <w:proofErr w:type="spellStart"/>
       <w:r>
@@ -2159,745 +2215,745 @@
           <w:rFonts w:ascii="Arial" w:hAnsi="Arial" w:cs="Arial"/>
           <w:lang w:val="ca-ES"/>
         </w:rPr>
+        <w:t xml:space="preserve">Es dona la casualitat (o no) que </w:t>
+      </w:r>
+      <w:r>
+        <w:rPr>
+          <w:rFonts w:ascii="Arial" w:hAnsi="Arial" w:cs="Arial"/>
+          <w:lang w:val="ca-ES"/>
+        </w:rPr>
+        <w:t xml:space="preserve">als viatges erronis </w:t>
+      </w:r>
+      <w:r>
+        <w:rPr>
+          <w:rFonts w:ascii="Arial" w:hAnsi="Arial" w:cs="Arial"/>
+          <w:lang w:val="ca-ES"/>
+        </w:rPr>
+        <w:t xml:space="preserve">el temps d’anar </w:t>
+      </w:r>
+      <w:r>
+        <w:rPr>
+          <w:rFonts w:ascii="Arial" w:hAnsi="Arial" w:cs="Arial"/>
+          <w:lang w:val="ca-ES"/>
+        </w:rPr>
+        <w:t>directament de</w:t>
+      </w:r>
+      <w:r>
+        <w:rPr>
+          <w:rFonts w:ascii="Arial" w:hAnsi="Arial" w:cs="Arial"/>
+          <w:lang w:val="ca-ES"/>
+        </w:rPr>
+        <w:t xml:space="preserve"> ‘Aeroport T2’ </w:t>
+      </w:r>
+      <w:r>
+        <w:rPr>
+          <w:rFonts w:ascii="Arial" w:hAnsi="Arial" w:cs="Arial"/>
+          <w:lang w:val="ca-ES"/>
+        </w:rPr>
+        <w:t>a</w:t>
+      </w:r>
+      <w:r>
+        <w:rPr>
+          <w:rFonts w:ascii="Arial" w:hAnsi="Arial" w:cs="Arial"/>
+          <w:lang w:val="ca-ES"/>
+        </w:rPr>
+        <w:t xml:space="preserve"> ‘Parc Nou’ és el mateix que</w:t>
+      </w:r>
+      <w:r>
+        <w:rPr>
+          <w:rFonts w:ascii="Arial" w:hAnsi="Arial" w:cs="Arial"/>
+          <w:lang w:val="ca-ES"/>
+        </w:rPr>
+        <w:t xml:space="preserve"> sumant el temps</w:t>
+      </w:r>
+      <w:r>
+        <w:rPr>
+          <w:rFonts w:ascii="Arial" w:hAnsi="Arial" w:cs="Arial"/>
+          <w:lang w:val="ca-ES"/>
+        </w:rPr>
+        <w:t xml:space="preserve"> </w:t>
+      </w:r>
+      <w:r>
+        <w:rPr>
+          <w:rFonts w:ascii="Arial" w:hAnsi="Arial" w:cs="Arial"/>
+          <w:lang w:val="ca-ES"/>
+        </w:rPr>
+        <w:t>als viatges convencionals passant per ‘</w:t>
+      </w:r>
+      <w:proofErr w:type="spellStart"/>
+      <w:r>
+        <w:rPr>
+          <w:rFonts w:ascii="Arial" w:hAnsi="Arial" w:cs="Arial"/>
+          <w:lang w:val="ca-ES"/>
+        </w:rPr>
+        <w:t>Mercabarna</w:t>
+      </w:r>
+      <w:proofErr w:type="spellEnd"/>
+      <w:r>
+        <w:rPr>
+          <w:rFonts w:ascii="Arial" w:hAnsi="Arial" w:cs="Arial"/>
+          <w:lang w:val="ca-ES"/>
+        </w:rPr>
+        <w:t>’</w:t>
+      </w:r>
+      <w:r>
+        <w:rPr>
+          <w:rFonts w:ascii="Arial" w:hAnsi="Arial" w:cs="Arial"/>
+          <w:lang w:val="ca-ES"/>
+        </w:rPr>
+        <w:t xml:space="preserve"> (considerant els temps entre la sortida de la primera parada i l’arribada de la segona)</w:t>
+      </w:r>
+      <w:r>
+        <w:rPr>
+          <w:rFonts w:ascii="Arial" w:hAnsi="Arial" w:cs="Arial"/>
+          <w:lang w:val="ca-ES"/>
+        </w:rPr>
+        <w:t xml:space="preserve">. Això succeeix </w:t>
+      </w:r>
+      <w:r>
+        <w:rPr>
+          <w:rFonts w:ascii="Arial" w:hAnsi="Arial" w:cs="Arial"/>
+          <w:lang w:val="ca-ES"/>
+        </w:rPr>
+        <w:t>també</w:t>
+      </w:r>
+      <w:r>
+        <w:rPr>
+          <w:rFonts w:ascii="Arial" w:hAnsi="Arial" w:cs="Arial"/>
+          <w:lang w:val="ca-ES"/>
+        </w:rPr>
+        <w:t xml:space="preserve"> per </w:t>
+      </w:r>
+      <w:r>
+        <w:rPr>
+          <w:rFonts w:ascii="Arial" w:hAnsi="Arial" w:cs="Arial"/>
+          <w:lang w:val="ca-ES"/>
+        </w:rPr>
+        <w:t>l’altra</w:t>
+      </w:r>
+      <w:r>
+        <w:rPr>
+          <w:rFonts w:ascii="Arial" w:hAnsi="Arial" w:cs="Arial"/>
+          <w:lang w:val="ca-ES"/>
+        </w:rPr>
+        <w:t xml:space="preserve"> direcció i per l’altre cas. </w:t>
+      </w:r>
+    </w:p>
+    <w:p>
+      <w:pPr>
+        <w:pStyle w:val="ListParagraph"/>
+        <w:numPr>
+          <w:ilvl w:val="1"/>
+          <w:numId w:val="1"/>
+        </w:numPr>
+        <w:rPr>
+          <w:rFonts w:ascii="Arial" w:hAnsi="Arial" w:cs="Arial"/>
+          <w:lang w:val="ca-ES"/>
+        </w:rPr>
+      </w:pPr>
+      <w:r>
+        <w:rPr>
+          <w:rFonts w:ascii="Arial" w:hAnsi="Arial" w:cs="Arial"/>
+          <w:lang w:val="ca-ES"/>
+        </w:rPr>
+        <w:t>Al no haver evidències públiques que això sigui intencional, suposarem que és un error de les dades.</w:t>
+      </w:r>
+    </w:p>
+    <w:p>
+      <w:pPr>
+        <w:pStyle w:val="ListParagraph"/>
+        <w:numPr>
+          <w:ilvl w:val="1"/>
+          <w:numId w:val="1"/>
+        </w:numPr>
+        <w:rPr>
+          <w:rFonts w:ascii="Arial" w:hAnsi="Arial" w:cs="Arial"/>
+          <w:lang w:val="ca-ES"/>
+        </w:rPr>
+      </w:pPr>
+      <w:r>
+        <w:rPr>
+          <w:rFonts w:ascii="Arial" w:hAnsi="Arial" w:cs="Arial"/>
+          <w:lang w:val="ca-ES"/>
+        </w:rPr>
+        <w:t xml:space="preserve">Com per </w:t>
+      </w:r>
+      <w:r>
+        <w:rPr>
+          <w:rFonts w:ascii="Arial" w:hAnsi="Arial" w:cs="Arial"/>
+          <w:lang w:val="ca-ES"/>
+        </w:rPr>
+        <w:t>construir</w:t>
+      </w:r>
+      <w:r>
+        <w:rPr>
+          <w:rFonts w:ascii="Arial" w:hAnsi="Arial" w:cs="Arial"/>
+          <w:lang w:val="ca-ES"/>
+        </w:rPr>
+        <w:t xml:space="preserve"> el graf em baso en la </w:t>
+      </w:r>
+      <w:r>
+        <w:rPr>
+          <w:rFonts w:ascii="Arial" w:hAnsi="Arial" w:cs="Arial"/>
+          <w:lang w:val="ca-ES"/>
+        </w:rPr>
+        <w:t xml:space="preserve">seqüència </w:t>
+      </w:r>
+      <w:r>
+        <w:rPr>
+          <w:rFonts w:ascii="Arial" w:hAnsi="Arial" w:cs="Arial"/>
+          <w:lang w:val="ca-ES"/>
+        </w:rPr>
+        <w:t>consecutiva del ‘</w:t>
+      </w:r>
+      <w:proofErr w:type="spellStart"/>
+      <w:r>
+        <w:rPr>
+          <w:rFonts w:ascii="Arial" w:hAnsi="Arial" w:cs="Arial"/>
+          <w:lang w:val="ca-ES"/>
+        </w:rPr>
+        <w:t>stop_sequence</w:t>
+      </w:r>
+      <w:proofErr w:type="spellEnd"/>
+      <w:r>
+        <w:rPr>
+          <w:rFonts w:ascii="Arial" w:hAnsi="Arial" w:cs="Arial"/>
+          <w:lang w:val="ca-ES"/>
+        </w:rPr>
+        <w:t xml:space="preserve">’, per no </w:t>
+      </w:r>
+      <w:r>
+        <w:rPr>
+          <w:rFonts w:ascii="Arial" w:hAnsi="Arial" w:cs="Arial"/>
+          <w:lang w:val="ca-ES"/>
+        </w:rPr>
+        <w:t xml:space="preserve">crear arestes </w:t>
+      </w:r>
+      <w:r>
+        <w:rPr>
+          <w:rFonts w:ascii="Arial" w:hAnsi="Arial" w:cs="Arial"/>
+          <w:lang w:val="ca-ES"/>
+        </w:rPr>
+        <w:t>inexistents</w:t>
+      </w:r>
+      <w:r>
+        <w:rPr>
+          <w:rFonts w:ascii="Arial" w:hAnsi="Arial" w:cs="Arial"/>
+          <w:lang w:val="ca-ES"/>
+        </w:rPr>
+        <w:t xml:space="preserve">, </w:t>
+      </w:r>
+      <w:r>
+        <w:rPr>
+          <w:rFonts w:ascii="Arial" w:hAnsi="Arial" w:cs="Arial"/>
+          <w:lang w:val="ca-ES"/>
+        </w:rPr>
+        <w:t xml:space="preserve">es necessari tractar aquest </w:t>
+      </w:r>
+      <w:r>
+        <w:rPr>
+          <w:rFonts w:ascii="Arial" w:hAnsi="Arial" w:cs="Arial"/>
+          <w:lang w:val="ca-ES"/>
+        </w:rPr>
+        <w:t>fenomen</w:t>
+      </w:r>
+      <w:r>
+        <w:rPr>
+          <w:rFonts w:ascii="Arial" w:hAnsi="Arial" w:cs="Arial"/>
+          <w:lang w:val="ca-ES"/>
+        </w:rPr>
+        <w:t>.</w:t>
+      </w:r>
+    </w:p>
+    <w:p>
+      <w:pPr>
+        <w:pStyle w:val="ListParagraph"/>
+        <w:numPr>
+          <w:ilvl w:val="1"/>
+          <w:numId w:val="1"/>
+        </w:numPr>
+        <w:rPr>
+          <w:rFonts w:ascii="Arial" w:hAnsi="Arial" w:cs="Arial"/>
+          <w:lang w:val="ca-ES"/>
+        </w:rPr>
+      </w:pPr>
+      <w:r>
+        <w:rPr>
+          <w:rFonts w:ascii="Arial" w:hAnsi="Arial" w:cs="Arial"/>
+          <w:lang w:val="ca-ES"/>
+        </w:rPr>
+        <w:t xml:space="preserve">La manera més senzilla que he trobat és trencar aquesta </w:t>
+      </w:r>
+      <w:proofErr w:type="spellStart"/>
+      <w:r>
+        <w:rPr>
+          <w:rFonts w:ascii="Arial" w:hAnsi="Arial" w:cs="Arial"/>
+          <w:lang w:val="ca-ES"/>
+        </w:rPr>
+        <w:t>consecutivitat</w:t>
+      </w:r>
+      <w:proofErr w:type="spellEnd"/>
+      <w:r>
+        <w:rPr>
+          <w:rFonts w:ascii="Arial" w:hAnsi="Arial" w:cs="Arial"/>
+          <w:lang w:val="ca-ES"/>
+        </w:rPr>
+        <w:t xml:space="preserve"> sumant 1 en les seqüències de parades </w:t>
+      </w:r>
+      <w:r>
+        <w:rPr>
+          <w:rFonts w:ascii="Arial" w:hAnsi="Arial" w:cs="Arial"/>
+          <w:lang w:val="ca-ES"/>
+        </w:rPr>
+        <w:t>incorrectes</w:t>
+      </w:r>
+      <w:r>
+        <w:rPr>
+          <w:rFonts w:ascii="Arial" w:hAnsi="Arial" w:cs="Arial"/>
+          <w:lang w:val="ca-ES"/>
+        </w:rPr>
+        <w:t xml:space="preserve"> </w:t>
+      </w:r>
+      <w:r>
+        <w:rPr>
+          <w:rFonts w:ascii="Arial" w:hAnsi="Arial" w:cs="Arial"/>
+          <w:lang w:val="ca-ES"/>
+        </w:rPr>
+        <w:t>i</w:t>
+      </w:r>
+      <w:r>
+        <w:rPr>
+          <w:rFonts w:ascii="Arial" w:hAnsi="Arial" w:cs="Arial"/>
+          <w:lang w:val="ca-ES"/>
+        </w:rPr>
+        <w:t xml:space="preserve"> en les de davant. Per exemple, la seqüència de parades: </w:t>
+      </w:r>
+    </w:p>
+    <w:p>
+      <w:pPr>
+        <w:pStyle w:val="ListParagraph"/>
+        <w:numPr>
+          <w:ilvl w:val="2"/>
+          <w:numId w:val="1"/>
+        </w:numPr>
+        <w:rPr>
+          <w:rFonts w:ascii="Arial" w:hAnsi="Arial" w:cs="Arial"/>
+          <w:lang w:val="ca-ES"/>
+        </w:rPr>
+      </w:pPr>
+      <w:r>
+        <w:rPr>
+          <w:rFonts w:ascii="Arial" w:hAnsi="Arial" w:cs="Arial"/>
+          <w:lang w:val="ca-ES"/>
+        </w:rPr>
+        <w:t>i – Aeroport T2</w:t>
+      </w:r>
+    </w:p>
+    <w:p>
+      <w:pPr>
+        <w:pStyle w:val="ListParagraph"/>
+        <w:numPr>
+          <w:ilvl w:val="2"/>
+          <w:numId w:val="1"/>
+        </w:numPr>
+        <w:rPr>
+          <w:rFonts w:ascii="Arial" w:hAnsi="Arial" w:cs="Arial"/>
+          <w:lang w:val="ca-ES"/>
+        </w:rPr>
+      </w:pPr>
+      <w:r>
+        <w:rPr>
+          <w:rFonts w:ascii="Arial" w:hAnsi="Arial" w:cs="Arial"/>
+          <w:lang w:val="ca-ES"/>
+        </w:rPr>
+        <w:t>i+1 – Parc Nou</w:t>
+      </w:r>
+    </w:p>
+    <w:p>
+      <w:pPr>
+        <w:pStyle w:val="ListParagraph"/>
+        <w:numPr>
+          <w:ilvl w:val="2"/>
+          <w:numId w:val="1"/>
+        </w:numPr>
+        <w:rPr>
+          <w:rFonts w:ascii="Arial" w:hAnsi="Arial" w:cs="Arial"/>
+          <w:lang w:val="ca-ES"/>
+        </w:rPr>
+      </w:pPr>
+      <w:r>
+        <w:rPr>
+          <w:rFonts w:ascii="Arial" w:hAnsi="Arial" w:cs="Arial"/>
+          <w:lang w:val="ca-ES"/>
+        </w:rPr>
+        <w:t xml:space="preserve">i+2 – Cèntric </w:t>
+      </w:r>
+    </w:p>
+    <w:p>
+      <w:pPr>
+        <w:ind w:left="1440"/>
+        <w:rPr>
+          <w:rFonts w:ascii="Arial" w:hAnsi="Arial" w:cs="Arial"/>
+          <w:lang w:val="ca-ES"/>
+        </w:rPr>
+      </w:pPr>
+      <w:r>
+        <w:rPr>
+          <w:rFonts w:ascii="Arial" w:hAnsi="Arial" w:cs="Arial"/>
+          <w:lang w:val="ca-ES"/>
+        </w:rPr>
+        <w:t>Passarà a ser:</w:t>
+      </w:r>
+    </w:p>
+    <w:p>
+      <w:pPr>
+        <w:pStyle w:val="ListParagraph"/>
+        <w:numPr>
+          <w:ilvl w:val="2"/>
+          <w:numId w:val="1"/>
+        </w:numPr>
+        <w:rPr>
+          <w:rFonts w:ascii="Arial" w:hAnsi="Arial" w:cs="Arial"/>
+          <w:lang w:val="ca-ES"/>
+        </w:rPr>
+      </w:pPr>
+      <w:r>
+        <w:rPr>
+          <w:rFonts w:ascii="Arial" w:hAnsi="Arial" w:cs="Arial"/>
+          <w:lang w:val="ca-ES"/>
+        </w:rPr>
+        <w:t>i – Aeroport T2</w:t>
+      </w:r>
+    </w:p>
+    <w:p>
+      <w:pPr>
+        <w:pStyle w:val="ListParagraph"/>
+        <w:numPr>
+          <w:ilvl w:val="2"/>
+          <w:numId w:val="1"/>
+        </w:numPr>
+        <w:rPr>
+          <w:rFonts w:ascii="Arial" w:hAnsi="Arial" w:cs="Arial"/>
+          <w:lang w:val="ca-ES"/>
+        </w:rPr>
+      </w:pPr>
+      <w:r>
+        <w:rPr>
+          <w:rFonts w:ascii="Arial" w:hAnsi="Arial" w:cs="Arial"/>
+          <w:lang w:val="ca-ES"/>
+        </w:rPr>
+        <w:t>i+2 – Parc Nou</w:t>
+      </w:r>
+    </w:p>
+    <w:p>
+      <w:pPr>
+        <w:pStyle w:val="ListParagraph"/>
+        <w:numPr>
+          <w:ilvl w:val="2"/>
+          <w:numId w:val="1"/>
+        </w:numPr>
+        <w:rPr>
+          <w:rFonts w:ascii="Arial" w:hAnsi="Arial" w:cs="Arial"/>
+          <w:lang w:val="ca-ES"/>
+        </w:rPr>
+      </w:pPr>
+      <w:r>
+        <w:rPr>
+          <w:rFonts w:ascii="Arial" w:hAnsi="Arial" w:cs="Arial"/>
+          <w:lang w:val="ca-ES"/>
+        </w:rPr>
+        <w:t xml:space="preserve">i+3 – Cèntric </w:t>
+      </w:r>
+    </w:p>
+    <w:p>
+      <w:pPr>
+        <w:ind w:left="1440"/>
+        <w:rPr>
+          <w:rFonts w:ascii="Arial" w:hAnsi="Arial" w:cs="Arial"/>
+          <w:lang w:val="ca-ES"/>
+        </w:rPr>
+      </w:pPr>
+      <w:r>
+        <w:rPr>
+          <w:rFonts w:ascii="Arial" w:hAnsi="Arial" w:cs="Arial"/>
+          <w:lang w:val="ca-ES"/>
+        </w:rPr>
+        <w:t xml:space="preserve">Cal recalcar que la regla d’incrementar la seqüència amb 1 s’aplica a tots els trams. És a dir, en el cas del tram de Les Moreres a Fira també incrementem amb 1 encara que hi hagi dues parades entremig perquè el nostre objectiu no és deixar clar quantes parades haurien d’haver entremig sinó trencar la </w:t>
+      </w:r>
+      <w:r>
+        <w:rPr>
+          <w:rFonts w:ascii="Arial" w:hAnsi="Arial" w:cs="Arial"/>
+          <w:lang w:val="ca-ES"/>
+        </w:rPr>
+        <w:t xml:space="preserve">seqüència </w:t>
+      </w:r>
+      <w:r>
+        <w:rPr>
+          <w:rFonts w:ascii="Arial" w:hAnsi="Arial" w:cs="Arial"/>
+          <w:lang w:val="ca-ES"/>
+        </w:rPr>
+        <w:t>consecutiva.</w:t>
+      </w:r>
+    </w:p>
+    <w:p>
+      <w:pPr>
+        <w:pStyle w:val="ListParagraph"/>
+        <w:numPr>
+          <w:ilvl w:val="1"/>
+          <w:numId w:val="1"/>
+        </w:numPr>
+        <w:rPr>
+          <w:rFonts w:ascii="Arial" w:hAnsi="Arial" w:cs="Arial"/>
+          <w:lang w:val="ca-ES"/>
+        </w:rPr>
+      </w:pPr>
+      <w:r>
+        <w:rPr>
+          <w:rFonts w:ascii="Arial" w:hAnsi="Arial" w:cs="Arial"/>
+          <w:lang w:val="ca-ES"/>
+        </w:rPr>
+        <w:t>D’aquesta manera, no perdem aquesta part de viatges amb parts errònies i ens assegurem que això no afecti al funcionament de l’algoritme.</w:t>
+      </w:r>
+    </w:p>
+    <w:p>
+      <w:pPr>
+        <w:pStyle w:val="ListParagraph"/>
+        <w:numPr>
+          <w:ilvl w:val="1"/>
+          <w:numId w:val="1"/>
+        </w:numPr>
+        <w:rPr>
+          <w:rFonts w:ascii="Arial" w:hAnsi="Arial" w:cs="Arial"/>
+          <w:lang w:val="ca-ES"/>
+        </w:rPr>
+      </w:pPr>
+      <w:r>
+        <w:rPr>
+          <w:rFonts w:ascii="Arial" w:hAnsi="Arial" w:cs="Arial"/>
+          <w:lang w:val="ca-ES"/>
+        </w:rPr>
+        <w:t>Finalment, es genera ‘.</w:t>
+      </w:r>
+      <w:proofErr w:type="spellStart"/>
+      <w:r>
+        <w:rPr>
+          <w:rFonts w:ascii="Arial" w:hAnsi="Arial" w:cs="Arial"/>
+          <w:lang w:val="ca-ES"/>
+        </w:rPr>
+        <w:t>src</w:t>
+      </w:r>
+      <w:proofErr w:type="spellEnd"/>
+      <w:r>
+        <w:rPr>
+          <w:rFonts w:ascii="Arial" w:hAnsi="Arial" w:cs="Arial"/>
+          <w:lang w:val="ca-ES"/>
+        </w:rPr>
+        <w:t>/</w:t>
+      </w:r>
+      <w:proofErr w:type="spellStart"/>
+      <w:r>
+        <w:rPr>
+          <w:rFonts w:ascii="Arial" w:hAnsi="Arial" w:cs="Arial"/>
+          <w:lang w:val="ca-ES"/>
+        </w:rPr>
+        <w:t>gtfs</w:t>
+      </w:r>
+      <w:proofErr w:type="spellEnd"/>
+      <w:r>
+        <w:rPr>
+          <w:rFonts w:ascii="Arial" w:hAnsi="Arial" w:cs="Arial"/>
+          <w:lang w:val="ca-ES"/>
+        </w:rPr>
+        <w:t>/data/3_stop_sequence/stop_times_sequence.txt’ a partir de ‘.</w:t>
+      </w:r>
+      <w:proofErr w:type="spellStart"/>
+      <w:r>
+        <w:rPr>
+          <w:rFonts w:ascii="Arial" w:hAnsi="Arial" w:cs="Arial"/>
+          <w:lang w:val="ca-ES"/>
+        </w:rPr>
+        <w:t>src</w:t>
+      </w:r>
+      <w:proofErr w:type="spellEnd"/>
+      <w:r>
+        <w:rPr>
+          <w:rFonts w:ascii="Arial" w:hAnsi="Arial" w:cs="Arial"/>
+          <w:lang w:val="ca-ES"/>
+        </w:rPr>
+        <w:t>/</w:t>
+      </w:r>
+      <w:proofErr w:type="spellStart"/>
+      <w:r>
+        <w:rPr>
+          <w:rFonts w:ascii="Arial" w:hAnsi="Arial" w:cs="Arial"/>
+          <w:lang w:val="ca-ES"/>
+        </w:rPr>
+        <w:t>gtfs</w:t>
+      </w:r>
+      <w:proofErr w:type="spellEnd"/>
+      <w:r>
+        <w:rPr>
+          <w:rFonts w:ascii="Arial" w:hAnsi="Arial" w:cs="Arial"/>
+          <w:lang w:val="ca-ES"/>
+        </w:rPr>
+        <w:t>/data/3_stop_sequence/wrong_stop_sequences.txt’ creat a ‘</w:t>
+      </w:r>
+      <w:proofErr w:type="spellStart"/>
+      <w:r>
+        <w:rPr>
+          <w:rFonts w:ascii="Arial" w:hAnsi="Arial" w:cs="Arial"/>
+          <w:lang w:val="ca-ES"/>
+        </w:rPr>
+        <w:t>data_validation</w:t>
+      </w:r>
+      <w:proofErr w:type="spellEnd"/>
+      <w:r>
+        <w:rPr>
+          <w:rFonts w:ascii="Arial" w:hAnsi="Arial" w:cs="Arial"/>
+          <w:lang w:val="ca-ES"/>
+        </w:rPr>
+        <w:t>/</w:t>
+      </w:r>
+      <w:proofErr w:type="spellStart"/>
+      <w:r>
+        <w:rPr>
+          <w:rFonts w:ascii="Arial" w:hAnsi="Arial" w:cs="Arial"/>
+          <w:lang w:val="ca-ES"/>
+        </w:rPr>
+        <w:t>checks</w:t>
+      </w:r>
+      <w:proofErr w:type="spellEnd"/>
+      <w:r>
+        <w:rPr>
+          <w:rFonts w:ascii="Arial" w:hAnsi="Arial" w:cs="Arial"/>
+          <w:lang w:val="ca-ES"/>
+        </w:rPr>
+        <w:t>/</w:t>
+      </w:r>
+      <w:proofErr w:type="spellStart"/>
+      <w:r>
+        <w:rPr>
+          <w:rFonts w:ascii="Arial" w:hAnsi="Arial" w:cs="Arial"/>
+          <w:lang w:val="ca-ES"/>
+        </w:rPr>
+        <w:t>stop_times_checks.ipynb</w:t>
+      </w:r>
+      <w:proofErr w:type="spellEnd"/>
+      <w:r>
+        <w:rPr>
+          <w:rFonts w:ascii="Arial" w:hAnsi="Arial" w:cs="Arial"/>
+          <w:lang w:val="ca-ES"/>
+        </w:rPr>
+        <w:t>’.</w:t>
+      </w:r>
+    </w:p>
+    <w:p>
+      <w:pPr>
+        <w:pStyle w:val="ListParagraph"/>
+        <w:numPr>
+          <w:ilvl w:val="0"/>
+          <w:numId w:val="1"/>
+        </w:numPr>
+        <w:rPr>
+          <w:rFonts w:ascii="Arial" w:hAnsi="Arial" w:cs="Arial"/>
+          <w:lang w:val="ca-ES"/>
+        </w:rPr>
+      </w:pPr>
+      <w:r>
+        <w:rPr>
+          <w:rFonts w:ascii="Arial" w:hAnsi="Arial" w:cs="Arial"/>
+          <w:lang w:val="ca-ES"/>
+        </w:rPr>
+        <w:t>data_validation/processing/4_doors_time.py</w:t>
+      </w:r>
+    </w:p>
+    <w:p>
+      <w:pPr>
+        <w:pStyle w:val="ListParagraph"/>
+        <w:numPr>
+          <w:ilvl w:val="1"/>
+          <w:numId w:val="1"/>
+        </w:numPr>
+        <w:rPr>
+          <w:rFonts w:ascii="Arial" w:hAnsi="Arial" w:cs="Arial"/>
+          <w:lang w:val="ca-ES"/>
+        </w:rPr>
+      </w:pPr>
+      <w:r>
+        <w:rPr>
+          <w:rFonts w:ascii="Arial" w:hAnsi="Arial" w:cs="Arial"/>
+          <w:lang w:val="ca-ES"/>
+        </w:rPr>
+        <w:t>A ‘</w:t>
+      </w:r>
+      <w:proofErr w:type="spellStart"/>
+      <w:r>
+        <w:rPr>
+          <w:rFonts w:ascii="Arial" w:hAnsi="Arial" w:cs="Arial"/>
+          <w:lang w:val="ca-ES"/>
+        </w:rPr>
+        <w:t>data_validation</w:t>
+      </w:r>
+      <w:proofErr w:type="spellEnd"/>
+      <w:r>
+        <w:rPr>
+          <w:rFonts w:ascii="Arial" w:hAnsi="Arial" w:cs="Arial"/>
+          <w:lang w:val="ca-ES"/>
+        </w:rPr>
+        <w:t>/</w:t>
+      </w:r>
+      <w:proofErr w:type="spellStart"/>
+      <w:r>
+        <w:rPr>
+          <w:rFonts w:ascii="Arial" w:hAnsi="Arial" w:cs="Arial"/>
+          <w:lang w:val="ca-ES"/>
+        </w:rPr>
+        <w:t>checks</w:t>
+      </w:r>
+      <w:proofErr w:type="spellEnd"/>
+      <w:r>
+        <w:rPr>
+          <w:rFonts w:ascii="Arial" w:hAnsi="Arial" w:cs="Arial"/>
+          <w:lang w:val="ca-ES"/>
+        </w:rPr>
+        <w:t>/</w:t>
+      </w:r>
+      <w:proofErr w:type="spellStart"/>
+      <w:r>
+        <w:rPr>
+          <w:rFonts w:ascii="Arial" w:hAnsi="Arial" w:cs="Arial"/>
+          <w:lang w:val="ca-ES"/>
+        </w:rPr>
+        <w:t>stop_times_checks.ipynb</w:t>
+      </w:r>
+      <w:proofErr w:type="spellEnd"/>
+      <w:r>
+        <w:rPr>
+          <w:rFonts w:ascii="Arial" w:hAnsi="Arial" w:cs="Arial"/>
+          <w:lang w:val="ca-ES"/>
+        </w:rPr>
+        <w:t xml:space="preserve">’ hem vist que hi ha viatges en els què hi ha parades amb el mateix temps d’arribada i sortida del metro. </w:t>
+      </w:r>
+    </w:p>
+    <w:p>
+      <w:pPr>
+        <w:pStyle w:val="ListParagraph"/>
+        <w:numPr>
+          <w:ilvl w:val="1"/>
+          <w:numId w:val="1"/>
+        </w:numPr>
+        <w:rPr>
+          <w:rFonts w:ascii="Arial" w:hAnsi="Arial" w:cs="Arial"/>
+          <w:color w:val="808080" w:themeColor="background1" w:themeShade="80"/>
+          <w:lang w:val="ca-ES"/>
+        </w:rPr>
+      </w:pPr>
+      <w:r>
+        <w:rPr>
+          <w:rFonts w:ascii="Arial" w:hAnsi="Arial" w:cs="Arial"/>
+          <w:lang w:val="ca-ES"/>
+        </w:rPr>
         <w:lastRenderedPageBreak/>
-        <w:t xml:space="preserve">Es dona la casualitat (o no) que </w:t>
-      </w:r>
-      <w:r>
-        <w:rPr>
-          <w:rFonts w:ascii="Arial" w:hAnsi="Arial" w:cs="Arial"/>
-          <w:lang w:val="ca-ES"/>
-        </w:rPr>
-        <w:t xml:space="preserve">als viatges erronis </w:t>
-      </w:r>
-      <w:r>
-        <w:rPr>
-          <w:rFonts w:ascii="Arial" w:hAnsi="Arial" w:cs="Arial"/>
-          <w:lang w:val="ca-ES"/>
-        </w:rPr>
-        <w:t xml:space="preserve">el temps d’anar </w:t>
-      </w:r>
-      <w:r>
-        <w:rPr>
-          <w:rFonts w:ascii="Arial" w:hAnsi="Arial" w:cs="Arial"/>
-          <w:lang w:val="ca-ES"/>
-        </w:rPr>
-        <w:t>directament de</w:t>
-      </w:r>
-      <w:r>
-        <w:rPr>
-          <w:rFonts w:ascii="Arial" w:hAnsi="Arial" w:cs="Arial"/>
-          <w:lang w:val="ca-ES"/>
-        </w:rPr>
-        <w:t xml:space="preserve"> ‘Aeroport T2’ </w:t>
-      </w:r>
-      <w:r>
-        <w:rPr>
-          <w:rFonts w:ascii="Arial" w:hAnsi="Arial" w:cs="Arial"/>
-          <w:lang w:val="ca-ES"/>
-        </w:rPr>
-        <w:t>a</w:t>
-      </w:r>
-      <w:r>
-        <w:rPr>
-          <w:rFonts w:ascii="Arial" w:hAnsi="Arial" w:cs="Arial"/>
-          <w:lang w:val="ca-ES"/>
-        </w:rPr>
-        <w:t xml:space="preserve"> ‘Parc Nou’ és el mateix que</w:t>
-      </w:r>
-      <w:r>
-        <w:rPr>
-          <w:rFonts w:ascii="Arial" w:hAnsi="Arial" w:cs="Arial"/>
-          <w:lang w:val="ca-ES"/>
-        </w:rPr>
-        <w:t xml:space="preserve"> sumant el temps</w:t>
-      </w:r>
-      <w:r>
-        <w:rPr>
-          <w:rFonts w:ascii="Arial" w:hAnsi="Arial" w:cs="Arial"/>
-          <w:lang w:val="ca-ES"/>
-        </w:rPr>
-        <w:t xml:space="preserve"> </w:t>
-      </w:r>
-      <w:r>
-        <w:rPr>
-          <w:rFonts w:ascii="Arial" w:hAnsi="Arial" w:cs="Arial"/>
-          <w:lang w:val="ca-ES"/>
-        </w:rPr>
-        <w:t>als viatges convencionals passant per ‘</w:t>
-      </w:r>
-      <w:proofErr w:type="spellStart"/>
-      <w:r>
-        <w:rPr>
-          <w:rFonts w:ascii="Arial" w:hAnsi="Arial" w:cs="Arial"/>
-          <w:lang w:val="ca-ES"/>
-        </w:rPr>
-        <w:t>Mercabarna</w:t>
-      </w:r>
-      <w:proofErr w:type="spellEnd"/>
-      <w:r>
-        <w:rPr>
-          <w:rFonts w:ascii="Arial" w:hAnsi="Arial" w:cs="Arial"/>
-          <w:lang w:val="ca-ES"/>
-        </w:rPr>
-        <w:t>’</w:t>
-      </w:r>
-      <w:r>
-        <w:rPr>
-          <w:rFonts w:ascii="Arial" w:hAnsi="Arial" w:cs="Arial"/>
-          <w:lang w:val="ca-ES"/>
-        </w:rPr>
-        <w:t xml:space="preserve"> (considerant els temps entre la sortida de la primera parada i l’arribada de la segona)</w:t>
-      </w:r>
-      <w:r>
-        <w:rPr>
-          <w:rFonts w:ascii="Arial" w:hAnsi="Arial" w:cs="Arial"/>
-          <w:lang w:val="ca-ES"/>
-        </w:rPr>
-        <w:t xml:space="preserve">. Això succeeix </w:t>
-      </w:r>
-      <w:r>
-        <w:rPr>
-          <w:rFonts w:ascii="Arial" w:hAnsi="Arial" w:cs="Arial"/>
-          <w:lang w:val="ca-ES"/>
-        </w:rPr>
-        <w:t>també</w:t>
-      </w:r>
-      <w:r>
-        <w:rPr>
-          <w:rFonts w:ascii="Arial" w:hAnsi="Arial" w:cs="Arial"/>
-          <w:lang w:val="ca-ES"/>
-        </w:rPr>
-        <w:t xml:space="preserve"> per </w:t>
-      </w:r>
-      <w:r>
-        <w:rPr>
-          <w:rFonts w:ascii="Arial" w:hAnsi="Arial" w:cs="Arial"/>
-          <w:lang w:val="ca-ES"/>
-        </w:rPr>
-        <w:t>l’altra</w:t>
-      </w:r>
-      <w:r>
-        <w:rPr>
-          <w:rFonts w:ascii="Arial" w:hAnsi="Arial" w:cs="Arial"/>
-          <w:lang w:val="ca-ES"/>
-        </w:rPr>
-        <w:t xml:space="preserve"> direcció i per l’altre cas. </w:t>
-      </w:r>
-    </w:p>
-    <w:p>
-      <w:pPr>
-        <w:pStyle w:val="ListParagraph"/>
-        <w:numPr>
-          <w:ilvl w:val="1"/>
-          <w:numId w:val="1"/>
-        </w:numPr>
-        <w:rPr>
-          <w:rFonts w:ascii="Arial" w:hAnsi="Arial" w:cs="Arial"/>
-          <w:lang w:val="ca-ES"/>
-        </w:rPr>
-      </w:pPr>
-      <w:r>
-        <w:rPr>
-          <w:rFonts w:ascii="Arial" w:hAnsi="Arial" w:cs="Arial"/>
-          <w:lang w:val="ca-ES"/>
-        </w:rPr>
-        <w:t>Al no haver evidències públiques que això sigui intencional, suposarem que és un error de les dades.</w:t>
-      </w:r>
-    </w:p>
-    <w:p>
-      <w:pPr>
-        <w:pStyle w:val="ListParagraph"/>
-        <w:numPr>
-          <w:ilvl w:val="1"/>
-          <w:numId w:val="1"/>
-        </w:numPr>
-        <w:rPr>
-          <w:rFonts w:ascii="Arial" w:hAnsi="Arial" w:cs="Arial"/>
-          <w:lang w:val="ca-ES"/>
-        </w:rPr>
-      </w:pPr>
-      <w:r>
-        <w:rPr>
-          <w:rFonts w:ascii="Arial" w:hAnsi="Arial" w:cs="Arial"/>
-          <w:lang w:val="ca-ES"/>
-        </w:rPr>
-        <w:t xml:space="preserve">Com per </w:t>
-      </w:r>
-      <w:r>
-        <w:rPr>
-          <w:rFonts w:ascii="Arial" w:hAnsi="Arial" w:cs="Arial"/>
-          <w:lang w:val="ca-ES"/>
-        </w:rPr>
-        <w:t>construir</w:t>
-      </w:r>
-      <w:r>
-        <w:rPr>
-          <w:rFonts w:ascii="Arial" w:hAnsi="Arial" w:cs="Arial"/>
-          <w:lang w:val="ca-ES"/>
-        </w:rPr>
-        <w:t xml:space="preserve"> el graf em baso en la </w:t>
-      </w:r>
-      <w:r>
-        <w:rPr>
-          <w:rFonts w:ascii="Arial" w:hAnsi="Arial" w:cs="Arial"/>
-          <w:lang w:val="ca-ES"/>
-        </w:rPr>
-        <w:t xml:space="preserve">seqüència </w:t>
-      </w:r>
-      <w:r>
-        <w:rPr>
-          <w:rFonts w:ascii="Arial" w:hAnsi="Arial" w:cs="Arial"/>
-          <w:lang w:val="ca-ES"/>
-        </w:rPr>
-        <w:t>consecutiva del ‘</w:t>
-      </w:r>
-      <w:proofErr w:type="spellStart"/>
-      <w:r>
-        <w:rPr>
-          <w:rFonts w:ascii="Arial" w:hAnsi="Arial" w:cs="Arial"/>
-          <w:lang w:val="ca-ES"/>
-        </w:rPr>
-        <w:t>stop_sequence</w:t>
-      </w:r>
-      <w:proofErr w:type="spellEnd"/>
-      <w:r>
-        <w:rPr>
-          <w:rFonts w:ascii="Arial" w:hAnsi="Arial" w:cs="Arial"/>
-          <w:lang w:val="ca-ES"/>
-        </w:rPr>
-        <w:t xml:space="preserve">’, per no </w:t>
-      </w:r>
-      <w:r>
-        <w:rPr>
-          <w:rFonts w:ascii="Arial" w:hAnsi="Arial" w:cs="Arial"/>
-          <w:lang w:val="ca-ES"/>
-        </w:rPr>
-        <w:t xml:space="preserve">crear arestes </w:t>
-      </w:r>
-      <w:r>
-        <w:rPr>
-          <w:rFonts w:ascii="Arial" w:hAnsi="Arial" w:cs="Arial"/>
-          <w:lang w:val="ca-ES"/>
-        </w:rPr>
-        <w:t>inexistents</w:t>
-      </w:r>
-      <w:r>
-        <w:rPr>
-          <w:rFonts w:ascii="Arial" w:hAnsi="Arial" w:cs="Arial"/>
-          <w:lang w:val="ca-ES"/>
-        </w:rPr>
-        <w:t xml:space="preserve">, </w:t>
-      </w:r>
-      <w:r>
-        <w:rPr>
-          <w:rFonts w:ascii="Arial" w:hAnsi="Arial" w:cs="Arial"/>
-          <w:lang w:val="ca-ES"/>
-        </w:rPr>
-        <w:t xml:space="preserve">es necessari tractar aquest </w:t>
-      </w:r>
-      <w:r>
-        <w:rPr>
-          <w:rFonts w:ascii="Arial" w:hAnsi="Arial" w:cs="Arial"/>
-          <w:lang w:val="ca-ES"/>
-        </w:rPr>
-        <w:t>fenomen</w:t>
-      </w:r>
-      <w:r>
-        <w:rPr>
-          <w:rFonts w:ascii="Arial" w:hAnsi="Arial" w:cs="Arial"/>
-          <w:lang w:val="ca-ES"/>
-        </w:rPr>
-        <w:t>.</w:t>
-      </w:r>
-    </w:p>
-    <w:p>
-      <w:pPr>
-        <w:pStyle w:val="ListParagraph"/>
-        <w:numPr>
-          <w:ilvl w:val="1"/>
-          <w:numId w:val="1"/>
-        </w:numPr>
-        <w:rPr>
-          <w:rFonts w:ascii="Arial" w:hAnsi="Arial" w:cs="Arial"/>
-          <w:lang w:val="ca-ES"/>
-        </w:rPr>
-      </w:pPr>
-      <w:r>
-        <w:rPr>
-          <w:rFonts w:ascii="Arial" w:hAnsi="Arial" w:cs="Arial"/>
-          <w:lang w:val="ca-ES"/>
-        </w:rPr>
-        <w:t xml:space="preserve">La manera més senzilla que he trobat és trencar aquesta </w:t>
-      </w:r>
-      <w:proofErr w:type="spellStart"/>
-      <w:r>
-        <w:rPr>
-          <w:rFonts w:ascii="Arial" w:hAnsi="Arial" w:cs="Arial"/>
-          <w:lang w:val="ca-ES"/>
-        </w:rPr>
-        <w:t>consecutivitat</w:t>
-      </w:r>
-      <w:proofErr w:type="spellEnd"/>
-      <w:r>
-        <w:rPr>
-          <w:rFonts w:ascii="Arial" w:hAnsi="Arial" w:cs="Arial"/>
-          <w:lang w:val="ca-ES"/>
-        </w:rPr>
-        <w:t xml:space="preserve"> sumant 1 en les seqüències de parades </w:t>
-      </w:r>
-      <w:r>
-        <w:rPr>
-          <w:rFonts w:ascii="Arial" w:hAnsi="Arial" w:cs="Arial"/>
-          <w:lang w:val="ca-ES"/>
-        </w:rPr>
-        <w:t>incorrectes</w:t>
-      </w:r>
-      <w:r>
-        <w:rPr>
-          <w:rFonts w:ascii="Arial" w:hAnsi="Arial" w:cs="Arial"/>
-          <w:lang w:val="ca-ES"/>
-        </w:rPr>
-        <w:t xml:space="preserve"> </w:t>
-      </w:r>
-      <w:r>
-        <w:rPr>
-          <w:rFonts w:ascii="Arial" w:hAnsi="Arial" w:cs="Arial"/>
-          <w:lang w:val="ca-ES"/>
-        </w:rPr>
-        <w:t>i</w:t>
-      </w:r>
-      <w:r>
-        <w:rPr>
-          <w:rFonts w:ascii="Arial" w:hAnsi="Arial" w:cs="Arial"/>
-          <w:lang w:val="ca-ES"/>
-        </w:rPr>
-        <w:t xml:space="preserve"> en les de davant. Per exemple, la seqüència de parades: </w:t>
-      </w:r>
-    </w:p>
-    <w:p>
-      <w:pPr>
-        <w:pStyle w:val="ListParagraph"/>
-        <w:numPr>
-          <w:ilvl w:val="2"/>
-          <w:numId w:val="1"/>
-        </w:numPr>
-        <w:rPr>
-          <w:rFonts w:ascii="Arial" w:hAnsi="Arial" w:cs="Arial"/>
-          <w:lang w:val="ca-ES"/>
-        </w:rPr>
-      </w:pPr>
-      <w:r>
-        <w:rPr>
-          <w:rFonts w:ascii="Arial" w:hAnsi="Arial" w:cs="Arial"/>
-          <w:lang w:val="ca-ES"/>
-        </w:rPr>
-        <w:t>i – Aeroport T2</w:t>
-      </w:r>
-    </w:p>
-    <w:p>
-      <w:pPr>
-        <w:pStyle w:val="ListParagraph"/>
-        <w:numPr>
-          <w:ilvl w:val="2"/>
-          <w:numId w:val="1"/>
-        </w:numPr>
-        <w:rPr>
-          <w:rFonts w:ascii="Arial" w:hAnsi="Arial" w:cs="Arial"/>
-          <w:lang w:val="ca-ES"/>
-        </w:rPr>
-      </w:pPr>
-      <w:r>
-        <w:rPr>
-          <w:rFonts w:ascii="Arial" w:hAnsi="Arial" w:cs="Arial"/>
-          <w:lang w:val="ca-ES"/>
-        </w:rPr>
-        <w:t>i+1 – Parc Nou</w:t>
-      </w:r>
-    </w:p>
-    <w:p>
-      <w:pPr>
-        <w:pStyle w:val="ListParagraph"/>
-        <w:numPr>
-          <w:ilvl w:val="2"/>
-          <w:numId w:val="1"/>
-        </w:numPr>
-        <w:rPr>
-          <w:rFonts w:ascii="Arial" w:hAnsi="Arial" w:cs="Arial"/>
-          <w:lang w:val="ca-ES"/>
-        </w:rPr>
-      </w:pPr>
-      <w:r>
-        <w:rPr>
-          <w:rFonts w:ascii="Arial" w:hAnsi="Arial" w:cs="Arial"/>
-          <w:lang w:val="ca-ES"/>
-        </w:rPr>
-        <w:t xml:space="preserve">i+2 – Cèntric </w:t>
-      </w:r>
-    </w:p>
-    <w:p>
-      <w:pPr>
-        <w:ind w:left="1440"/>
-        <w:rPr>
-          <w:rFonts w:ascii="Arial" w:hAnsi="Arial" w:cs="Arial"/>
-          <w:lang w:val="ca-ES"/>
-        </w:rPr>
-      </w:pPr>
-      <w:r>
-        <w:rPr>
-          <w:rFonts w:ascii="Arial" w:hAnsi="Arial" w:cs="Arial"/>
-          <w:lang w:val="ca-ES"/>
-        </w:rPr>
-        <w:t>Passarà a ser:</w:t>
-      </w:r>
-    </w:p>
-    <w:p>
-      <w:pPr>
-        <w:pStyle w:val="ListParagraph"/>
-        <w:numPr>
-          <w:ilvl w:val="2"/>
-          <w:numId w:val="1"/>
-        </w:numPr>
-        <w:rPr>
-          <w:rFonts w:ascii="Arial" w:hAnsi="Arial" w:cs="Arial"/>
-          <w:lang w:val="ca-ES"/>
-        </w:rPr>
-      </w:pPr>
-      <w:r>
-        <w:rPr>
-          <w:rFonts w:ascii="Arial" w:hAnsi="Arial" w:cs="Arial"/>
-          <w:lang w:val="ca-ES"/>
-        </w:rPr>
-        <w:t>i – Aeroport T2</w:t>
-      </w:r>
-    </w:p>
-    <w:p>
-      <w:pPr>
-        <w:pStyle w:val="ListParagraph"/>
-        <w:numPr>
-          <w:ilvl w:val="2"/>
-          <w:numId w:val="1"/>
-        </w:numPr>
-        <w:rPr>
-          <w:rFonts w:ascii="Arial" w:hAnsi="Arial" w:cs="Arial"/>
-          <w:lang w:val="ca-ES"/>
-        </w:rPr>
-      </w:pPr>
-      <w:r>
-        <w:rPr>
-          <w:rFonts w:ascii="Arial" w:hAnsi="Arial" w:cs="Arial"/>
-          <w:lang w:val="ca-ES"/>
-        </w:rPr>
-        <w:t>i+2 – Parc Nou</w:t>
-      </w:r>
-    </w:p>
-    <w:p>
-      <w:pPr>
-        <w:pStyle w:val="ListParagraph"/>
-        <w:numPr>
-          <w:ilvl w:val="2"/>
-          <w:numId w:val="1"/>
-        </w:numPr>
-        <w:rPr>
-          <w:rFonts w:ascii="Arial" w:hAnsi="Arial" w:cs="Arial"/>
-          <w:lang w:val="ca-ES"/>
-        </w:rPr>
-      </w:pPr>
-      <w:r>
-        <w:rPr>
-          <w:rFonts w:ascii="Arial" w:hAnsi="Arial" w:cs="Arial"/>
-          <w:lang w:val="ca-ES"/>
-        </w:rPr>
-        <w:t xml:space="preserve">i+3 – Cèntric </w:t>
-      </w:r>
-    </w:p>
-    <w:p>
-      <w:pPr>
-        <w:ind w:left="1440"/>
-        <w:rPr>
-          <w:rFonts w:ascii="Arial" w:hAnsi="Arial" w:cs="Arial"/>
-          <w:lang w:val="ca-ES"/>
-        </w:rPr>
-      </w:pPr>
-      <w:r>
-        <w:rPr>
-          <w:rFonts w:ascii="Arial" w:hAnsi="Arial" w:cs="Arial"/>
-          <w:lang w:val="ca-ES"/>
-        </w:rPr>
-        <w:t xml:space="preserve">Cal recalcar que la regla d’incrementar la seqüència amb 1 s’aplica a tots els trams. És a dir, en el cas del tram de Les Moreres a Fira també incrementem amb 1 encara que hi hagi dues parades entremig perquè el nostre objectiu no és deixar clar quantes parades haurien d’haver entremig sinó trencar la </w:t>
-      </w:r>
-      <w:r>
-        <w:rPr>
-          <w:rFonts w:ascii="Arial" w:hAnsi="Arial" w:cs="Arial"/>
-          <w:lang w:val="ca-ES"/>
-        </w:rPr>
-        <w:t xml:space="preserve">seqüència </w:t>
-      </w:r>
-      <w:r>
-        <w:rPr>
-          <w:rFonts w:ascii="Arial" w:hAnsi="Arial" w:cs="Arial"/>
-          <w:lang w:val="ca-ES"/>
-        </w:rPr>
-        <w:t>consecutiva.</w:t>
-      </w:r>
-    </w:p>
-    <w:p>
-      <w:pPr>
-        <w:pStyle w:val="ListParagraph"/>
-        <w:numPr>
-          <w:ilvl w:val="1"/>
-          <w:numId w:val="1"/>
-        </w:numPr>
-        <w:rPr>
-          <w:rFonts w:ascii="Arial" w:hAnsi="Arial" w:cs="Arial"/>
-          <w:lang w:val="ca-ES"/>
-        </w:rPr>
-      </w:pPr>
-      <w:r>
-        <w:rPr>
-          <w:rFonts w:ascii="Arial" w:hAnsi="Arial" w:cs="Arial"/>
-          <w:lang w:val="ca-ES"/>
-        </w:rPr>
-        <w:t>D’aquesta manera, no perdem aquesta part de viatges amb parts errònies i ens assegurem que això no afecti al funcionament de l’algoritme.</w:t>
-      </w:r>
-    </w:p>
-    <w:p>
-      <w:pPr>
-        <w:pStyle w:val="ListParagraph"/>
-        <w:numPr>
-          <w:ilvl w:val="1"/>
-          <w:numId w:val="1"/>
-        </w:numPr>
-        <w:rPr>
-          <w:rFonts w:ascii="Arial" w:hAnsi="Arial" w:cs="Arial"/>
-          <w:lang w:val="ca-ES"/>
-        </w:rPr>
-      </w:pPr>
-      <w:r>
-        <w:rPr>
-          <w:rFonts w:ascii="Arial" w:hAnsi="Arial" w:cs="Arial"/>
-          <w:lang w:val="ca-ES"/>
-        </w:rPr>
-        <w:t>Finalment, es genera ‘.</w:t>
-      </w:r>
-      <w:proofErr w:type="spellStart"/>
-      <w:r>
-        <w:rPr>
-          <w:rFonts w:ascii="Arial" w:hAnsi="Arial" w:cs="Arial"/>
-          <w:lang w:val="ca-ES"/>
-        </w:rPr>
-        <w:t>src</w:t>
-      </w:r>
-      <w:proofErr w:type="spellEnd"/>
-      <w:r>
-        <w:rPr>
-          <w:rFonts w:ascii="Arial" w:hAnsi="Arial" w:cs="Arial"/>
-          <w:lang w:val="ca-ES"/>
-        </w:rPr>
-        <w:t>/</w:t>
-      </w:r>
-      <w:proofErr w:type="spellStart"/>
-      <w:r>
-        <w:rPr>
-          <w:rFonts w:ascii="Arial" w:hAnsi="Arial" w:cs="Arial"/>
-          <w:lang w:val="ca-ES"/>
-        </w:rPr>
-        <w:t>gtfs</w:t>
-      </w:r>
-      <w:proofErr w:type="spellEnd"/>
-      <w:r>
-        <w:rPr>
-          <w:rFonts w:ascii="Arial" w:hAnsi="Arial" w:cs="Arial"/>
-          <w:lang w:val="ca-ES"/>
-        </w:rPr>
-        <w:t>/data/3_stop_sequence/stop_times_sequence.txt’ a partir de ‘.</w:t>
-      </w:r>
-      <w:proofErr w:type="spellStart"/>
-      <w:r>
-        <w:rPr>
-          <w:rFonts w:ascii="Arial" w:hAnsi="Arial" w:cs="Arial"/>
-          <w:lang w:val="ca-ES"/>
-        </w:rPr>
-        <w:t>src</w:t>
-      </w:r>
-      <w:proofErr w:type="spellEnd"/>
-      <w:r>
-        <w:rPr>
-          <w:rFonts w:ascii="Arial" w:hAnsi="Arial" w:cs="Arial"/>
-          <w:lang w:val="ca-ES"/>
-        </w:rPr>
-        <w:t>/</w:t>
-      </w:r>
-      <w:proofErr w:type="spellStart"/>
-      <w:r>
-        <w:rPr>
-          <w:rFonts w:ascii="Arial" w:hAnsi="Arial" w:cs="Arial"/>
-          <w:lang w:val="ca-ES"/>
-        </w:rPr>
-        <w:t>gtfs</w:t>
-      </w:r>
-      <w:proofErr w:type="spellEnd"/>
-      <w:r>
-        <w:rPr>
-          <w:rFonts w:ascii="Arial" w:hAnsi="Arial" w:cs="Arial"/>
-          <w:lang w:val="ca-ES"/>
-        </w:rPr>
-        <w:t>/data/3_stop_sequence/wrong_stop_sequences.txt’ creat a ‘</w:t>
-      </w:r>
-      <w:proofErr w:type="spellStart"/>
-      <w:r>
-        <w:rPr>
-          <w:rFonts w:ascii="Arial" w:hAnsi="Arial" w:cs="Arial"/>
-          <w:lang w:val="ca-ES"/>
-        </w:rPr>
-        <w:t>data_validation</w:t>
-      </w:r>
-      <w:proofErr w:type="spellEnd"/>
-      <w:r>
-        <w:rPr>
-          <w:rFonts w:ascii="Arial" w:hAnsi="Arial" w:cs="Arial"/>
-          <w:lang w:val="ca-ES"/>
-        </w:rPr>
-        <w:t>/</w:t>
-      </w:r>
-      <w:proofErr w:type="spellStart"/>
-      <w:r>
-        <w:rPr>
-          <w:rFonts w:ascii="Arial" w:hAnsi="Arial" w:cs="Arial"/>
-          <w:lang w:val="ca-ES"/>
-        </w:rPr>
-        <w:t>checks</w:t>
-      </w:r>
-      <w:proofErr w:type="spellEnd"/>
-      <w:r>
-        <w:rPr>
-          <w:rFonts w:ascii="Arial" w:hAnsi="Arial" w:cs="Arial"/>
-          <w:lang w:val="ca-ES"/>
-        </w:rPr>
-        <w:t>/</w:t>
-      </w:r>
-      <w:proofErr w:type="spellStart"/>
-      <w:r>
-        <w:rPr>
-          <w:rFonts w:ascii="Arial" w:hAnsi="Arial" w:cs="Arial"/>
-          <w:lang w:val="ca-ES"/>
-        </w:rPr>
-        <w:t>stop_times_checks.ipynb</w:t>
-      </w:r>
-      <w:proofErr w:type="spellEnd"/>
-      <w:r>
-        <w:rPr>
-          <w:rFonts w:ascii="Arial" w:hAnsi="Arial" w:cs="Arial"/>
-          <w:lang w:val="ca-ES"/>
-        </w:rPr>
-        <w:t>’.</w:t>
-      </w:r>
-    </w:p>
-    <w:p>
-      <w:pPr>
-        <w:pStyle w:val="ListParagraph"/>
-        <w:numPr>
-          <w:ilvl w:val="0"/>
-          <w:numId w:val="1"/>
-        </w:numPr>
-        <w:rPr>
-          <w:rFonts w:ascii="Arial" w:hAnsi="Arial" w:cs="Arial"/>
-          <w:lang w:val="ca-ES"/>
-        </w:rPr>
-      </w:pPr>
-      <w:r>
-        <w:rPr>
-          <w:rFonts w:ascii="Arial" w:hAnsi="Arial" w:cs="Arial"/>
-          <w:lang w:val="ca-ES"/>
-        </w:rPr>
-        <w:t>data_validation/processing/4_doors_time.py</w:t>
-      </w:r>
-    </w:p>
-    <w:p>
-      <w:pPr>
-        <w:pStyle w:val="ListParagraph"/>
-        <w:numPr>
-          <w:ilvl w:val="1"/>
-          <w:numId w:val="1"/>
-        </w:numPr>
-        <w:rPr>
-          <w:rFonts w:ascii="Arial" w:hAnsi="Arial" w:cs="Arial"/>
-          <w:lang w:val="ca-ES"/>
-        </w:rPr>
-      </w:pPr>
-      <w:r>
-        <w:rPr>
-          <w:rFonts w:ascii="Arial" w:hAnsi="Arial" w:cs="Arial"/>
-          <w:lang w:val="ca-ES"/>
-        </w:rPr>
-        <w:t>A ‘</w:t>
-      </w:r>
-      <w:proofErr w:type="spellStart"/>
-      <w:r>
-        <w:rPr>
-          <w:rFonts w:ascii="Arial" w:hAnsi="Arial" w:cs="Arial"/>
-          <w:lang w:val="ca-ES"/>
-        </w:rPr>
-        <w:t>data_validation</w:t>
-      </w:r>
-      <w:proofErr w:type="spellEnd"/>
-      <w:r>
-        <w:rPr>
-          <w:rFonts w:ascii="Arial" w:hAnsi="Arial" w:cs="Arial"/>
-          <w:lang w:val="ca-ES"/>
-        </w:rPr>
-        <w:t>/</w:t>
-      </w:r>
-      <w:proofErr w:type="spellStart"/>
-      <w:r>
-        <w:rPr>
-          <w:rFonts w:ascii="Arial" w:hAnsi="Arial" w:cs="Arial"/>
-          <w:lang w:val="ca-ES"/>
-        </w:rPr>
-        <w:t>checks</w:t>
-      </w:r>
-      <w:proofErr w:type="spellEnd"/>
-      <w:r>
-        <w:rPr>
-          <w:rFonts w:ascii="Arial" w:hAnsi="Arial" w:cs="Arial"/>
-          <w:lang w:val="ca-ES"/>
-        </w:rPr>
-        <w:t>/</w:t>
-      </w:r>
-      <w:proofErr w:type="spellStart"/>
-      <w:r>
-        <w:rPr>
-          <w:rFonts w:ascii="Arial" w:hAnsi="Arial" w:cs="Arial"/>
-          <w:lang w:val="ca-ES"/>
-        </w:rPr>
-        <w:t>stop_times_checks.ipynb</w:t>
-      </w:r>
-      <w:proofErr w:type="spellEnd"/>
-      <w:r>
-        <w:rPr>
-          <w:rFonts w:ascii="Arial" w:hAnsi="Arial" w:cs="Arial"/>
-          <w:lang w:val="ca-ES"/>
-        </w:rPr>
-        <w:t xml:space="preserve">’ hem vist que hi ha viatges en els què hi ha parades amb el mateix temps d’arribada i sortida del metro. </w:t>
-      </w:r>
-    </w:p>
-    <w:p>
-      <w:pPr>
-        <w:pStyle w:val="ListParagraph"/>
-        <w:numPr>
-          <w:ilvl w:val="1"/>
-          <w:numId w:val="1"/>
-        </w:numPr>
-        <w:rPr>
-          <w:rFonts w:ascii="Arial" w:hAnsi="Arial" w:cs="Arial"/>
-          <w:color w:val="808080" w:themeColor="background1" w:themeShade="80"/>
-          <w:lang w:val="ca-ES"/>
-        </w:rPr>
-      </w:pPr>
-      <w:r>
-        <w:rPr>
-          <w:rFonts w:ascii="Arial" w:hAnsi="Arial" w:cs="Arial"/>
-          <w:lang w:val="ca-ES"/>
-        </w:rPr>
         <w:t xml:space="preserve">Això es deu a què quan el metro arriba a una parada final de línia, el conductor s’ha de baixar per canviar-se a la cabina contrària. Durant aquest temps i en el què el </w:t>
       </w:r>
       <w:r>
@@ -2926,15 +2982,7 @@
           <w:rFonts w:ascii="Arial" w:hAnsi="Arial" w:cs="Arial"/>
           <w:lang w:val="ca-ES"/>
         </w:rPr>
-        <w:t xml:space="preserve">, sinó tot el temps d’espera entre un </w:t>
-      </w:r>
-      <w:r>
-        <w:rPr>
-          <w:rFonts w:ascii="Arial" w:hAnsi="Arial" w:cs="Arial"/>
-          <w:lang w:val="ca-ES"/>
-        </w:rPr>
-        <w:lastRenderedPageBreak/>
-        <w:t>metro i un altre</w:t>
+        <w:t>, sinó tot el temps d’espera entre un metro i un altre</w:t>
       </w:r>
       <w:r>
         <w:rPr>

--- a/.docu/Validació de les dades/Validació de les dades.docx
+++ b/.docu/Validació de les dades/Validació de les dades.docx
@@ -459,6 +459,45 @@
         </w:rPr>
         <w:t xml:space="preserve"> múltiple de 15 (només curiositat) </w:t>
       </w:r>
+      <w:r>
+        <w:rPr>
+          <w:rFonts w:ascii="Arial" w:hAnsi="Arial" w:cs="Arial"/>
+          <w:lang w:val="ca-ES"/>
+        </w:rPr>
+        <w:t>(implica PW i TF perquè ‘</w:t>
+      </w:r>
+      <w:proofErr w:type="spellStart"/>
+      <w:r>
+        <w:rPr>
+          <w:rFonts w:ascii="Arial" w:hAnsi="Arial" w:cs="Arial"/>
+          <w:lang w:val="ca-ES"/>
+        </w:rPr>
+        <w:t>pathways</w:t>
+      </w:r>
+      <w:proofErr w:type="spellEnd"/>
+      <w:r>
+        <w:rPr>
+          <w:rFonts w:ascii="Arial" w:hAnsi="Arial" w:cs="Arial"/>
+          <w:lang w:val="ca-ES"/>
+        </w:rPr>
+        <w:t>’ inclou ‘</w:t>
+      </w:r>
+      <w:proofErr w:type="spellStart"/>
+      <w:r>
+        <w:rPr>
+          <w:rFonts w:ascii="Arial" w:hAnsi="Arial" w:cs="Arial"/>
+          <w:lang w:val="ca-ES"/>
+        </w:rPr>
+        <w:t>transfers</w:t>
+      </w:r>
+      <w:proofErr w:type="spellEnd"/>
+      <w:r>
+        <w:rPr>
+          <w:rFonts w:ascii="Arial" w:hAnsi="Arial" w:cs="Arial"/>
+          <w:lang w:val="ca-ES"/>
+        </w:rPr>
+        <w:t>’)</w:t>
+      </w:r>
     </w:p>
     <w:p>
       <w:pPr>
@@ -471,6 +510,34 @@
           <w:lang w:val="ca-ES"/>
         </w:rPr>
       </w:pPr>
+      <w:proofErr w:type="spellStart"/>
+      <w:r>
+        <w:rPr>
+          <w:rFonts w:ascii="Arial" w:hAnsi="Arial" w:cs="Arial"/>
+          <w:lang w:val="ca-ES"/>
+        </w:rPr>
+        <w:t>Traversal_time</w:t>
+      </w:r>
+      <w:proofErr w:type="spellEnd"/>
+      <w:r>
+        <w:rPr>
+          <w:rFonts w:ascii="Arial" w:hAnsi="Arial" w:cs="Arial"/>
+          <w:lang w:val="ca-ES"/>
+        </w:rPr>
+        <w:t xml:space="preserve"> és sempre 60 per totes les arestes ‘PW’</w:t>
+      </w:r>
+    </w:p>
+    <w:p>
+      <w:pPr>
+        <w:numPr>
+          <w:ilvl w:val="1"/>
+          <w:numId w:val="1"/>
+        </w:numPr>
+        <w:rPr>
+          <w:rFonts w:ascii="Arial" w:hAnsi="Arial" w:cs="Arial"/>
+          <w:lang w:val="ca-ES"/>
+        </w:rPr>
+      </w:pPr>
       <w:r>
         <w:rPr>
           <w:rFonts w:ascii="Arial" w:hAnsi="Arial" w:cs="Arial"/>
@@ -884,6 +951,7 @@
           <w:rFonts w:ascii="Arial" w:hAnsi="Arial" w:cs="Arial"/>
           <w:lang w:val="ca-ES"/>
         </w:rPr>
+        <w:lastRenderedPageBreak/>
         <w:t>Creem ‘stop_times_sequence.txt’ (a .</w:t>
       </w:r>
       <w:proofErr w:type="spellStart"/>
@@ -930,7 +998,6 @@
           <w:rFonts w:ascii="Arial" w:hAnsi="Arial" w:cs="Arial"/>
           <w:lang w:val="ca-ES"/>
         </w:rPr>
-        <w:lastRenderedPageBreak/>
         <w:t>consecutiv</w:t>
       </w:r>
       <w:r>

--- a/.docu/Validació de les dades/Validació de les dades.docx
+++ b/.docu/Validació de les dades/Validació de les dades.docx
@@ -543,7 +543,28 @@
           <w:rFonts w:ascii="Arial" w:hAnsi="Arial" w:cs="Arial"/>
           <w:lang w:val="ca-ES"/>
         </w:rPr>
-        <w:t xml:space="preserve">Cada entrada té una andana </w:t>
+        <w:t xml:space="preserve">Cada entrada </w:t>
+      </w:r>
+      <w:r>
+        <w:rPr>
+          <w:rFonts w:ascii="Arial" w:hAnsi="Arial" w:cs="Arial"/>
+          <w:lang w:val="ca-ES"/>
+        </w:rPr>
+        <w:t xml:space="preserve">està connectada per alguna direcció a exactament una andana </w:t>
+      </w:r>
+      <w:r>
+        <w:rPr>
+          <w:rFonts w:ascii="Arial" w:hAnsi="Arial" w:cs="Arial"/>
+          <w:lang w:val="ca-ES"/>
+        </w:rPr>
+        <w:sym w:font="Wingdings" w:char="F0E0"/>
+      </w:r>
+      <w:r>
+        <w:rPr>
+          <w:rFonts w:ascii="Arial" w:hAnsi="Arial" w:cs="Arial"/>
+          <w:lang w:val="ca-ES"/>
+        </w:rPr>
+        <w:t xml:space="preserve"> quan fem la duplicació això es converteix a una o dos</w:t>
       </w:r>
     </w:p>
     <w:p>
@@ -911,6 +932,7 @@
           <w:rFonts w:ascii="Arial" w:hAnsi="Arial" w:cs="Arial"/>
           <w:lang w:val="ca-ES"/>
         </w:rPr>
+        <w:lastRenderedPageBreak/>
         <w:t xml:space="preserve">NO </w:t>
       </w:r>
       <w:r>
@@ -951,434 +973,434 @@
           <w:rFonts w:ascii="Arial" w:hAnsi="Arial" w:cs="Arial"/>
           <w:lang w:val="ca-ES"/>
         </w:rPr>
+        <w:t>Creem ‘stop_times_sequence.txt’ (a .</w:t>
+      </w:r>
+      <w:proofErr w:type="spellStart"/>
+      <w:r>
+        <w:rPr>
+          <w:rFonts w:ascii="Arial" w:hAnsi="Arial" w:cs="Arial"/>
+          <w:lang w:val="ca-ES"/>
+        </w:rPr>
+        <w:t>src</w:t>
+      </w:r>
+      <w:proofErr w:type="spellEnd"/>
+      <w:r>
+        <w:rPr>
+          <w:rFonts w:ascii="Arial" w:hAnsi="Arial" w:cs="Arial"/>
+          <w:lang w:val="ca-ES"/>
+        </w:rPr>
+        <w:t>/</w:t>
+      </w:r>
+      <w:proofErr w:type="spellStart"/>
+      <w:r>
+        <w:rPr>
+          <w:rFonts w:ascii="Arial" w:hAnsi="Arial" w:cs="Arial"/>
+          <w:lang w:val="ca-ES"/>
+        </w:rPr>
+        <w:t>gtfs</w:t>
+      </w:r>
+      <w:proofErr w:type="spellEnd"/>
+      <w:r>
+        <w:rPr>
+          <w:rFonts w:ascii="Arial" w:hAnsi="Arial" w:cs="Arial"/>
+          <w:lang w:val="ca-ES"/>
+        </w:rPr>
+        <w:t xml:space="preserve">/data/3_stop_sequence) trencant la </w:t>
+      </w:r>
+      <w:r>
+        <w:rPr>
+          <w:rFonts w:ascii="Arial" w:hAnsi="Arial" w:cs="Arial"/>
+          <w:lang w:val="ca-ES"/>
+        </w:rPr>
+        <w:t xml:space="preserve">seqüència </w:t>
+      </w:r>
+      <w:r>
+        <w:rPr>
+          <w:rFonts w:ascii="Arial" w:hAnsi="Arial" w:cs="Arial"/>
+          <w:lang w:val="ca-ES"/>
+        </w:rPr>
+        <w:t>consecutiv</w:t>
+      </w:r>
+      <w:r>
+        <w:rPr>
+          <w:rFonts w:ascii="Arial" w:hAnsi="Arial" w:cs="Arial"/>
+          <w:lang w:val="ca-ES"/>
+        </w:rPr>
+        <w:t>a</w:t>
+      </w:r>
+      <w:r>
+        <w:rPr>
+          <w:rFonts w:ascii="Arial" w:hAnsi="Arial" w:cs="Arial"/>
+          <w:lang w:val="ca-ES"/>
+        </w:rPr>
+        <w:t xml:space="preserve"> de ‘</w:t>
+      </w:r>
+      <w:proofErr w:type="spellStart"/>
+      <w:r>
+        <w:rPr>
+          <w:rFonts w:ascii="Arial" w:hAnsi="Arial" w:cs="Arial"/>
+          <w:lang w:val="ca-ES"/>
+        </w:rPr>
+        <w:t>stop_sequence</w:t>
+      </w:r>
+      <w:proofErr w:type="spellEnd"/>
+      <w:r>
+        <w:rPr>
+          <w:rFonts w:ascii="Arial" w:hAnsi="Arial" w:cs="Arial"/>
+          <w:lang w:val="ca-ES"/>
+        </w:rPr>
+        <w:t>’ (explicació més detallada avall al mòdul de processament)</w:t>
+      </w:r>
+    </w:p>
+    <w:p>
+      <w:pPr>
+        <w:numPr>
+          <w:ilvl w:val="2"/>
+          <w:numId w:val="1"/>
+        </w:numPr>
+        <w:rPr>
+          <w:rFonts w:ascii="Arial" w:hAnsi="Arial" w:cs="Arial"/>
+          <w:lang w:val="ca-ES"/>
+        </w:rPr>
+      </w:pPr>
+      <w:r>
+        <w:rPr>
+          <w:rFonts w:ascii="Arial" w:hAnsi="Arial" w:cs="Arial"/>
+          <w:lang w:val="ca-ES"/>
+        </w:rPr>
+        <w:t>Es torna a comprovar per ‘stop_times_sequence.txt’ seguint la regla que dues parades són consecutives si el ‘</w:t>
+      </w:r>
+      <w:proofErr w:type="spellStart"/>
+      <w:r>
+        <w:rPr>
+          <w:rFonts w:ascii="Arial" w:hAnsi="Arial" w:cs="Arial"/>
+          <w:lang w:val="ca-ES"/>
+        </w:rPr>
+        <w:t>stop_sequence</w:t>
+      </w:r>
+      <w:proofErr w:type="spellEnd"/>
+      <w:r>
+        <w:rPr>
+          <w:rFonts w:ascii="Arial" w:hAnsi="Arial" w:cs="Arial"/>
+          <w:lang w:val="ca-ES"/>
+        </w:rPr>
+        <w:t>’ ho és, i el problema s’ha solucionat.</w:t>
+      </w:r>
+    </w:p>
+    <w:p>
+      <w:pPr>
+        <w:numPr>
+          <w:ilvl w:val="1"/>
+          <w:numId w:val="1"/>
+        </w:numPr>
+        <w:rPr>
+          <w:rFonts w:ascii="Arial" w:hAnsi="Arial" w:cs="Arial"/>
+          <w:lang w:val="ca-ES"/>
+        </w:rPr>
+      </w:pPr>
+      <w:r>
+        <w:rPr>
+          <w:rFonts w:ascii="Arial" w:hAnsi="Arial" w:cs="Arial"/>
+          <w:lang w:val="ca-ES"/>
+        </w:rPr>
+        <w:t xml:space="preserve">Casos on el temps d’arribada i de sortida de </w:t>
+      </w:r>
+      <w:r>
+        <w:rPr>
+          <w:rFonts w:ascii="Arial" w:hAnsi="Arial" w:cs="Arial"/>
+          <w:lang w:val="ca-ES"/>
+        </w:rPr>
+        <w:t>l’andana</w:t>
+      </w:r>
+      <w:r>
+        <w:rPr>
+          <w:rFonts w:ascii="Arial" w:hAnsi="Arial" w:cs="Arial"/>
+          <w:lang w:val="ca-ES"/>
+        </w:rPr>
+        <w:t xml:space="preserve"> són els mateixos</w:t>
+      </w:r>
+    </w:p>
+    <w:p>
+      <w:pPr>
+        <w:numPr>
+          <w:ilvl w:val="2"/>
+          <w:numId w:val="1"/>
+        </w:numPr>
+        <w:rPr>
+          <w:rFonts w:ascii="Arial" w:hAnsi="Arial" w:cs="Arial"/>
+          <w:lang w:val="ca-ES"/>
+        </w:rPr>
+      </w:pPr>
+      <w:r>
+        <w:rPr>
+          <w:rFonts w:ascii="Arial" w:hAnsi="Arial" w:cs="Arial"/>
+          <w:lang w:val="ca-ES"/>
+        </w:rPr>
+        <w:t xml:space="preserve">A quines parades succeeix això?  </w:t>
+      </w:r>
+    </w:p>
+    <w:p>
+      <w:pPr>
+        <w:numPr>
+          <w:ilvl w:val="3"/>
+          <w:numId w:val="1"/>
+        </w:numPr>
+        <w:rPr>
+          <w:rFonts w:ascii="Arial" w:hAnsi="Arial" w:cs="Arial"/>
+          <w:lang w:val="ca-ES"/>
+        </w:rPr>
+      </w:pPr>
+      <w:r>
+        <w:rPr>
+          <w:rFonts w:ascii="Arial" w:hAnsi="Arial" w:cs="Arial"/>
+          <w:lang w:val="ca-ES"/>
+        </w:rPr>
+        <w:t xml:space="preserve">Només passa a parades en les que aquell </w:t>
+      </w:r>
+      <w:proofErr w:type="spellStart"/>
+      <w:r>
+        <w:rPr>
+          <w:rFonts w:ascii="Arial" w:hAnsi="Arial" w:cs="Arial"/>
+          <w:lang w:val="ca-ES"/>
+        </w:rPr>
+        <w:t>trip</w:t>
+      </w:r>
+      <w:proofErr w:type="spellEnd"/>
+      <w:r>
+        <w:rPr>
+          <w:rFonts w:ascii="Arial" w:hAnsi="Arial" w:cs="Arial"/>
+          <w:lang w:val="ca-ES"/>
+        </w:rPr>
+        <w:t xml:space="preserve"> del metro ha començat o acabat en elles. </w:t>
+      </w:r>
+    </w:p>
+    <w:p>
+      <w:pPr>
+        <w:numPr>
+          <w:ilvl w:val="3"/>
+          <w:numId w:val="1"/>
+        </w:numPr>
+        <w:rPr>
+          <w:rFonts w:ascii="Arial" w:hAnsi="Arial" w:cs="Arial"/>
+          <w:lang w:val="ca-ES"/>
+        </w:rPr>
+      </w:pPr>
+      <w:r>
+        <w:rPr>
+          <w:rFonts w:ascii="Arial" w:hAnsi="Arial" w:cs="Arial"/>
+          <w:lang w:val="ca-ES"/>
+        </w:rPr>
+        <w:t xml:space="preserve">És a dir, no tots els metros acaben i comencen als inicis i finals de cada línia. Hi ha metros que s’incorporen a un tram més avançat o acaben abans (assumeixo que això es per assegurar la cobertura de tota la línia en hores d’obertura i de tancament). </w:t>
+      </w:r>
+    </w:p>
+    <w:p>
+      <w:pPr>
+        <w:numPr>
+          <w:ilvl w:val="3"/>
+          <w:numId w:val="1"/>
+        </w:numPr>
+        <w:rPr>
+          <w:rFonts w:ascii="Arial" w:hAnsi="Arial" w:cs="Arial"/>
+          <w:lang w:val="ca-ES"/>
+        </w:rPr>
+      </w:pPr>
+      <w:r>
+        <w:rPr>
+          <w:rFonts w:ascii="Arial" w:hAnsi="Arial" w:cs="Arial"/>
+          <w:lang w:val="ca-ES"/>
+        </w:rPr>
+        <w:t xml:space="preserve">En el cas de les parades límit de les línies aquest </w:t>
+      </w:r>
+      <w:r>
+        <w:rPr>
+          <w:rFonts w:ascii="Arial" w:hAnsi="Arial" w:cs="Arial"/>
+          <w:lang w:val="ca-ES"/>
+        </w:rPr>
+        <w:t>fenomen</w:t>
+      </w:r>
+      <w:r>
+        <w:rPr>
+          <w:rFonts w:ascii="Arial" w:hAnsi="Arial" w:cs="Arial"/>
+          <w:lang w:val="ca-ES"/>
+        </w:rPr>
+        <w:t xml:space="preserve"> sempre succeeix mentre que a les parades d’entremig només quan </w:t>
+      </w:r>
+      <w:r>
+        <w:rPr>
+          <w:rFonts w:ascii="Arial" w:hAnsi="Arial" w:cs="Arial"/>
+          <w:lang w:val="ca-ES"/>
+        </w:rPr>
+        <w:t xml:space="preserve">un viatge de metro s’ha </w:t>
+      </w:r>
+      <w:r>
+        <w:rPr>
+          <w:rFonts w:ascii="Arial" w:hAnsi="Arial" w:cs="Arial"/>
+          <w:lang w:val="ca-ES"/>
+        </w:rPr>
+        <w:t>acabat</w:t>
+      </w:r>
+      <w:r>
+        <w:rPr>
+          <w:rFonts w:ascii="Arial" w:hAnsi="Arial" w:cs="Arial"/>
+          <w:lang w:val="ca-ES"/>
+        </w:rPr>
+        <w:t xml:space="preserve"> o començat des</w:t>
+      </w:r>
+      <w:r>
+        <w:rPr>
+          <w:rFonts w:ascii="Arial" w:hAnsi="Arial" w:cs="Arial"/>
+          <w:lang w:val="ca-ES"/>
+        </w:rPr>
+        <w:t xml:space="preserve"> o a</w:t>
+      </w:r>
+      <w:r>
+        <w:rPr>
+          <w:rFonts w:ascii="Arial" w:hAnsi="Arial" w:cs="Arial"/>
+          <w:lang w:val="ca-ES"/>
+        </w:rPr>
+        <w:t xml:space="preserve"> d’elles.</w:t>
+      </w:r>
+    </w:p>
+    <w:p>
+      <w:pPr>
+        <w:numPr>
+          <w:ilvl w:val="2"/>
+          <w:numId w:val="1"/>
+        </w:numPr>
+        <w:rPr>
+          <w:rFonts w:ascii="Arial" w:hAnsi="Arial" w:cs="Arial"/>
+          <w:lang w:val="ca-ES"/>
+        </w:rPr>
+      </w:pPr>
+      <w:r>
+        <w:rPr>
+          <w:rFonts w:ascii="Arial" w:hAnsi="Arial" w:cs="Arial"/>
+          <w:lang w:val="ca-ES"/>
+        </w:rPr>
+        <w:t>Càlcul del temps mitjà d’obertura i tancament de portes a les parades que no són límits oficials duna línia (tenint en compte només els viatges en els què no han sigut parades límit)</w:t>
+      </w:r>
+    </w:p>
+    <w:p>
+      <w:pPr>
+        <w:numPr>
+          <w:ilvl w:val="2"/>
+          <w:numId w:val="1"/>
+        </w:numPr>
+        <w:rPr>
+          <w:rFonts w:ascii="Arial" w:hAnsi="Arial" w:cs="Arial"/>
+          <w:lang w:val="ca-ES"/>
+        </w:rPr>
+      </w:pPr>
+      <w:r>
+        <w:rPr>
+          <w:rFonts w:ascii="Arial" w:hAnsi="Arial" w:cs="Arial"/>
+          <w:lang w:val="ca-ES"/>
+        </w:rPr>
+        <w:t>Càlcul de la mitjana del temps d’obertura i tancament de portes de cada línia</w:t>
+      </w:r>
+    </w:p>
+    <w:p>
+      <w:pPr>
+        <w:numPr>
+          <w:ilvl w:val="2"/>
+          <w:numId w:val="1"/>
+        </w:numPr>
+        <w:rPr>
+          <w:rFonts w:ascii="Arial" w:hAnsi="Arial" w:cs="Arial"/>
+          <w:lang w:val="ca-ES"/>
+        </w:rPr>
+      </w:pPr>
+      <w:r>
+        <w:rPr>
+          <w:rFonts w:ascii="Arial" w:hAnsi="Arial" w:cs="Arial"/>
+          <w:lang w:val="ca-ES"/>
+        </w:rPr>
+        <w:t>Generació de ‘doors.txt’ indicant el temps que s’ha de modificar a cada andana (els temps són diferents segons la línia):</w:t>
+      </w:r>
+    </w:p>
+    <w:p>
+      <w:pPr>
+        <w:numPr>
+          <w:ilvl w:val="3"/>
+          <w:numId w:val="1"/>
+        </w:numPr>
+        <w:rPr>
+          <w:rFonts w:ascii="Arial" w:hAnsi="Arial" w:cs="Arial"/>
+          <w:lang w:val="ca-ES"/>
+        </w:rPr>
+      </w:pPr>
+      <w:r>
+        <w:rPr>
+          <w:rFonts w:ascii="Arial" w:hAnsi="Arial" w:cs="Arial"/>
+          <w:lang w:val="ca-ES"/>
+        </w:rPr>
+        <w:t>A les parades interm</w:t>
+      </w:r>
+      <w:r>
+        <w:rPr>
+          <w:rFonts w:ascii="Arial" w:hAnsi="Arial" w:cs="Arial"/>
+          <w:lang w:val="ca-ES"/>
+        </w:rPr>
+        <w:t>èdi</w:t>
+      </w:r>
+      <w:r>
+        <w:rPr>
+          <w:rFonts w:ascii="Arial" w:hAnsi="Arial" w:cs="Arial"/>
+          <w:lang w:val="ca-ES"/>
+        </w:rPr>
+        <w:t>es la mitjana del temps d’obertura i tancament de portes als viatges que no són parades límits</w:t>
+      </w:r>
+    </w:p>
+    <w:p>
+      <w:pPr>
+        <w:numPr>
+          <w:ilvl w:val="3"/>
+          <w:numId w:val="1"/>
+        </w:numPr>
+        <w:rPr>
+          <w:rFonts w:ascii="Arial" w:hAnsi="Arial" w:cs="Arial"/>
+          <w:lang w:val="ca-ES"/>
+        </w:rPr>
+      </w:pPr>
+      <w:r>
+        <w:rPr>
+          <w:rFonts w:ascii="Arial" w:hAnsi="Arial" w:cs="Arial"/>
+          <w:lang w:val="ca-ES"/>
+        </w:rPr>
+        <w:t>A les parades límit la mitjana del temps d’obertura i tancament de portes de la seva línia (tenint en compte només el temps</w:t>
+      </w:r>
+      <w:r>
+        <w:rPr>
+          <w:rFonts w:ascii="Arial" w:hAnsi="Arial" w:cs="Arial"/>
+          <w:lang w:val="ca-ES"/>
+        </w:rPr>
+        <w:t xml:space="preserve"> dels viatges</w:t>
+      </w:r>
+      <w:r>
+        <w:rPr>
+          <w:rFonts w:ascii="Arial" w:hAnsi="Arial" w:cs="Arial"/>
+          <w:lang w:val="ca-ES"/>
+        </w:rPr>
+        <w:t xml:space="preserve"> a les parades en les què no es comença ni s’acaba el viatge)</w:t>
+      </w:r>
+    </w:p>
+    <w:p>
+      <w:pPr>
+        <w:numPr>
+          <w:ilvl w:val="3"/>
+          <w:numId w:val="1"/>
+        </w:numPr>
+        <w:rPr>
+          <w:rFonts w:ascii="Arial" w:hAnsi="Arial" w:cs="Arial"/>
+          <w:lang w:val="ca-ES"/>
+        </w:rPr>
+      </w:pPr>
+      <w:r>
+        <w:rPr>
+          <w:rFonts w:ascii="Arial" w:hAnsi="Arial" w:cs="Arial"/>
+          <w:lang w:val="ca-ES"/>
+        </w:rPr>
         <w:lastRenderedPageBreak/>
-        <w:t>Creem ‘stop_times_sequence.txt’ (a .</w:t>
-      </w:r>
-      <w:proofErr w:type="spellStart"/>
-      <w:r>
-        <w:rPr>
-          <w:rFonts w:ascii="Arial" w:hAnsi="Arial" w:cs="Arial"/>
-          <w:lang w:val="ca-ES"/>
-        </w:rPr>
-        <w:t>src</w:t>
-      </w:r>
-      <w:proofErr w:type="spellEnd"/>
-      <w:r>
-        <w:rPr>
-          <w:rFonts w:ascii="Arial" w:hAnsi="Arial" w:cs="Arial"/>
-          <w:lang w:val="ca-ES"/>
-        </w:rPr>
-        <w:t>/</w:t>
-      </w:r>
-      <w:proofErr w:type="spellStart"/>
-      <w:r>
-        <w:rPr>
-          <w:rFonts w:ascii="Arial" w:hAnsi="Arial" w:cs="Arial"/>
-          <w:lang w:val="ca-ES"/>
-        </w:rPr>
-        <w:t>gtfs</w:t>
-      </w:r>
-      <w:proofErr w:type="spellEnd"/>
-      <w:r>
-        <w:rPr>
-          <w:rFonts w:ascii="Arial" w:hAnsi="Arial" w:cs="Arial"/>
-          <w:lang w:val="ca-ES"/>
-        </w:rPr>
-        <w:t xml:space="preserve">/data/3_stop_sequence) trencant la </w:t>
-      </w:r>
-      <w:r>
-        <w:rPr>
-          <w:rFonts w:ascii="Arial" w:hAnsi="Arial" w:cs="Arial"/>
-          <w:lang w:val="ca-ES"/>
-        </w:rPr>
-        <w:t xml:space="preserve">seqüència </w:t>
-      </w:r>
-      <w:r>
-        <w:rPr>
-          <w:rFonts w:ascii="Arial" w:hAnsi="Arial" w:cs="Arial"/>
-          <w:lang w:val="ca-ES"/>
-        </w:rPr>
-        <w:t>consecutiv</w:t>
-      </w:r>
-      <w:r>
-        <w:rPr>
-          <w:rFonts w:ascii="Arial" w:hAnsi="Arial" w:cs="Arial"/>
-          <w:lang w:val="ca-ES"/>
-        </w:rPr>
-        <w:t>a</w:t>
-      </w:r>
-      <w:r>
-        <w:rPr>
-          <w:rFonts w:ascii="Arial" w:hAnsi="Arial" w:cs="Arial"/>
-          <w:lang w:val="ca-ES"/>
-        </w:rPr>
-        <w:t xml:space="preserve"> de ‘</w:t>
-      </w:r>
-      <w:proofErr w:type="spellStart"/>
-      <w:r>
-        <w:rPr>
-          <w:rFonts w:ascii="Arial" w:hAnsi="Arial" w:cs="Arial"/>
-          <w:lang w:val="ca-ES"/>
-        </w:rPr>
-        <w:t>stop_sequence</w:t>
-      </w:r>
-      <w:proofErr w:type="spellEnd"/>
-      <w:r>
-        <w:rPr>
-          <w:rFonts w:ascii="Arial" w:hAnsi="Arial" w:cs="Arial"/>
-          <w:lang w:val="ca-ES"/>
-        </w:rPr>
-        <w:t>’ (explicació més detallada avall al mòdul de processament)</w:t>
-      </w:r>
-    </w:p>
-    <w:p>
-      <w:pPr>
-        <w:numPr>
-          <w:ilvl w:val="2"/>
-          <w:numId w:val="1"/>
-        </w:numPr>
-        <w:rPr>
-          <w:rFonts w:ascii="Arial" w:hAnsi="Arial" w:cs="Arial"/>
-          <w:lang w:val="ca-ES"/>
-        </w:rPr>
-      </w:pPr>
-      <w:r>
-        <w:rPr>
-          <w:rFonts w:ascii="Arial" w:hAnsi="Arial" w:cs="Arial"/>
-          <w:lang w:val="ca-ES"/>
-        </w:rPr>
-        <w:t>Es torna a comprovar per ‘stop_times_sequence.txt’ seguint la regla que dues parades són consecutives si el ‘</w:t>
-      </w:r>
-      <w:proofErr w:type="spellStart"/>
-      <w:r>
-        <w:rPr>
-          <w:rFonts w:ascii="Arial" w:hAnsi="Arial" w:cs="Arial"/>
-          <w:lang w:val="ca-ES"/>
-        </w:rPr>
-        <w:t>stop_sequence</w:t>
-      </w:r>
-      <w:proofErr w:type="spellEnd"/>
-      <w:r>
-        <w:rPr>
-          <w:rFonts w:ascii="Arial" w:hAnsi="Arial" w:cs="Arial"/>
-          <w:lang w:val="ca-ES"/>
-        </w:rPr>
-        <w:t>’ ho és, i el problema s’ha solucionat.</w:t>
-      </w:r>
-    </w:p>
-    <w:p>
-      <w:pPr>
-        <w:numPr>
-          <w:ilvl w:val="1"/>
-          <w:numId w:val="1"/>
-        </w:numPr>
-        <w:rPr>
-          <w:rFonts w:ascii="Arial" w:hAnsi="Arial" w:cs="Arial"/>
-          <w:lang w:val="ca-ES"/>
-        </w:rPr>
-      </w:pPr>
-      <w:r>
-        <w:rPr>
-          <w:rFonts w:ascii="Arial" w:hAnsi="Arial" w:cs="Arial"/>
-          <w:lang w:val="ca-ES"/>
-        </w:rPr>
-        <w:t xml:space="preserve">Casos on el temps d’arribada i de sortida de </w:t>
-      </w:r>
-      <w:r>
-        <w:rPr>
-          <w:rFonts w:ascii="Arial" w:hAnsi="Arial" w:cs="Arial"/>
-          <w:lang w:val="ca-ES"/>
-        </w:rPr>
-        <w:t>l’andana</w:t>
-      </w:r>
-      <w:r>
-        <w:rPr>
-          <w:rFonts w:ascii="Arial" w:hAnsi="Arial" w:cs="Arial"/>
-          <w:lang w:val="ca-ES"/>
-        </w:rPr>
-        <w:t xml:space="preserve"> són els mateixos</w:t>
-      </w:r>
-    </w:p>
-    <w:p>
-      <w:pPr>
-        <w:numPr>
-          <w:ilvl w:val="2"/>
-          <w:numId w:val="1"/>
-        </w:numPr>
-        <w:rPr>
-          <w:rFonts w:ascii="Arial" w:hAnsi="Arial" w:cs="Arial"/>
-          <w:lang w:val="ca-ES"/>
-        </w:rPr>
-      </w:pPr>
-      <w:r>
-        <w:rPr>
-          <w:rFonts w:ascii="Arial" w:hAnsi="Arial" w:cs="Arial"/>
-          <w:lang w:val="ca-ES"/>
-        </w:rPr>
-        <w:t xml:space="preserve">A quines parades succeeix això?  </w:t>
-      </w:r>
-    </w:p>
-    <w:p>
-      <w:pPr>
-        <w:numPr>
-          <w:ilvl w:val="3"/>
-          <w:numId w:val="1"/>
-        </w:numPr>
-        <w:rPr>
-          <w:rFonts w:ascii="Arial" w:hAnsi="Arial" w:cs="Arial"/>
-          <w:lang w:val="ca-ES"/>
-        </w:rPr>
-      </w:pPr>
-      <w:r>
-        <w:rPr>
-          <w:rFonts w:ascii="Arial" w:hAnsi="Arial" w:cs="Arial"/>
-          <w:lang w:val="ca-ES"/>
-        </w:rPr>
-        <w:t xml:space="preserve">Només passa a parades en les que aquell </w:t>
-      </w:r>
-      <w:proofErr w:type="spellStart"/>
-      <w:r>
-        <w:rPr>
-          <w:rFonts w:ascii="Arial" w:hAnsi="Arial" w:cs="Arial"/>
-          <w:lang w:val="ca-ES"/>
-        </w:rPr>
-        <w:t>trip</w:t>
-      </w:r>
-      <w:proofErr w:type="spellEnd"/>
-      <w:r>
-        <w:rPr>
-          <w:rFonts w:ascii="Arial" w:hAnsi="Arial" w:cs="Arial"/>
-          <w:lang w:val="ca-ES"/>
-        </w:rPr>
-        <w:t xml:space="preserve"> del metro ha començat o acabat en elles. </w:t>
-      </w:r>
-    </w:p>
-    <w:p>
-      <w:pPr>
-        <w:numPr>
-          <w:ilvl w:val="3"/>
-          <w:numId w:val="1"/>
-        </w:numPr>
-        <w:rPr>
-          <w:rFonts w:ascii="Arial" w:hAnsi="Arial" w:cs="Arial"/>
-          <w:lang w:val="ca-ES"/>
-        </w:rPr>
-      </w:pPr>
-      <w:r>
-        <w:rPr>
-          <w:rFonts w:ascii="Arial" w:hAnsi="Arial" w:cs="Arial"/>
-          <w:lang w:val="ca-ES"/>
-        </w:rPr>
-        <w:t xml:space="preserve">És a dir, no tots els metros acaben i comencen als inicis i finals de cada línia. Hi ha metros que s’incorporen a un tram més avançat o acaben abans (assumeixo que això es per assegurar la cobertura de tota la línia en hores d’obertura i de tancament). </w:t>
-      </w:r>
-    </w:p>
-    <w:p>
-      <w:pPr>
-        <w:numPr>
-          <w:ilvl w:val="3"/>
-          <w:numId w:val="1"/>
-        </w:numPr>
-        <w:rPr>
-          <w:rFonts w:ascii="Arial" w:hAnsi="Arial" w:cs="Arial"/>
-          <w:lang w:val="ca-ES"/>
-        </w:rPr>
-      </w:pPr>
-      <w:r>
-        <w:rPr>
-          <w:rFonts w:ascii="Arial" w:hAnsi="Arial" w:cs="Arial"/>
-          <w:lang w:val="ca-ES"/>
-        </w:rPr>
-        <w:t xml:space="preserve">En el cas de les parades límit de les línies aquest </w:t>
-      </w:r>
-      <w:r>
-        <w:rPr>
-          <w:rFonts w:ascii="Arial" w:hAnsi="Arial" w:cs="Arial"/>
-          <w:lang w:val="ca-ES"/>
-        </w:rPr>
-        <w:t>fenomen</w:t>
-      </w:r>
-      <w:r>
-        <w:rPr>
-          <w:rFonts w:ascii="Arial" w:hAnsi="Arial" w:cs="Arial"/>
-          <w:lang w:val="ca-ES"/>
-        </w:rPr>
-        <w:t xml:space="preserve"> sempre succeeix mentre que a les parades d’entremig només quan </w:t>
-      </w:r>
-      <w:r>
-        <w:rPr>
-          <w:rFonts w:ascii="Arial" w:hAnsi="Arial" w:cs="Arial"/>
-          <w:lang w:val="ca-ES"/>
-        </w:rPr>
-        <w:t xml:space="preserve">un viatge de metro s’ha </w:t>
-      </w:r>
-      <w:r>
-        <w:rPr>
-          <w:rFonts w:ascii="Arial" w:hAnsi="Arial" w:cs="Arial"/>
-          <w:lang w:val="ca-ES"/>
-        </w:rPr>
-        <w:t>acabat</w:t>
-      </w:r>
-      <w:r>
-        <w:rPr>
-          <w:rFonts w:ascii="Arial" w:hAnsi="Arial" w:cs="Arial"/>
-          <w:lang w:val="ca-ES"/>
-        </w:rPr>
-        <w:t xml:space="preserve"> o començat des</w:t>
-      </w:r>
-      <w:r>
-        <w:rPr>
-          <w:rFonts w:ascii="Arial" w:hAnsi="Arial" w:cs="Arial"/>
-          <w:lang w:val="ca-ES"/>
-        </w:rPr>
-        <w:t xml:space="preserve"> o a</w:t>
-      </w:r>
-      <w:r>
-        <w:rPr>
-          <w:rFonts w:ascii="Arial" w:hAnsi="Arial" w:cs="Arial"/>
-          <w:lang w:val="ca-ES"/>
-        </w:rPr>
-        <w:t xml:space="preserve"> d’elles.</w:t>
-      </w:r>
-    </w:p>
-    <w:p>
-      <w:pPr>
-        <w:numPr>
-          <w:ilvl w:val="2"/>
-          <w:numId w:val="1"/>
-        </w:numPr>
-        <w:rPr>
-          <w:rFonts w:ascii="Arial" w:hAnsi="Arial" w:cs="Arial"/>
-          <w:lang w:val="ca-ES"/>
-        </w:rPr>
-      </w:pPr>
-      <w:r>
-        <w:rPr>
-          <w:rFonts w:ascii="Arial" w:hAnsi="Arial" w:cs="Arial"/>
-          <w:lang w:val="ca-ES"/>
-        </w:rPr>
-        <w:t>Càlcul del temps mitjà d’obertura i tancament de portes a les parades que no són límits oficials duna línia (tenint en compte només els viatges en els què no han sigut parades límit)</w:t>
-      </w:r>
-    </w:p>
-    <w:p>
-      <w:pPr>
-        <w:numPr>
-          <w:ilvl w:val="2"/>
-          <w:numId w:val="1"/>
-        </w:numPr>
-        <w:rPr>
-          <w:rFonts w:ascii="Arial" w:hAnsi="Arial" w:cs="Arial"/>
-          <w:lang w:val="ca-ES"/>
-        </w:rPr>
-      </w:pPr>
-      <w:r>
-        <w:rPr>
-          <w:rFonts w:ascii="Arial" w:hAnsi="Arial" w:cs="Arial"/>
-          <w:lang w:val="ca-ES"/>
-        </w:rPr>
-        <w:t>Càlcul de la mitjana del temps d’obertura i tancament de portes de cada línia</w:t>
-      </w:r>
-    </w:p>
-    <w:p>
-      <w:pPr>
-        <w:numPr>
-          <w:ilvl w:val="2"/>
-          <w:numId w:val="1"/>
-        </w:numPr>
-        <w:rPr>
-          <w:rFonts w:ascii="Arial" w:hAnsi="Arial" w:cs="Arial"/>
-          <w:lang w:val="ca-ES"/>
-        </w:rPr>
-      </w:pPr>
-      <w:r>
-        <w:rPr>
-          <w:rFonts w:ascii="Arial" w:hAnsi="Arial" w:cs="Arial"/>
-          <w:lang w:val="ca-ES"/>
-        </w:rPr>
-        <w:t>Generació de ‘doors.txt’ indicant el temps que s’ha de modificar a cada andana (els temps són diferents segons la línia):</w:t>
-      </w:r>
-    </w:p>
-    <w:p>
-      <w:pPr>
-        <w:numPr>
-          <w:ilvl w:val="3"/>
-          <w:numId w:val="1"/>
-        </w:numPr>
-        <w:rPr>
-          <w:rFonts w:ascii="Arial" w:hAnsi="Arial" w:cs="Arial"/>
-          <w:lang w:val="ca-ES"/>
-        </w:rPr>
-      </w:pPr>
-      <w:r>
-        <w:rPr>
-          <w:rFonts w:ascii="Arial" w:hAnsi="Arial" w:cs="Arial"/>
-          <w:lang w:val="ca-ES"/>
-        </w:rPr>
-        <w:t>A les parades interm</w:t>
-      </w:r>
-      <w:r>
-        <w:rPr>
-          <w:rFonts w:ascii="Arial" w:hAnsi="Arial" w:cs="Arial"/>
-          <w:lang w:val="ca-ES"/>
-        </w:rPr>
-        <w:t>èdi</w:t>
-      </w:r>
-      <w:r>
-        <w:rPr>
-          <w:rFonts w:ascii="Arial" w:hAnsi="Arial" w:cs="Arial"/>
-          <w:lang w:val="ca-ES"/>
-        </w:rPr>
-        <w:t>es la mitjana del temps d’obertura i tancament de portes als viatges que no són parades límits</w:t>
-      </w:r>
-    </w:p>
-    <w:p>
-      <w:pPr>
-        <w:numPr>
-          <w:ilvl w:val="3"/>
-          <w:numId w:val="1"/>
-        </w:numPr>
-        <w:rPr>
-          <w:rFonts w:ascii="Arial" w:hAnsi="Arial" w:cs="Arial"/>
-          <w:lang w:val="ca-ES"/>
-        </w:rPr>
-      </w:pPr>
-      <w:r>
-        <w:rPr>
-          <w:rFonts w:ascii="Arial" w:hAnsi="Arial" w:cs="Arial"/>
-          <w:lang w:val="ca-ES"/>
-        </w:rPr>
-        <w:t>A les parades límit la mitjana del temps d’obertura i tancament de portes de la seva línia (tenint en compte només el temps</w:t>
-      </w:r>
-      <w:r>
-        <w:rPr>
-          <w:rFonts w:ascii="Arial" w:hAnsi="Arial" w:cs="Arial"/>
-          <w:lang w:val="ca-ES"/>
-        </w:rPr>
-        <w:t xml:space="preserve"> dels viatges</w:t>
-      </w:r>
-      <w:r>
-        <w:rPr>
-          <w:rFonts w:ascii="Arial" w:hAnsi="Arial" w:cs="Arial"/>
-          <w:lang w:val="ca-ES"/>
-        </w:rPr>
-        <w:t xml:space="preserve"> a les parades en les què no es comença ni s’acaba el viatge)</w:t>
-      </w:r>
-    </w:p>
-    <w:p>
-      <w:pPr>
-        <w:numPr>
-          <w:ilvl w:val="3"/>
-          <w:numId w:val="1"/>
-        </w:numPr>
-        <w:rPr>
-          <w:rFonts w:ascii="Arial" w:hAnsi="Arial" w:cs="Arial"/>
-          <w:lang w:val="ca-ES"/>
-        </w:rPr>
-      </w:pPr>
-      <w:r>
-        <w:rPr>
-          <w:rFonts w:ascii="Arial" w:hAnsi="Arial" w:cs="Arial"/>
-          <w:lang w:val="ca-ES"/>
-        </w:rPr>
         <w:t>A la línia del funicular la mitjana de totes les línies (al només tenir dues parades, les dues són límit i no podem fer una mitjana del temps de cap mostra)</w:t>
       </w:r>
     </w:p>
@@ -1395,7 +1417,6 @@
           <w:rFonts w:ascii="Arial" w:hAnsi="Arial" w:cs="Arial"/>
           <w:lang w:val="ca-ES"/>
         </w:rPr>
-        <w:lastRenderedPageBreak/>
         <w:t xml:space="preserve">El fitxer </w:t>
       </w:r>
       <w:r>
@@ -2101,6 +2122,7 @@
           <w:rFonts w:ascii="Arial" w:hAnsi="Arial" w:cs="Arial"/>
           <w:lang w:val="ca-ES"/>
         </w:rPr>
+        <w:lastRenderedPageBreak/>
         <w:t>L</w:t>
       </w:r>
       <w:r>
@@ -2148,121 +2170,851 @@
           <w:rFonts w:ascii="Arial" w:hAnsi="Arial" w:cs="Arial"/>
           <w:lang w:val="ca-ES"/>
         </w:rPr>
-        <w:t xml:space="preserve">i sí que hi ha trips que </w:t>
-      </w:r>
+        <w:t xml:space="preserve">i sí que hi ha trips que recorren les parades en l’ordre correcte. Tampoc és un error que s’hagi solucionat en l’actualitat perquè a les últimes dades GTFS pujades al Punto de </w:t>
+      </w:r>
+      <w:proofErr w:type="spellStart"/>
+      <w:r>
+        <w:rPr>
+          <w:rFonts w:ascii="Arial" w:hAnsi="Arial" w:cs="Arial"/>
+          <w:lang w:val="ca-ES"/>
+        </w:rPr>
+        <w:t>Acceso</w:t>
+      </w:r>
+      <w:proofErr w:type="spellEnd"/>
+      <w:r>
+        <w:rPr>
+          <w:rFonts w:ascii="Arial" w:hAnsi="Arial" w:cs="Arial"/>
+          <w:lang w:val="ca-ES"/>
+        </w:rPr>
+        <w:t xml:space="preserve"> Nacional de </w:t>
+      </w:r>
+      <w:proofErr w:type="spellStart"/>
+      <w:r>
+        <w:rPr>
+          <w:rFonts w:ascii="Arial" w:hAnsi="Arial" w:cs="Arial"/>
+          <w:lang w:val="ca-ES"/>
+        </w:rPr>
+        <w:t>datos</w:t>
+      </w:r>
+      <w:proofErr w:type="spellEnd"/>
+      <w:r>
+        <w:rPr>
+          <w:rFonts w:ascii="Arial" w:hAnsi="Arial" w:cs="Arial"/>
+          <w:lang w:val="ca-ES"/>
+        </w:rPr>
+        <w:t xml:space="preserve"> del </w:t>
+      </w:r>
+      <w:proofErr w:type="spellStart"/>
+      <w:r>
+        <w:rPr>
+          <w:rFonts w:ascii="Arial" w:hAnsi="Arial" w:cs="Arial"/>
+          <w:lang w:val="ca-ES"/>
+        </w:rPr>
+        <w:t>transporte</w:t>
+      </w:r>
+      <w:proofErr w:type="spellEnd"/>
+      <w:r>
+        <w:rPr>
+          <w:rFonts w:ascii="Arial" w:hAnsi="Arial" w:cs="Arial"/>
+          <w:lang w:val="ca-ES"/>
+        </w:rPr>
+        <w:t xml:space="preserve"> (</w:t>
+      </w:r>
+      <w:proofErr w:type="spellStart"/>
+      <w:r>
+        <w:rPr>
+          <w:rFonts w:ascii="Arial" w:hAnsi="Arial" w:cs="Arial"/>
+          <w:lang w:val="ca-ES"/>
+        </w:rPr>
+        <w:fldChar w:fldCharType="begin"/>
+      </w:r>
+      <w:r>
+        <w:rPr>
+          <w:rFonts w:ascii="Arial" w:hAnsi="Arial" w:cs="Arial"/>
+          <w:lang w:val="ca-ES"/>
+        </w:rPr>
+        <w:instrText>HYPERLINK "https://nap.transportes.gob.es/Files/Detail/1127"</w:instrText>
+      </w:r>
+      <w:r>
+        <w:rPr>
+          <w:rFonts w:ascii="Arial" w:hAnsi="Arial" w:cs="Arial"/>
+          <w:lang w:val="ca-ES"/>
+        </w:rPr>
+      </w:r>
+      <w:r>
+        <w:rPr>
+          <w:rFonts w:ascii="Arial" w:hAnsi="Arial" w:cs="Arial"/>
+          <w:lang w:val="ca-ES"/>
+        </w:rPr>
+        <w:fldChar w:fldCharType="separate"/>
+      </w:r>
+      <w:r>
+        <w:rPr>
+          <w:rStyle w:val="Hyperlink"/>
+          <w:rFonts w:ascii="Arial" w:hAnsi="Arial" w:cs="Arial"/>
+          <w:lang w:val="ca-ES"/>
+        </w:rPr>
+        <w:t>link</w:t>
+      </w:r>
+      <w:proofErr w:type="spellEnd"/>
+      <w:r>
+        <w:rPr>
+          <w:rFonts w:ascii="Arial" w:hAnsi="Arial" w:cs="Arial"/>
+          <w:lang w:val="ca-ES"/>
+        </w:rPr>
+        <w:fldChar w:fldCharType="end"/>
+      </w:r>
+      <w:r>
+        <w:rPr>
+          <w:rFonts w:ascii="Arial" w:hAnsi="Arial" w:cs="Arial"/>
+          <w:lang w:val="ca-ES"/>
+        </w:rPr>
+        <w:t>)</w:t>
+      </w:r>
+      <w:r>
+        <w:rPr>
+          <w:rFonts w:ascii="Arial" w:hAnsi="Arial" w:cs="Arial"/>
+          <w:lang w:val="ca-ES"/>
+        </w:rPr>
+        <w:t xml:space="preserve">, web oficial del govern espanyol, encara es repeteix aquest patró. </w:t>
+      </w:r>
+    </w:p>
+    <w:p>
+      <w:pPr>
+        <w:pStyle w:val="ListParagraph"/>
+        <w:numPr>
+          <w:ilvl w:val="1"/>
+          <w:numId w:val="1"/>
+        </w:numPr>
+        <w:rPr>
+          <w:rFonts w:ascii="Arial" w:hAnsi="Arial" w:cs="Arial"/>
+          <w:lang w:val="ca-ES"/>
+        </w:rPr>
+      </w:pPr>
+      <w:r>
+        <w:rPr>
+          <w:rFonts w:ascii="Arial" w:hAnsi="Arial" w:cs="Arial"/>
+          <w:lang w:val="ca-ES"/>
+        </w:rPr>
+        <w:t xml:space="preserve">Es dona la casualitat (o no) que </w:t>
+      </w:r>
+      <w:r>
+        <w:rPr>
+          <w:rFonts w:ascii="Arial" w:hAnsi="Arial" w:cs="Arial"/>
+          <w:lang w:val="ca-ES"/>
+        </w:rPr>
+        <w:t xml:space="preserve">als viatges erronis </w:t>
+      </w:r>
+      <w:r>
+        <w:rPr>
+          <w:rFonts w:ascii="Arial" w:hAnsi="Arial" w:cs="Arial"/>
+          <w:lang w:val="ca-ES"/>
+        </w:rPr>
+        <w:t xml:space="preserve">el temps d’anar </w:t>
+      </w:r>
+      <w:r>
+        <w:rPr>
+          <w:rFonts w:ascii="Arial" w:hAnsi="Arial" w:cs="Arial"/>
+          <w:lang w:val="ca-ES"/>
+        </w:rPr>
+        <w:t>directament de</w:t>
+      </w:r>
+      <w:r>
+        <w:rPr>
+          <w:rFonts w:ascii="Arial" w:hAnsi="Arial" w:cs="Arial"/>
+          <w:lang w:val="ca-ES"/>
+        </w:rPr>
+        <w:t xml:space="preserve"> ‘Aeroport T2’ </w:t>
+      </w:r>
+      <w:r>
+        <w:rPr>
+          <w:rFonts w:ascii="Arial" w:hAnsi="Arial" w:cs="Arial"/>
+          <w:lang w:val="ca-ES"/>
+        </w:rPr>
+        <w:t>a</w:t>
+      </w:r>
+      <w:r>
+        <w:rPr>
+          <w:rFonts w:ascii="Arial" w:hAnsi="Arial" w:cs="Arial"/>
+          <w:lang w:val="ca-ES"/>
+        </w:rPr>
+        <w:t xml:space="preserve"> ‘Parc Nou’ és el mateix que</w:t>
+      </w:r>
+      <w:r>
+        <w:rPr>
+          <w:rFonts w:ascii="Arial" w:hAnsi="Arial" w:cs="Arial"/>
+          <w:lang w:val="ca-ES"/>
+        </w:rPr>
+        <w:t xml:space="preserve"> sumant el temps</w:t>
+      </w:r>
+      <w:r>
+        <w:rPr>
+          <w:rFonts w:ascii="Arial" w:hAnsi="Arial" w:cs="Arial"/>
+          <w:lang w:val="ca-ES"/>
+        </w:rPr>
+        <w:t xml:space="preserve"> </w:t>
+      </w:r>
+      <w:r>
+        <w:rPr>
+          <w:rFonts w:ascii="Arial" w:hAnsi="Arial" w:cs="Arial"/>
+          <w:lang w:val="ca-ES"/>
+        </w:rPr>
+        <w:t>als viatges convencionals passant per ‘</w:t>
+      </w:r>
+      <w:proofErr w:type="spellStart"/>
+      <w:r>
+        <w:rPr>
+          <w:rFonts w:ascii="Arial" w:hAnsi="Arial" w:cs="Arial"/>
+          <w:lang w:val="ca-ES"/>
+        </w:rPr>
+        <w:t>Mercabarna</w:t>
+      </w:r>
+      <w:proofErr w:type="spellEnd"/>
+      <w:r>
+        <w:rPr>
+          <w:rFonts w:ascii="Arial" w:hAnsi="Arial" w:cs="Arial"/>
+          <w:lang w:val="ca-ES"/>
+        </w:rPr>
+        <w:t>’</w:t>
+      </w:r>
+      <w:r>
+        <w:rPr>
+          <w:rFonts w:ascii="Arial" w:hAnsi="Arial" w:cs="Arial"/>
+          <w:lang w:val="ca-ES"/>
+        </w:rPr>
+        <w:t xml:space="preserve"> (considerant els temps entre la sortida de la primera parada i l’arribada de la segona)</w:t>
+      </w:r>
+      <w:r>
+        <w:rPr>
+          <w:rFonts w:ascii="Arial" w:hAnsi="Arial" w:cs="Arial"/>
+          <w:lang w:val="ca-ES"/>
+        </w:rPr>
+        <w:t xml:space="preserve">. Això succeeix </w:t>
+      </w:r>
+      <w:r>
+        <w:rPr>
+          <w:rFonts w:ascii="Arial" w:hAnsi="Arial" w:cs="Arial"/>
+          <w:lang w:val="ca-ES"/>
+        </w:rPr>
+        <w:t>també</w:t>
+      </w:r>
+      <w:r>
+        <w:rPr>
+          <w:rFonts w:ascii="Arial" w:hAnsi="Arial" w:cs="Arial"/>
+          <w:lang w:val="ca-ES"/>
+        </w:rPr>
+        <w:t xml:space="preserve"> per </w:t>
+      </w:r>
+      <w:r>
+        <w:rPr>
+          <w:rFonts w:ascii="Arial" w:hAnsi="Arial" w:cs="Arial"/>
+          <w:lang w:val="ca-ES"/>
+        </w:rPr>
+        <w:t>l’altra</w:t>
+      </w:r>
+      <w:r>
+        <w:rPr>
+          <w:rFonts w:ascii="Arial" w:hAnsi="Arial" w:cs="Arial"/>
+          <w:lang w:val="ca-ES"/>
+        </w:rPr>
+        <w:t xml:space="preserve"> direcció i per l’altre cas. </w:t>
+      </w:r>
+    </w:p>
+    <w:p>
+      <w:pPr>
+        <w:pStyle w:val="ListParagraph"/>
+        <w:numPr>
+          <w:ilvl w:val="1"/>
+          <w:numId w:val="1"/>
+        </w:numPr>
+        <w:rPr>
+          <w:rFonts w:ascii="Arial" w:hAnsi="Arial" w:cs="Arial"/>
+          <w:lang w:val="ca-ES"/>
+        </w:rPr>
+      </w:pPr>
+      <w:r>
+        <w:rPr>
+          <w:rFonts w:ascii="Arial" w:hAnsi="Arial" w:cs="Arial"/>
+          <w:lang w:val="ca-ES"/>
+        </w:rPr>
+        <w:t>Al no haver evidències públiques que això sigui intencional, suposarem que és un error de les dades.</w:t>
+      </w:r>
+    </w:p>
+    <w:p>
+      <w:pPr>
+        <w:pStyle w:val="ListParagraph"/>
+        <w:numPr>
+          <w:ilvl w:val="1"/>
+          <w:numId w:val="1"/>
+        </w:numPr>
+        <w:rPr>
+          <w:rFonts w:ascii="Arial" w:hAnsi="Arial" w:cs="Arial"/>
+          <w:lang w:val="ca-ES"/>
+        </w:rPr>
+      </w:pPr>
+      <w:r>
+        <w:rPr>
+          <w:rFonts w:ascii="Arial" w:hAnsi="Arial" w:cs="Arial"/>
+          <w:lang w:val="ca-ES"/>
+        </w:rPr>
+        <w:t xml:space="preserve">Com per </w:t>
+      </w:r>
+      <w:r>
+        <w:rPr>
+          <w:rFonts w:ascii="Arial" w:hAnsi="Arial" w:cs="Arial"/>
+          <w:lang w:val="ca-ES"/>
+        </w:rPr>
+        <w:t>construir</w:t>
+      </w:r>
+      <w:r>
+        <w:rPr>
+          <w:rFonts w:ascii="Arial" w:hAnsi="Arial" w:cs="Arial"/>
+          <w:lang w:val="ca-ES"/>
+        </w:rPr>
+        <w:t xml:space="preserve"> el graf em baso en la </w:t>
+      </w:r>
+      <w:r>
+        <w:rPr>
+          <w:rFonts w:ascii="Arial" w:hAnsi="Arial" w:cs="Arial"/>
+          <w:lang w:val="ca-ES"/>
+        </w:rPr>
+        <w:t xml:space="preserve">seqüència </w:t>
+      </w:r>
+      <w:r>
+        <w:rPr>
+          <w:rFonts w:ascii="Arial" w:hAnsi="Arial" w:cs="Arial"/>
+          <w:lang w:val="ca-ES"/>
+        </w:rPr>
+        <w:t>consecutiva del ‘</w:t>
+      </w:r>
+      <w:proofErr w:type="spellStart"/>
+      <w:r>
+        <w:rPr>
+          <w:rFonts w:ascii="Arial" w:hAnsi="Arial" w:cs="Arial"/>
+          <w:lang w:val="ca-ES"/>
+        </w:rPr>
+        <w:t>stop_sequence</w:t>
+      </w:r>
+      <w:proofErr w:type="spellEnd"/>
+      <w:r>
+        <w:rPr>
+          <w:rFonts w:ascii="Arial" w:hAnsi="Arial" w:cs="Arial"/>
+          <w:lang w:val="ca-ES"/>
+        </w:rPr>
+        <w:t xml:space="preserve">’, per no </w:t>
+      </w:r>
+      <w:r>
+        <w:rPr>
+          <w:rFonts w:ascii="Arial" w:hAnsi="Arial" w:cs="Arial"/>
+          <w:lang w:val="ca-ES"/>
+        </w:rPr>
+        <w:t xml:space="preserve">crear arestes </w:t>
+      </w:r>
+      <w:r>
+        <w:rPr>
+          <w:rFonts w:ascii="Arial" w:hAnsi="Arial" w:cs="Arial"/>
+          <w:lang w:val="ca-ES"/>
+        </w:rPr>
+        <w:t>inexistents</w:t>
+      </w:r>
+      <w:r>
+        <w:rPr>
+          <w:rFonts w:ascii="Arial" w:hAnsi="Arial" w:cs="Arial"/>
+          <w:lang w:val="ca-ES"/>
+        </w:rPr>
+        <w:t xml:space="preserve">, </w:t>
+      </w:r>
+      <w:r>
+        <w:rPr>
+          <w:rFonts w:ascii="Arial" w:hAnsi="Arial" w:cs="Arial"/>
+          <w:lang w:val="ca-ES"/>
+        </w:rPr>
+        <w:t xml:space="preserve">es necessari tractar aquest </w:t>
+      </w:r>
+      <w:r>
+        <w:rPr>
+          <w:rFonts w:ascii="Arial" w:hAnsi="Arial" w:cs="Arial"/>
+          <w:lang w:val="ca-ES"/>
+        </w:rPr>
+        <w:t>fenomen</w:t>
+      </w:r>
+      <w:r>
+        <w:rPr>
+          <w:rFonts w:ascii="Arial" w:hAnsi="Arial" w:cs="Arial"/>
+          <w:lang w:val="ca-ES"/>
+        </w:rPr>
+        <w:t>.</w:t>
+      </w:r>
+    </w:p>
+    <w:p>
+      <w:pPr>
+        <w:pStyle w:val="ListParagraph"/>
+        <w:numPr>
+          <w:ilvl w:val="1"/>
+          <w:numId w:val="1"/>
+        </w:numPr>
+        <w:rPr>
+          <w:rFonts w:ascii="Arial" w:hAnsi="Arial" w:cs="Arial"/>
+          <w:lang w:val="ca-ES"/>
+        </w:rPr>
+      </w:pPr>
+      <w:r>
+        <w:rPr>
+          <w:rFonts w:ascii="Arial" w:hAnsi="Arial" w:cs="Arial"/>
+          <w:lang w:val="ca-ES"/>
+        </w:rPr>
+        <w:t xml:space="preserve">La manera més senzilla que he trobat és trencar aquesta </w:t>
+      </w:r>
+      <w:proofErr w:type="spellStart"/>
+      <w:r>
+        <w:rPr>
+          <w:rFonts w:ascii="Arial" w:hAnsi="Arial" w:cs="Arial"/>
+          <w:lang w:val="ca-ES"/>
+        </w:rPr>
+        <w:t>consecutivitat</w:t>
+      </w:r>
+      <w:proofErr w:type="spellEnd"/>
+      <w:r>
+        <w:rPr>
+          <w:rFonts w:ascii="Arial" w:hAnsi="Arial" w:cs="Arial"/>
+          <w:lang w:val="ca-ES"/>
+        </w:rPr>
+        <w:t xml:space="preserve"> sumant 1 en les seqüències de parades </w:t>
+      </w:r>
+      <w:r>
+        <w:rPr>
+          <w:rFonts w:ascii="Arial" w:hAnsi="Arial" w:cs="Arial"/>
+          <w:lang w:val="ca-ES"/>
+        </w:rPr>
+        <w:t>incorrectes</w:t>
+      </w:r>
+      <w:r>
+        <w:rPr>
+          <w:rFonts w:ascii="Arial" w:hAnsi="Arial" w:cs="Arial"/>
+          <w:lang w:val="ca-ES"/>
+        </w:rPr>
+        <w:t xml:space="preserve"> </w:t>
+      </w:r>
+      <w:r>
+        <w:rPr>
+          <w:rFonts w:ascii="Arial" w:hAnsi="Arial" w:cs="Arial"/>
+          <w:lang w:val="ca-ES"/>
+        </w:rPr>
+        <w:t>i</w:t>
+      </w:r>
+      <w:r>
+        <w:rPr>
+          <w:rFonts w:ascii="Arial" w:hAnsi="Arial" w:cs="Arial"/>
+          <w:lang w:val="ca-ES"/>
+        </w:rPr>
+        <w:t xml:space="preserve"> en les de davant. Per exemple, la seqüència de parades: </w:t>
+      </w:r>
+    </w:p>
+    <w:p>
+      <w:pPr>
+        <w:pStyle w:val="ListParagraph"/>
+        <w:numPr>
+          <w:ilvl w:val="2"/>
+          <w:numId w:val="1"/>
+        </w:numPr>
+        <w:rPr>
+          <w:rFonts w:ascii="Arial" w:hAnsi="Arial" w:cs="Arial"/>
+          <w:lang w:val="ca-ES"/>
+        </w:rPr>
+      </w:pPr>
+      <w:r>
+        <w:rPr>
+          <w:rFonts w:ascii="Arial" w:hAnsi="Arial" w:cs="Arial"/>
+          <w:lang w:val="ca-ES"/>
+        </w:rPr>
+        <w:t>i – Aeroport T2</w:t>
+      </w:r>
+    </w:p>
+    <w:p>
+      <w:pPr>
+        <w:pStyle w:val="ListParagraph"/>
+        <w:numPr>
+          <w:ilvl w:val="2"/>
+          <w:numId w:val="1"/>
+        </w:numPr>
+        <w:rPr>
+          <w:rFonts w:ascii="Arial" w:hAnsi="Arial" w:cs="Arial"/>
+          <w:lang w:val="ca-ES"/>
+        </w:rPr>
+      </w:pPr>
+      <w:r>
+        <w:rPr>
+          <w:rFonts w:ascii="Arial" w:hAnsi="Arial" w:cs="Arial"/>
+          <w:lang w:val="ca-ES"/>
+        </w:rPr>
+        <w:t>i+1 – Parc Nou</w:t>
+      </w:r>
+    </w:p>
+    <w:p>
+      <w:pPr>
+        <w:pStyle w:val="ListParagraph"/>
+        <w:numPr>
+          <w:ilvl w:val="2"/>
+          <w:numId w:val="1"/>
+        </w:numPr>
+        <w:rPr>
+          <w:rFonts w:ascii="Arial" w:hAnsi="Arial" w:cs="Arial"/>
+          <w:lang w:val="ca-ES"/>
+        </w:rPr>
+      </w:pPr>
+      <w:r>
+        <w:rPr>
+          <w:rFonts w:ascii="Arial" w:hAnsi="Arial" w:cs="Arial"/>
+          <w:lang w:val="ca-ES"/>
+        </w:rPr>
+        <w:t xml:space="preserve">i+2 – Cèntric </w:t>
+      </w:r>
+    </w:p>
+    <w:p>
+      <w:pPr>
+        <w:ind w:left="1440"/>
+        <w:rPr>
+          <w:rFonts w:ascii="Arial" w:hAnsi="Arial" w:cs="Arial"/>
+          <w:lang w:val="ca-ES"/>
+        </w:rPr>
+      </w:pPr>
+      <w:r>
+        <w:rPr>
+          <w:rFonts w:ascii="Arial" w:hAnsi="Arial" w:cs="Arial"/>
+          <w:lang w:val="ca-ES"/>
+        </w:rPr>
+        <w:t>Passarà a ser:</w:t>
+      </w:r>
+    </w:p>
+    <w:p>
+      <w:pPr>
+        <w:pStyle w:val="ListParagraph"/>
+        <w:numPr>
+          <w:ilvl w:val="2"/>
+          <w:numId w:val="1"/>
+        </w:numPr>
+        <w:rPr>
+          <w:rFonts w:ascii="Arial" w:hAnsi="Arial" w:cs="Arial"/>
+          <w:lang w:val="ca-ES"/>
+        </w:rPr>
+      </w:pPr>
+      <w:r>
+        <w:rPr>
+          <w:rFonts w:ascii="Arial" w:hAnsi="Arial" w:cs="Arial"/>
+          <w:lang w:val="ca-ES"/>
+        </w:rPr>
+        <w:t>i – Aeroport T2</w:t>
+      </w:r>
+    </w:p>
+    <w:p>
+      <w:pPr>
+        <w:pStyle w:val="ListParagraph"/>
+        <w:numPr>
+          <w:ilvl w:val="2"/>
+          <w:numId w:val="1"/>
+        </w:numPr>
+        <w:rPr>
+          <w:rFonts w:ascii="Arial" w:hAnsi="Arial" w:cs="Arial"/>
+          <w:lang w:val="ca-ES"/>
+        </w:rPr>
+      </w:pPr>
+      <w:r>
+        <w:rPr>
+          <w:rFonts w:ascii="Arial" w:hAnsi="Arial" w:cs="Arial"/>
+          <w:lang w:val="ca-ES"/>
+        </w:rPr>
+        <w:t>i+2 – Parc Nou</w:t>
+      </w:r>
+    </w:p>
+    <w:p>
+      <w:pPr>
+        <w:pStyle w:val="ListParagraph"/>
+        <w:numPr>
+          <w:ilvl w:val="2"/>
+          <w:numId w:val="1"/>
+        </w:numPr>
+        <w:rPr>
+          <w:rFonts w:ascii="Arial" w:hAnsi="Arial" w:cs="Arial"/>
+          <w:lang w:val="ca-ES"/>
+        </w:rPr>
+      </w:pPr>
+      <w:r>
+        <w:rPr>
+          <w:rFonts w:ascii="Arial" w:hAnsi="Arial" w:cs="Arial"/>
+          <w:lang w:val="ca-ES"/>
+        </w:rPr>
+        <w:t xml:space="preserve">i+3 – Cèntric </w:t>
+      </w:r>
+    </w:p>
+    <w:p>
+      <w:pPr>
+        <w:ind w:left="1440"/>
+        <w:rPr>
+          <w:rFonts w:ascii="Arial" w:hAnsi="Arial" w:cs="Arial"/>
+          <w:lang w:val="ca-ES"/>
+        </w:rPr>
+      </w:pPr>
+      <w:r>
+        <w:rPr>
+          <w:rFonts w:ascii="Arial" w:hAnsi="Arial" w:cs="Arial"/>
+          <w:lang w:val="ca-ES"/>
+        </w:rPr>
+        <w:t xml:space="preserve">Cal recalcar que la regla d’incrementar la seqüència amb 1 s’aplica a tots els trams. És a dir, en el cas del tram de Les Moreres a Fira també incrementem amb 1 encara que hi hagi dues parades entremig perquè el nostre objectiu no és deixar clar quantes parades haurien d’haver entremig sinó trencar la </w:t>
+      </w:r>
+      <w:r>
+        <w:rPr>
+          <w:rFonts w:ascii="Arial" w:hAnsi="Arial" w:cs="Arial"/>
+          <w:lang w:val="ca-ES"/>
+        </w:rPr>
+        <w:t xml:space="preserve">seqüència </w:t>
+      </w:r>
+      <w:r>
+        <w:rPr>
+          <w:rFonts w:ascii="Arial" w:hAnsi="Arial" w:cs="Arial"/>
+          <w:lang w:val="ca-ES"/>
+        </w:rPr>
+        <w:t>consecutiva.</w:t>
+      </w:r>
+    </w:p>
+    <w:p>
+      <w:pPr>
+        <w:pStyle w:val="ListParagraph"/>
+        <w:numPr>
+          <w:ilvl w:val="1"/>
+          <w:numId w:val="1"/>
+        </w:numPr>
+        <w:rPr>
+          <w:rFonts w:ascii="Arial" w:hAnsi="Arial" w:cs="Arial"/>
+          <w:lang w:val="ca-ES"/>
+        </w:rPr>
+      </w:pPr>
+      <w:r>
+        <w:rPr>
+          <w:rFonts w:ascii="Arial" w:hAnsi="Arial" w:cs="Arial"/>
+          <w:lang w:val="ca-ES"/>
+        </w:rPr>
+        <w:t>D’aquesta manera, no perdem aquesta part de viatges amb parts errònies i ens assegurem que això no afecti al funcionament de l’algoritme.</w:t>
+      </w:r>
+    </w:p>
+    <w:p>
+      <w:pPr>
+        <w:pStyle w:val="ListParagraph"/>
+        <w:numPr>
+          <w:ilvl w:val="1"/>
+          <w:numId w:val="1"/>
+        </w:numPr>
+        <w:rPr>
+          <w:rFonts w:ascii="Arial" w:hAnsi="Arial" w:cs="Arial"/>
+          <w:lang w:val="ca-ES"/>
+        </w:rPr>
+      </w:pPr>
+      <w:r>
+        <w:rPr>
+          <w:rFonts w:ascii="Arial" w:hAnsi="Arial" w:cs="Arial"/>
+          <w:lang w:val="ca-ES"/>
+        </w:rPr>
+        <w:t>Finalment, es genera ‘.</w:t>
+      </w:r>
+      <w:proofErr w:type="spellStart"/>
+      <w:r>
+        <w:rPr>
+          <w:rFonts w:ascii="Arial" w:hAnsi="Arial" w:cs="Arial"/>
+          <w:lang w:val="ca-ES"/>
+        </w:rPr>
+        <w:t>src</w:t>
+      </w:r>
+      <w:proofErr w:type="spellEnd"/>
+      <w:r>
+        <w:rPr>
+          <w:rFonts w:ascii="Arial" w:hAnsi="Arial" w:cs="Arial"/>
+          <w:lang w:val="ca-ES"/>
+        </w:rPr>
+        <w:t>/</w:t>
+      </w:r>
+      <w:proofErr w:type="spellStart"/>
+      <w:r>
+        <w:rPr>
+          <w:rFonts w:ascii="Arial" w:hAnsi="Arial" w:cs="Arial"/>
+          <w:lang w:val="ca-ES"/>
+        </w:rPr>
+        <w:t>gtfs</w:t>
+      </w:r>
+      <w:proofErr w:type="spellEnd"/>
+      <w:r>
+        <w:rPr>
+          <w:rFonts w:ascii="Arial" w:hAnsi="Arial" w:cs="Arial"/>
+          <w:lang w:val="ca-ES"/>
+        </w:rPr>
+        <w:t>/data/3_stop_sequence/stop_times_sequence.txt’ a partir de ‘.</w:t>
+      </w:r>
+      <w:proofErr w:type="spellStart"/>
+      <w:r>
+        <w:rPr>
+          <w:rFonts w:ascii="Arial" w:hAnsi="Arial" w:cs="Arial"/>
+          <w:lang w:val="ca-ES"/>
+        </w:rPr>
+        <w:t>src</w:t>
+      </w:r>
+      <w:proofErr w:type="spellEnd"/>
+      <w:r>
+        <w:rPr>
+          <w:rFonts w:ascii="Arial" w:hAnsi="Arial" w:cs="Arial"/>
+          <w:lang w:val="ca-ES"/>
+        </w:rPr>
+        <w:t>/</w:t>
+      </w:r>
+      <w:proofErr w:type="spellStart"/>
+      <w:r>
+        <w:rPr>
+          <w:rFonts w:ascii="Arial" w:hAnsi="Arial" w:cs="Arial"/>
+          <w:lang w:val="ca-ES"/>
+        </w:rPr>
+        <w:t>gtfs</w:t>
+      </w:r>
+      <w:proofErr w:type="spellEnd"/>
+      <w:r>
+        <w:rPr>
+          <w:rFonts w:ascii="Arial" w:hAnsi="Arial" w:cs="Arial"/>
+          <w:lang w:val="ca-ES"/>
+        </w:rPr>
+        <w:t>/data/3_stop_sequence/wrong_stop_sequences.txt’ creat a ‘</w:t>
+      </w:r>
+      <w:proofErr w:type="spellStart"/>
+      <w:r>
+        <w:rPr>
+          <w:rFonts w:ascii="Arial" w:hAnsi="Arial" w:cs="Arial"/>
+          <w:lang w:val="ca-ES"/>
+        </w:rPr>
+        <w:t>data_validation</w:t>
+      </w:r>
+      <w:proofErr w:type="spellEnd"/>
+      <w:r>
+        <w:rPr>
+          <w:rFonts w:ascii="Arial" w:hAnsi="Arial" w:cs="Arial"/>
+          <w:lang w:val="ca-ES"/>
+        </w:rPr>
+        <w:t>/</w:t>
+      </w:r>
+      <w:proofErr w:type="spellStart"/>
+      <w:r>
+        <w:rPr>
+          <w:rFonts w:ascii="Arial" w:hAnsi="Arial" w:cs="Arial"/>
+          <w:lang w:val="ca-ES"/>
+        </w:rPr>
+        <w:t>checks</w:t>
+      </w:r>
+      <w:proofErr w:type="spellEnd"/>
+      <w:r>
+        <w:rPr>
+          <w:rFonts w:ascii="Arial" w:hAnsi="Arial" w:cs="Arial"/>
+          <w:lang w:val="ca-ES"/>
+        </w:rPr>
+        <w:t>/</w:t>
+      </w:r>
+      <w:proofErr w:type="spellStart"/>
+      <w:r>
+        <w:rPr>
+          <w:rFonts w:ascii="Arial" w:hAnsi="Arial" w:cs="Arial"/>
+          <w:lang w:val="ca-ES"/>
+        </w:rPr>
+        <w:t>stop_times_checks.ipynb</w:t>
+      </w:r>
+      <w:proofErr w:type="spellEnd"/>
+      <w:r>
+        <w:rPr>
+          <w:rFonts w:ascii="Arial" w:hAnsi="Arial" w:cs="Arial"/>
+          <w:lang w:val="ca-ES"/>
+        </w:rPr>
+        <w:t>’.</w:t>
+      </w:r>
+    </w:p>
+    <w:p>
+      <w:pPr>
+        <w:pStyle w:val="ListParagraph"/>
+        <w:numPr>
+          <w:ilvl w:val="0"/>
+          <w:numId w:val="1"/>
+        </w:numPr>
+        <w:rPr>
+          <w:rFonts w:ascii="Arial" w:hAnsi="Arial" w:cs="Arial"/>
+          <w:lang w:val="ca-ES"/>
+        </w:rPr>
+      </w:pPr>
+      <w:r>
+        <w:rPr>
+          <w:rFonts w:ascii="Arial" w:hAnsi="Arial" w:cs="Arial"/>
+          <w:lang w:val="ca-ES"/>
+        </w:rPr>
+        <w:t>data_validation/processing/4_doors_time.py</w:t>
+      </w:r>
+    </w:p>
+    <w:p>
+      <w:pPr>
+        <w:pStyle w:val="ListParagraph"/>
+        <w:numPr>
+          <w:ilvl w:val="1"/>
+          <w:numId w:val="1"/>
+        </w:numPr>
+        <w:rPr>
+          <w:rFonts w:ascii="Arial" w:hAnsi="Arial" w:cs="Arial"/>
+          <w:lang w:val="ca-ES"/>
+        </w:rPr>
+      </w:pPr>
       <w:r>
         <w:rPr>
           <w:rFonts w:ascii="Arial" w:hAnsi="Arial" w:cs="Arial"/>
           <w:lang w:val="ca-ES"/>
         </w:rPr>
         <w:lastRenderedPageBreak/>
-        <w:t xml:space="preserve">recorren les parades en l’ordre correcte. Tampoc és un error que s’hagi solucionat en l’actualitat perquè a les últimes dades GTFS pujades al Punto de </w:t>
-      </w:r>
-      <w:proofErr w:type="spellStart"/>
-      <w:r>
-        <w:rPr>
-          <w:rFonts w:ascii="Arial" w:hAnsi="Arial" w:cs="Arial"/>
-          <w:lang w:val="ca-ES"/>
-        </w:rPr>
-        <w:t>Acceso</w:t>
-      </w:r>
-      <w:proofErr w:type="spellEnd"/>
-      <w:r>
-        <w:rPr>
-          <w:rFonts w:ascii="Arial" w:hAnsi="Arial" w:cs="Arial"/>
-          <w:lang w:val="ca-ES"/>
-        </w:rPr>
-        <w:t xml:space="preserve"> Nacional de </w:t>
-      </w:r>
-      <w:proofErr w:type="spellStart"/>
-      <w:r>
-        <w:rPr>
-          <w:rFonts w:ascii="Arial" w:hAnsi="Arial" w:cs="Arial"/>
-          <w:lang w:val="ca-ES"/>
-        </w:rPr>
-        <w:t>datos</w:t>
-      </w:r>
-      <w:proofErr w:type="spellEnd"/>
-      <w:r>
-        <w:rPr>
-          <w:rFonts w:ascii="Arial" w:hAnsi="Arial" w:cs="Arial"/>
-          <w:lang w:val="ca-ES"/>
-        </w:rPr>
-        <w:t xml:space="preserve"> del </w:t>
-      </w:r>
-      <w:proofErr w:type="spellStart"/>
-      <w:r>
-        <w:rPr>
-          <w:rFonts w:ascii="Arial" w:hAnsi="Arial" w:cs="Arial"/>
-          <w:lang w:val="ca-ES"/>
-        </w:rPr>
-        <w:t>transporte</w:t>
-      </w:r>
-      <w:proofErr w:type="spellEnd"/>
-      <w:r>
-        <w:rPr>
-          <w:rFonts w:ascii="Arial" w:hAnsi="Arial" w:cs="Arial"/>
-          <w:lang w:val="ca-ES"/>
-        </w:rPr>
-        <w:t xml:space="preserve"> (</w:t>
-      </w:r>
-      <w:proofErr w:type="spellStart"/>
-      <w:r>
-        <w:rPr>
-          <w:rFonts w:ascii="Arial" w:hAnsi="Arial" w:cs="Arial"/>
-          <w:lang w:val="ca-ES"/>
-        </w:rPr>
-        <w:fldChar w:fldCharType="begin"/>
-      </w:r>
-      <w:r>
-        <w:rPr>
-          <w:rFonts w:ascii="Arial" w:hAnsi="Arial" w:cs="Arial"/>
-          <w:lang w:val="ca-ES"/>
-        </w:rPr>
-        <w:instrText>HYPERLINK "https://nap.transportes.gob.es/Files/Detail/1127"</w:instrText>
-      </w:r>
-      <w:r>
-        <w:rPr>
-          <w:rFonts w:ascii="Arial" w:hAnsi="Arial" w:cs="Arial"/>
-          <w:lang w:val="ca-ES"/>
-        </w:rPr>
-      </w:r>
-      <w:r>
-        <w:rPr>
-          <w:rFonts w:ascii="Arial" w:hAnsi="Arial" w:cs="Arial"/>
-          <w:lang w:val="ca-ES"/>
-        </w:rPr>
-        <w:fldChar w:fldCharType="separate"/>
-      </w:r>
-      <w:r>
-        <w:rPr>
-          <w:rStyle w:val="Hyperlink"/>
-          <w:rFonts w:ascii="Arial" w:hAnsi="Arial" w:cs="Arial"/>
-          <w:lang w:val="ca-ES"/>
-        </w:rPr>
-        <w:t>link</w:t>
-      </w:r>
-      <w:proofErr w:type="spellEnd"/>
-      <w:r>
-        <w:rPr>
-          <w:rFonts w:ascii="Arial" w:hAnsi="Arial" w:cs="Arial"/>
-          <w:lang w:val="ca-ES"/>
-        </w:rPr>
-        <w:fldChar w:fldCharType="end"/>
-      </w:r>
-      <w:r>
-        <w:rPr>
-          <w:rFonts w:ascii="Arial" w:hAnsi="Arial" w:cs="Arial"/>
-          <w:lang w:val="ca-ES"/>
-        </w:rPr>
-        <w:t>)</w:t>
-      </w:r>
-      <w:r>
-        <w:rPr>
-          <w:rFonts w:ascii="Arial" w:hAnsi="Arial" w:cs="Arial"/>
-          <w:lang w:val="ca-ES"/>
-        </w:rPr>
-        <w:t xml:space="preserve">, web oficial del govern espanyol, encara es repeteix aquest patró. </w:t>
+        <w:t>A ‘</w:t>
+      </w:r>
+      <w:proofErr w:type="spellStart"/>
+      <w:r>
+        <w:rPr>
+          <w:rFonts w:ascii="Arial" w:hAnsi="Arial" w:cs="Arial"/>
+          <w:lang w:val="ca-ES"/>
+        </w:rPr>
+        <w:t>data_validation</w:t>
+      </w:r>
+      <w:proofErr w:type="spellEnd"/>
+      <w:r>
+        <w:rPr>
+          <w:rFonts w:ascii="Arial" w:hAnsi="Arial" w:cs="Arial"/>
+          <w:lang w:val="ca-ES"/>
+        </w:rPr>
+        <w:t>/</w:t>
+      </w:r>
+      <w:proofErr w:type="spellStart"/>
+      <w:r>
+        <w:rPr>
+          <w:rFonts w:ascii="Arial" w:hAnsi="Arial" w:cs="Arial"/>
+          <w:lang w:val="ca-ES"/>
+        </w:rPr>
+        <w:t>checks</w:t>
+      </w:r>
+      <w:proofErr w:type="spellEnd"/>
+      <w:r>
+        <w:rPr>
+          <w:rFonts w:ascii="Arial" w:hAnsi="Arial" w:cs="Arial"/>
+          <w:lang w:val="ca-ES"/>
+        </w:rPr>
+        <w:t>/</w:t>
+      </w:r>
+      <w:proofErr w:type="spellStart"/>
+      <w:r>
+        <w:rPr>
+          <w:rFonts w:ascii="Arial" w:hAnsi="Arial" w:cs="Arial"/>
+          <w:lang w:val="ca-ES"/>
+        </w:rPr>
+        <w:t>stop_times_checks.ipynb</w:t>
+      </w:r>
+      <w:proofErr w:type="spellEnd"/>
+      <w:r>
+        <w:rPr>
+          <w:rFonts w:ascii="Arial" w:hAnsi="Arial" w:cs="Arial"/>
+          <w:lang w:val="ca-ES"/>
+        </w:rPr>
+        <w:t xml:space="preserve">’ hem vist que hi ha viatges en els què hi ha parades amb el mateix temps d’arribada i sortida del metro. </w:t>
       </w:r>
     </w:p>
     <w:p>
@@ -2274,743 +3026,6 @@
         </w:numPr>
         <w:rPr>
           <w:rFonts w:ascii="Arial" w:hAnsi="Arial" w:cs="Arial"/>
-          <w:lang w:val="ca-ES"/>
-        </w:rPr>
-      </w:pPr>
-      <w:r>
-        <w:rPr>
-          <w:rFonts w:ascii="Arial" w:hAnsi="Arial" w:cs="Arial"/>
-          <w:lang w:val="ca-ES"/>
-        </w:rPr>
-        <w:t xml:space="preserve">Es dona la casualitat (o no) que </w:t>
-      </w:r>
-      <w:r>
-        <w:rPr>
-          <w:rFonts w:ascii="Arial" w:hAnsi="Arial" w:cs="Arial"/>
-          <w:lang w:val="ca-ES"/>
-        </w:rPr>
-        <w:t xml:space="preserve">als viatges erronis </w:t>
-      </w:r>
-      <w:r>
-        <w:rPr>
-          <w:rFonts w:ascii="Arial" w:hAnsi="Arial" w:cs="Arial"/>
-          <w:lang w:val="ca-ES"/>
-        </w:rPr>
-        <w:t xml:space="preserve">el temps d’anar </w:t>
-      </w:r>
-      <w:r>
-        <w:rPr>
-          <w:rFonts w:ascii="Arial" w:hAnsi="Arial" w:cs="Arial"/>
-          <w:lang w:val="ca-ES"/>
-        </w:rPr>
-        <w:t>directament de</w:t>
-      </w:r>
-      <w:r>
-        <w:rPr>
-          <w:rFonts w:ascii="Arial" w:hAnsi="Arial" w:cs="Arial"/>
-          <w:lang w:val="ca-ES"/>
-        </w:rPr>
-        <w:t xml:space="preserve"> ‘Aeroport T2’ </w:t>
-      </w:r>
-      <w:r>
-        <w:rPr>
-          <w:rFonts w:ascii="Arial" w:hAnsi="Arial" w:cs="Arial"/>
-          <w:lang w:val="ca-ES"/>
-        </w:rPr>
-        <w:t>a</w:t>
-      </w:r>
-      <w:r>
-        <w:rPr>
-          <w:rFonts w:ascii="Arial" w:hAnsi="Arial" w:cs="Arial"/>
-          <w:lang w:val="ca-ES"/>
-        </w:rPr>
-        <w:t xml:space="preserve"> ‘Parc Nou’ és el mateix que</w:t>
-      </w:r>
-      <w:r>
-        <w:rPr>
-          <w:rFonts w:ascii="Arial" w:hAnsi="Arial" w:cs="Arial"/>
-          <w:lang w:val="ca-ES"/>
-        </w:rPr>
-        <w:t xml:space="preserve"> sumant el temps</w:t>
-      </w:r>
-      <w:r>
-        <w:rPr>
-          <w:rFonts w:ascii="Arial" w:hAnsi="Arial" w:cs="Arial"/>
-          <w:lang w:val="ca-ES"/>
-        </w:rPr>
-        <w:t xml:space="preserve"> </w:t>
-      </w:r>
-      <w:r>
-        <w:rPr>
-          <w:rFonts w:ascii="Arial" w:hAnsi="Arial" w:cs="Arial"/>
-          <w:lang w:val="ca-ES"/>
-        </w:rPr>
-        <w:t>als viatges convencionals passant per ‘</w:t>
-      </w:r>
-      <w:proofErr w:type="spellStart"/>
-      <w:r>
-        <w:rPr>
-          <w:rFonts w:ascii="Arial" w:hAnsi="Arial" w:cs="Arial"/>
-          <w:lang w:val="ca-ES"/>
-        </w:rPr>
-        <w:t>Mercabarna</w:t>
-      </w:r>
-      <w:proofErr w:type="spellEnd"/>
-      <w:r>
-        <w:rPr>
-          <w:rFonts w:ascii="Arial" w:hAnsi="Arial" w:cs="Arial"/>
-          <w:lang w:val="ca-ES"/>
-        </w:rPr>
-        <w:t>’</w:t>
-      </w:r>
-      <w:r>
-        <w:rPr>
-          <w:rFonts w:ascii="Arial" w:hAnsi="Arial" w:cs="Arial"/>
-          <w:lang w:val="ca-ES"/>
-        </w:rPr>
-        <w:t xml:space="preserve"> (considerant els temps entre la sortida de la primera parada i l’arribada de la segona)</w:t>
-      </w:r>
-      <w:r>
-        <w:rPr>
-          <w:rFonts w:ascii="Arial" w:hAnsi="Arial" w:cs="Arial"/>
-          <w:lang w:val="ca-ES"/>
-        </w:rPr>
-        <w:t xml:space="preserve">. Això succeeix </w:t>
-      </w:r>
-      <w:r>
-        <w:rPr>
-          <w:rFonts w:ascii="Arial" w:hAnsi="Arial" w:cs="Arial"/>
-          <w:lang w:val="ca-ES"/>
-        </w:rPr>
-        <w:t>també</w:t>
-      </w:r>
-      <w:r>
-        <w:rPr>
-          <w:rFonts w:ascii="Arial" w:hAnsi="Arial" w:cs="Arial"/>
-          <w:lang w:val="ca-ES"/>
-        </w:rPr>
-        <w:t xml:space="preserve"> per </w:t>
-      </w:r>
-      <w:r>
-        <w:rPr>
-          <w:rFonts w:ascii="Arial" w:hAnsi="Arial" w:cs="Arial"/>
-          <w:lang w:val="ca-ES"/>
-        </w:rPr>
-        <w:t>l’altra</w:t>
-      </w:r>
-      <w:r>
-        <w:rPr>
-          <w:rFonts w:ascii="Arial" w:hAnsi="Arial" w:cs="Arial"/>
-          <w:lang w:val="ca-ES"/>
-        </w:rPr>
-        <w:t xml:space="preserve"> direcció i per l’altre cas. </w:t>
-      </w:r>
-    </w:p>
-    <w:p>
-      <w:pPr>
-        <w:pStyle w:val="ListParagraph"/>
-        <w:numPr>
-          <w:ilvl w:val="1"/>
-          <w:numId w:val="1"/>
-        </w:numPr>
-        <w:rPr>
-          <w:rFonts w:ascii="Arial" w:hAnsi="Arial" w:cs="Arial"/>
-          <w:lang w:val="ca-ES"/>
-        </w:rPr>
-      </w:pPr>
-      <w:r>
-        <w:rPr>
-          <w:rFonts w:ascii="Arial" w:hAnsi="Arial" w:cs="Arial"/>
-          <w:lang w:val="ca-ES"/>
-        </w:rPr>
-        <w:t>Al no haver evidències públiques que això sigui intencional, suposarem que és un error de les dades.</w:t>
-      </w:r>
-    </w:p>
-    <w:p>
-      <w:pPr>
-        <w:pStyle w:val="ListParagraph"/>
-        <w:numPr>
-          <w:ilvl w:val="1"/>
-          <w:numId w:val="1"/>
-        </w:numPr>
-        <w:rPr>
-          <w:rFonts w:ascii="Arial" w:hAnsi="Arial" w:cs="Arial"/>
-          <w:lang w:val="ca-ES"/>
-        </w:rPr>
-      </w:pPr>
-      <w:r>
-        <w:rPr>
-          <w:rFonts w:ascii="Arial" w:hAnsi="Arial" w:cs="Arial"/>
-          <w:lang w:val="ca-ES"/>
-        </w:rPr>
-        <w:t xml:space="preserve">Com per </w:t>
-      </w:r>
-      <w:r>
-        <w:rPr>
-          <w:rFonts w:ascii="Arial" w:hAnsi="Arial" w:cs="Arial"/>
-          <w:lang w:val="ca-ES"/>
-        </w:rPr>
-        <w:t>construir</w:t>
-      </w:r>
-      <w:r>
-        <w:rPr>
-          <w:rFonts w:ascii="Arial" w:hAnsi="Arial" w:cs="Arial"/>
-          <w:lang w:val="ca-ES"/>
-        </w:rPr>
-        <w:t xml:space="preserve"> el graf em baso en la </w:t>
-      </w:r>
-      <w:r>
-        <w:rPr>
-          <w:rFonts w:ascii="Arial" w:hAnsi="Arial" w:cs="Arial"/>
-          <w:lang w:val="ca-ES"/>
-        </w:rPr>
-        <w:t xml:space="preserve">seqüència </w:t>
-      </w:r>
-      <w:r>
-        <w:rPr>
-          <w:rFonts w:ascii="Arial" w:hAnsi="Arial" w:cs="Arial"/>
-          <w:lang w:val="ca-ES"/>
-        </w:rPr>
-        <w:t>consecutiva del ‘</w:t>
-      </w:r>
-      <w:proofErr w:type="spellStart"/>
-      <w:r>
-        <w:rPr>
-          <w:rFonts w:ascii="Arial" w:hAnsi="Arial" w:cs="Arial"/>
-          <w:lang w:val="ca-ES"/>
-        </w:rPr>
-        <w:t>stop_sequence</w:t>
-      </w:r>
-      <w:proofErr w:type="spellEnd"/>
-      <w:r>
-        <w:rPr>
-          <w:rFonts w:ascii="Arial" w:hAnsi="Arial" w:cs="Arial"/>
-          <w:lang w:val="ca-ES"/>
-        </w:rPr>
-        <w:t xml:space="preserve">’, per no </w:t>
-      </w:r>
-      <w:r>
-        <w:rPr>
-          <w:rFonts w:ascii="Arial" w:hAnsi="Arial" w:cs="Arial"/>
-          <w:lang w:val="ca-ES"/>
-        </w:rPr>
-        <w:t xml:space="preserve">crear arestes </w:t>
-      </w:r>
-      <w:r>
-        <w:rPr>
-          <w:rFonts w:ascii="Arial" w:hAnsi="Arial" w:cs="Arial"/>
-          <w:lang w:val="ca-ES"/>
-        </w:rPr>
-        <w:t>inexistents</w:t>
-      </w:r>
-      <w:r>
-        <w:rPr>
-          <w:rFonts w:ascii="Arial" w:hAnsi="Arial" w:cs="Arial"/>
-          <w:lang w:val="ca-ES"/>
-        </w:rPr>
-        <w:t xml:space="preserve">, </w:t>
-      </w:r>
-      <w:r>
-        <w:rPr>
-          <w:rFonts w:ascii="Arial" w:hAnsi="Arial" w:cs="Arial"/>
-          <w:lang w:val="ca-ES"/>
-        </w:rPr>
-        <w:t xml:space="preserve">es necessari tractar aquest </w:t>
-      </w:r>
-      <w:r>
-        <w:rPr>
-          <w:rFonts w:ascii="Arial" w:hAnsi="Arial" w:cs="Arial"/>
-          <w:lang w:val="ca-ES"/>
-        </w:rPr>
-        <w:t>fenomen</w:t>
-      </w:r>
-      <w:r>
-        <w:rPr>
-          <w:rFonts w:ascii="Arial" w:hAnsi="Arial" w:cs="Arial"/>
-          <w:lang w:val="ca-ES"/>
-        </w:rPr>
-        <w:t>.</w:t>
-      </w:r>
-    </w:p>
-    <w:p>
-      <w:pPr>
-        <w:pStyle w:val="ListParagraph"/>
-        <w:numPr>
-          <w:ilvl w:val="1"/>
-          <w:numId w:val="1"/>
-        </w:numPr>
-        <w:rPr>
-          <w:rFonts w:ascii="Arial" w:hAnsi="Arial" w:cs="Arial"/>
-          <w:lang w:val="ca-ES"/>
-        </w:rPr>
-      </w:pPr>
-      <w:r>
-        <w:rPr>
-          <w:rFonts w:ascii="Arial" w:hAnsi="Arial" w:cs="Arial"/>
-          <w:lang w:val="ca-ES"/>
-        </w:rPr>
-        <w:t xml:space="preserve">La manera més senzilla que he trobat és trencar aquesta </w:t>
-      </w:r>
-      <w:proofErr w:type="spellStart"/>
-      <w:r>
-        <w:rPr>
-          <w:rFonts w:ascii="Arial" w:hAnsi="Arial" w:cs="Arial"/>
-          <w:lang w:val="ca-ES"/>
-        </w:rPr>
-        <w:t>consecutivitat</w:t>
-      </w:r>
-      <w:proofErr w:type="spellEnd"/>
-      <w:r>
-        <w:rPr>
-          <w:rFonts w:ascii="Arial" w:hAnsi="Arial" w:cs="Arial"/>
-          <w:lang w:val="ca-ES"/>
-        </w:rPr>
-        <w:t xml:space="preserve"> sumant 1 en les seqüències de parades </w:t>
-      </w:r>
-      <w:r>
-        <w:rPr>
-          <w:rFonts w:ascii="Arial" w:hAnsi="Arial" w:cs="Arial"/>
-          <w:lang w:val="ca-ES"/>
-        </w:rPr>
-        <w:t>incorrectes</w:t>
-      </w:r>
-      <w:r>
-        <w:rPr>
-          <w:rFonts w:ascii="Arial" w:hAnsi="Arial" w:cs="Arial"/>
-          <w:lang w:val="ca-ES"/>
-        </w:rPr>
-        <w:t xml:space="preserve"> </w:t>
-      </w:r>
-      <w:r>
-        <w:rPr>
-          <w:rFonts w:ascii="Arial" w:hAnsi="Arial" w:cs="Arial"/>
-          <w:lang w:val="ca-ES"/>
-        </w:rPr>
-        <w:t>i</w:t>
-      </w:r>
-      <w:r>
-        <w:rPr>
-          <w:rFonts w:ascii="Arial" w:hAnsi="Arial" w:cs="Arial"/>
-          <w:lang w:val="ca-ES"/>
-        </w:rPr>
-        <w:t xml:space="preserve"> en les de davant. Per exemple, la seqüència de parades: </w:t>
-      </w:r>
-    </w:p>
-    <w:p>
-      <w:pPr>
-        <w:pStyle w:val="ListParagraph"/>
-        <w:numPr>
-          <w:ilvl w:val="2"/>
-          <w:numId w:val="1"/>
-        </w:numPr>
-        <w:rPr>
-          <w:rFonts w:ascii="Arial" w:hAnsi="Arial" w:cs="Arial"/>
-          <w:lang w:val="ca-ES"/>
-        </w:rPr>
-      </w:pPr>
-      <w:r>
-        <w:rPr>
-          <w:rFonts w:ascii="Arial" w:hAnsi="Arial" w:cs="Arial"/>
-          <w:lang w:val="ca-ES"/>
-        </w:rPr>
-        <w:t>i – Aeroport T2</w:t>
-      </w:r>
-    </w:p>
-    <w:p>
-      <w:pPr>
-        <w:pStyle w:val="ListParagraph"/>
-        <w:numPr>
-          <w:ilvl w:val="2"/>
-          <w:numId w:val="1"/>
-        </w:numPr>
-        <w:rPr>
-          <w:rFonts w:ascii="Arial" w:hAnsi="Arial" w:cs="Arial"/>
-          <w:lang w:val="ca-ES"/>
-        </w:rPr>
-      </w:pPr>
-      <w:r>
-        <w:rPr>
-          <w:rFonts w:ascii="Arial" w:hAnsi="Arial" w:cs="Arial"/>
-          <w:lang w:val="ca-ES"/>
-        </w:rPr>
-        <w:t>i+1 – Parc Nou</w:t>
-      </w:r>
-    </w:p>
-    <w:p>
-      <w:pPr>
-        <w:pStyle w:val="ListParagraph"/>
-        <w:numPr>
-          <w:ilvl w:val="2"/>
-          <w:numId w:val="1"/>
-        </w:numPr>
-        <w:rPr>
-          <w:rFonts w:ascii="Arial" w:hAnsi="Arial" w:cs="Arial"/>
-          <w:lang w:val="ca-ES"/>
-        </w:rPr>
-      </w:pPr>
-      <w:r>
-        <w:rPr>
-          <w:rFonts w:ascii="Arial" w:hAnsi="Arial" w:cs="Arial"/>
-          <w:lang w:val="ca-ES"/>
-        </w:rPr>
-        <w:t xml:space="preserve">i+2 – Cèntric </w:t>
-      </w:r>
-    </w:p>
-    <w:p>
-      <w:pPr>
-        <w:ind w:left="1440"/>
-        <w:rPr>
-          <w:rFonts w:ascii="Arial" w:hAnsi="Arial" w:cs="Arial"/>
-          <w:lang w:val="ca-ES"/>
-        </w:rPr>
-      </w:pPr>
-      <w:r>
-        <w:rPr>
-          <w:rFonts w:ascii="Arial" w:hAnsi="Arial" w:cs="Arial"/>
-          <w:lang w:val="ca-ES"/>
-        </w:rPr>
-        <w:t>Passarà a ser:</w:t>
-      </w:r>
-    </w:p>
-    <w:p>
-      <w:pPr>
-        <w:pStyle w:val="ListParagraph"/>
-        <w:numPr>
-          <w:ilvl w:val="2"/>
-          <w:numId w:val="1"/>
-        </w:numPr>
-        <w:rPr>
-          <w:rFonts w:ascii="Arial" w:hAnsi="Arial" w:cs="Arial"/>
-          <w:lang w:val="ca-ES"/>
-        </w:rPr>
-      </w:pPr>
-      <w:r>
-        <w:rPr>
-          <w:rFonts w:ascii="Arial" w:hAnsi="Arial" w:cs="Arial"/>
-          <w:lang w:val="ca-ES"/>
-        </w:rPr>
-        <w:t>i – Aeroport T2</w:t>
-      </w:r>
-    </w:p>
-    <w:p>
-      <w:pPr>
-        <w:pStyle w:val="ListParagraph"/>
-        <w:numPr>
-          <w:ilvl w:val="2"/>
-          <w:numId w:val="1"/>
-        </w:numPr>
-        <w:rPr>
-          <w:rFonts w:ascii="Arial" w:hAnsi="Arial" w:cs="Arial"/>
-          <w:lang w:val="ca-ES"/>
-        </w:rPr>
-      </w:pPr>
-      <w:r>
-        <w:rPr>
-          <w:rFonts w:ascii="Arial" w:hAnsi="Arial" w:cs="Arial"/>
-          <w:lang w:val="ca-ES"/>
-        </w:rPr>
-        <w:t>i+2 – Parc Nou</w:t>
-      </w:r>
-    </w:p>
-    <w:p>
-      <w:pPr>
-        <w:pStyle w:val="ListParagraph"/>
-        <w:numPr>
-          <w:ilvl w:val="2"/>
-          <w:numId w:val="1"/>
-        </w:numPr>
-        <w:rPr>
-          <w:rFonts w:ascii="Arial" w:hAnsi="Arial" w:cs="Arial"/>
-          <w:lang w:val="ca-ES"/>
-        </w:rPr>
-      </w:pPr>
-      <w:r>
-        <w:rPr>
-          <w:rFonts w:ascii="Arial" w:hAnsi="Arial" w:cs="Arial"/>
-          <w:lang w:val="ca-ES"/>
-        </w:rPr>
-        <w:t xml:space="preserve">i+3 – Cèntric </w:t>
-      </w:r>
-    </w:p>
-    <w:p>
-      <w:pPr>
-        <w:ind w:left="1440"/>
-        <w:rPr>
-          <w:rFonts w:ascii="Arial" w:hAnsi="Arial" w:cs="Arial"/>
-          <w:lang w:val="ca-ES"/>
-        </w:rPr>
-      </w:pPr>
-      <w:r>
-        <w:rPr>
-          <w:rFonts w:ascii="Arial" w:hAnsi="Arial" w:cs="Arial"/>
-          <w:lang w:val="ca-ES"/>
-        </w:rPr>
-        <w:t xml:space="preserve">Cal recalcar que la regla d’incrementar la seqüència amb 1 s’aplica a tots els trams. És a dir, en el cas del tram de Les Moreres a Fira també incrementem amb 1 encara que hi hagi dues parades entremig perquè el nostre objectiu no és deixar clar quantes parades haurien d’haver entremig sinó trencar la </w:t>
-      </w:r>
-      <w:r>
-        <w:rPr>
-          <w:rFonts w:ascii="Arial" w:hAnsi="Arial" w:cs="Arial"/>
-          <w:lang w:val="ca-ES"/>
-        </w:rPr>
-        <w:t xml:space="preserve">seqüència </w:t>
-      </w:r>
-      <w:r>
-        <w:rPr>
-          <w:rFonts w:ascii="Arial" w:hAnsi="Arial" w:cs="Arial"/>
-          <w:lang w:val="ca-ES"/>
-        </w:rPr>
-        <w:t>consecutiva.</w:t>
-      </w:r>
-    </w:p>
-    <w:p>
-      <w:pPr>
-        <w:pStyle w:val="ListParagraph"/>
-        <w:numPr>
-          <w:ilvl w:val="1"/>
-          <w:numId w:val="1"/>
-        </w:numPr>
-        <w:rPr>
-          <w:rFonts w:ascii="Arial" w:hAnsi="Arial" w:cs="Arial"/>
-          <w:lang w:val="ca-ES"/>
-        </w:rPr>
-      </w:pPr>
-      <w:r>
-        <w:rPr>
-          <w:rFonts w:ascii="Arial" w:hAnsi="Arial" w:cs="Arial"/>
-          <w:lang w:val="ca-ES"/>
-        </w:rPr>
-        <w:t>D’aquesta manera, no perdem aquesta part de viatges amb parts errònies i ens assegurem que això no afecti al funcionament de l’algoritme.</w:t>
-      </w:r>
-    </w:p>
-    <w:p>
-      <w:pPr>
-        <w:pStyle w:val="ListParagraph"/>
-        <w:numPr>
-          <w:ilvl w:val="1"/>
-          <w:numId w:val="1"/>
-        </w:numPr>
-        <w:rPr>
-          <w:rFonts w:ascii="Arial" w:hAnsi="Arial" w:cs="Arial"/>
-          <w:lang w:val="ca-ES"/>
-        </w:rPr>
-      </w:pPr>
-      <w:r>
-        <w:rPr>
-          <w:rFonts w:ascii="Arial" w:hAnsi="Arial" w:cs="Arial"/>
-          <w:lang w:val="ca-ES"/>
-        </w:rPr>
-        <w:t>Finalment, es genera ‘.</w:t>
-      </w:r>
-      <w:proofErr w:type="spellStart"/>
-      <w:r>
-        <w:rPr>
-          <w:rFonts w:ascii="Arial" w:hAnsi="Arial" w:cs="Arial"/>
-          <w:lang w:val="ca-ES"/>
-        </w:rPr>
-        <w:t>src</w:t>
-      </w:r>
-      <w:proofErr w:type="spellEnd"/>
-      <w:r>
-        <w:rPr>
-          <w:rFonts w:ascii="Arial" w:hAnsi="Arial" w:cs="Arial"/>
-          <w:lang w:val="ca-ES"/>
-        </w:rPr>
-        <w:t>/</w:t>
-      </w:r>
-      <w:proofErr w:type="spellStart"/>
-      <w:r>
-        <w:rPr>
-          <w:rFonts w:ascii="Arial" w:hAnsi="Arial" w:cs="Arial"/>
-          <w:lang w:val="ca-ES"/>
-        </w:rPr>
-        <w:t>gtfs</w:t>
-      </w:r>
-      <w:proofErr w:type="spellEnd"/>
-      <w:r>
-        <w:rPr>
-          <w:rFonts w:ascii="Arial" w:hAnsi="Arial" w:cs="Arial"/>
-          <w:lang w:val="ca-ES"/>
-        </w:rPr>
-        <w:t>/data/3_stop_sequence/stop_times_sequence.txt’ a partir de ‘.</w:t>
-      </w:r>
-      <w:proofErr w:type="spellStart"/>
-      <w:r>
-        <w:rPr>
-          <w:rFonts w:ascii="Arial" w:hAnsi="Arial" w:cs="Arial"/>
-          <w:lang w:val="ca-ES"/>
-        </w:rPr>
-        <w:t>src</w:t>
-      </w:r>
-      <w:proofErr w:type="spellEnd"/>
-      <w:r>
-        <w:rPr>
-          <w:rFonts w:ascii="Arial" w:hAnsi="Arial" w:cs="Arial"/>
-          <w:lang w:val="ca-ES"/>
-        </w:rPr>
-        <w:t>/</w:t>
-      </w:r>
-      <w:proofErr w:type="spellStart"/>
-      <w:r>
-        <w:rPr>
-          <w:rFonts w:ascii="Arial" w:hAnsi="Arial" w:cs="Arial"/>
-          <w:lang w:val="ca-ES"/>
-        </w:rPr>
-        <w:t>gtfs</w:t>
-      </w:r>
-      <w:proofErr w:type="spellEnd"/>
-      <w:r>
-        <w:rPr>
-          <w:rFonts w:ascii="Arial" w:hAnsi="Arial" w:cs="Arial"/>
-          <w:lang w:val="ca-ES"/>
-        </w:rPr>
-        <w:t>/data/3_stop_sequence/wrong_stop_sequences.txt’ creat a ‘</w:t>
-      </w:r>
-      <w:proofErr w:type="spellStart"/>
-      <w:r>
-        <w:rPr>
-          <w:rFonts w:ascii="Arial" w:hAnsi="Arial" w:cs="Arial"/>
-          <w:lang w:val="ca-ES"/>
-        </w:rPr>
-        <w:t>data_validation</w:t>
-      </w:r>
-      <w:proofErr w:type="spellEnd"/>
-      <w:r>
-        <w:rPr>
-          <w:rFonts w:ascii="Arial" w:hAnsi="Arial" w:cs="Arial"/>
-          <w:lang w:val="ca-ES"/>
-        </w:rPr>
-        <w:t>/</w:t>
-      </w:r>
-      <w:proofErr w:type="spellStart"/>
-      <w:r>
-        <w:rPr>
-          <w:rFonts w:ascii="Arial" w:hAnsi="Arial" w:cs="Arial"/>
-          <w:lang w:val="ca-ES"/>
-        </w:rPr>
-        <w:t>checks</w:t>
-      </w:r>
-      <w:proofErr w:type="spellEnd"/>
-      <w:r>
-        <w:rPr>
-          <w:rFonts w:ascii="Arial" w:hAnsi="Arial" w:cs="Arial"/>
-          <w:lang w:val="ca-ES"/>
-        </w:rPr>
-        <w:t>/</w:t>
-      </w:r>
-      <w:proofErr w:type="spellStart"/>
-      <w:r>
-        <w:rPr>
-          <w:rFonts w:ascii="Arial" w:hAnsi="Arial" w:cs="Arial"/>
-          <w:lang w:val="ca-ES"/>
-        </w:rPr>
-        <w:t>stop_times_checks.ipynb</w:t>
-      </w:r>
-      <w:proofErr w:type="spellEnd"/>
-      <w:r>
-        <w:rPr>
-          <w:rFonts w:ascii="Arial" w:hAnsi="Arial" w:cs="Arial"/>
-          <w:lang w:val="ca-ES"/>
-        </w:rPr>
-        <w:t>’.</w:t>
-      </w:r>
-    </w:p>
-    <w:p>
-      <w:pPr>
-        <w:pStyle w:val="ListParagraph"/>
-        <w:numPr>
-          <w:ilvl w:val="0"/>
-          <w:numId w:val="1"/>
-        </w:numPr>
-        <w:rPr>
-          <w:rFonts w:ascii="Arial" w:hAnsi="Arial" w:cs="Arial"/>
-          <w:lang w:val="ca-ES"/>
-        </w:rPr>
-      </w:pPr>
-      <w:r>
-        <w:rPr>
-          <w:rFonts w:ascii="Arial" w:hAnsi="Arial" w:cs="Arial"/>
-          <w:lang w:val="ca-ES"/>
-        </w:rPr>
-        <w:t>data_validation/processing/4_doors_time.py</w:t>
-      </w:r>
-    </w:p>
-    <w:p>
-      <w:pPr>
-        <w:pStyle w:val="ListParagraph"/>
-        <w:numPr>
-          <w:ilvl w:val="1"/>
-          <w:numId w:val="1"/>
-        </w:numPr>
-        <w:rPr>
-          <w:rFonts w:ascii="Arial" w:hAnsi="Arial" w:cs="Arial"/>
-          <w:lang w:val="ca-ES"/>
-        </w:rPr>
-      </w:pPr>
-      <w:r>
-        <w:rPr>
-          <w:rFonts w:ascii="Arial" w:hAnsi="Arial" w:cs="Arial"/>
-          <w:lang w:val="ca-ES"/>
-        </w:rPr>
-        <w:t>A ‘</w:t>
-      </w:r>
-      <w:proofErr w:type="spellStart"/>
-      <w:r>
-        <w:rPr>
-          <w:rFonts w:ascii="Arial" w:hAnsi="Arial" w:cs="Arial"/>
-          <w:lang w:val="ca-ES"/>
-        </w:rPr>
-        <w:t>data_validation</w:t>
-      </w:r>
-      <w:proofErr w:type="spellEnd"/>
-      <w:r>
-        <w:rPr>
-          <w:rFonts w:ascii="Arial" w:hAnsi="Arial" w:cs="Arial"/>
-          <w:lang w:val="ca-ES"/>
-        </w:rPr>
-        <w:t>/</w:t>
-      </w:r>
-      <w:proofErr w:type="spellStart"/>
-      <w:r>
-        <w:rPr>
-          <w:rFonts w:ascii="Arial" w:hAnsi="Arial" w:cs="Arial"/>
-          <w:lang w:val="ca-ES"/>
-        </w:rPr>
-        <w:t>checks</w:t>
-      </w:r>
-      <w:proofErr w:type="spellEnd"/>
-      <w:r>
-        <w:rPr>
-          <w:rFonts w:ascii="Arial" w:hAnsi="Arial" w:cs="Arial"/>
-          <w:lang w:val="ca-ES"/>
-        </w:rPr>
-        <w:t>/</w:t>
-      </w:r>
-      <w:proofErr w:type="spellStart"/>
-      <w:r>
-        <w:rPr>
-          <w:rFonts w:ascii="Arial" w:hAnsi="Arial" w:cs="Arial"/>
-          <w:lang w:val="ca-ES"/>
-        </w:rPr>
-        <w:t>stop_times_checks.ipynb</w:t>
-      </w:r>
-      <w:proofErr w:type="spellEnd"/>
-      <w:r>
-        <w:rPr>
-          <w:rFonts w:ascii="Arial" w:hAnsi="Arial" w:cs="Arial"/>
-          <w:lang w:val="ca-ES"/>
-        </w:rPr>
-        <w:t xml:space="preserve">’ hem vist que hi ha viatges en els què hi ha parades amb el mateix temps d’arribada i sortida del metro. </w:t>
-      </w:r>
-    </w:p>
-    <w:p>
-      <w:pPr>
-        <w:pStyle w:val="ListParagraph"/>
-        <w:numPr>
-          <w:ilvl w:val="1"/>
-          <w:numId w:val="1"/>
-        </w:numPr>
-        <w:rPr>
-          <w:rFonts w:ascii="Arial" w:hAnsi="Arial" w:cs="Arial"/>
           <w:color w:val="808080" w:themeColor="background1" w:themeShade="80"/>
           <w:lang w:val="ca-ES"/>
         </w:rPr>
@@ -3020,7 +3035,6 @@
           <w:rFonts w:ascii="Arial" w:hAnsi="Arial" w:cs="Arial"/>
           <w:lang w:val="ca-ES"/>
         </w:rPr>
-        <w:lastRenderedPageBreak/>
         <w:t xml:space="preserve">Això es deu a què quan el metro arriba a una parada final de línia, el conductor s’ha de baixar per canviar-se a la cabina contrària. Durant aquest temps i en el què el </w:t>
       </w:r>
       <w:r>
